--- a/materials/経営分析2/resume/経営分析2_講義レジュメ_再構成版.docx
+++ b/materials/経営分析2/resume/経営分析2_講義レジュメ_再構成版.docx
@@ -121,6 +121,19 @@
           <w:sz w:val="24"/>
           <w:szCs w:val="24"/>
         </w:rPr>
+        <w:t xml:space="preserve">全体まとめ　講義マップ・キーワード・数字で見る経営分析Ⅱ</w:t>
+      </w:r>
+    </w:p>
+    <w:p>
+      <w:pPr>
+        <w:spacing w:after="160"/>
+      </w:pPr>
+      <w:r>
+        <w:rPr>
+          <w:rFonts w:ascii="Yu Gothic" w:cs="Yu Gothic" w:eastAsia="Yu Gothic" w:hAnsi="Yu Gothic"/>
+          <w:sz w:val="24"/>
+          <w:szCs w:val="24"/>
+        </w:rPr>
         <w:t xml:space="preserve">序章　本講義の全体像と会計情報の機能</w:t>
       </w:r>
     </w:p>
@@ -247,6 +260,3253 @@
     <w:p>
       <w:r>
         <w:br w:type="page"/>
+      </w:r>
+    </w:p>
+    <w:p>
+      <w:pPr>
+        <w:pStyle w:val="Heading1"/>
+        <w:pageBreakBefore/>
+        <w:spacing w:after="240" w:before="480"/>
+      </w:pPr>
+      <w:r>
+        <w:t xml:space="preserve">全体まとめ：講義マップ・キーワード・数字で見る経営分析Ⅱ</w:t>
+      </w:r>
+    </w:p>
+    <w:p>
+      <w:pPr>
+        <w:spacing w:after="140" w:line="320"/>
+        <w:jc w:val="left"/>
+      </w:pPr>
+      <w:r>
+        <w:rPr>
+          <w:rFonts w:ascii="Yu Mincho" w:cs="Yu Mincho" w:eastAsia="Yu Mincho" w:hAnsi="Yu Mincho"/>
+          <w:sz w:val="21"/>
+          <w:szCs w:val="21"/>
+        </w:rPr>
+        <w:t xml:space="preserve">本レジュメ全体（序章＋第1〜6章）の骨格を、キーワードと簡易チャートで先に俯瞰するページ。詳細な理論・実証研究・数値の根拠は各章本文を参照。</w:t>
+      </w:r>
+    </w:p>
+    <w:p>
+      <w:pPr>
+        <w:pStyle w:val="Heading2"/>
+        <w:spacing w:after="160" w:before="360"/>
+      </w:pPr>
+      <w:r>
+        <w:t xml:space="preserve">1. 講義全体の論理構造</w:t>
+      </w:r>
+    </w:p>
+    <w:p>
+      <w:pPr>
+        <w:spacing w:after="140" w:line="320"/>
+        <w:jc w:val="left"/>
+      </w:pPr>
+      <w:r>
+        <w:rPr>
+          <w:rFonts w:ascii="Yu Mincho" w:cs="Yu Mincho" w:eastAsia="Yu Mincho" w:hAnsi="Yu Mincho"/>
+          <w:sz w:val="21"/>
+          <w:szCs w:val="21"/>
+        </w:rPr>
+        <w:t xml:space="preserve">すべての章は、次の1本の因果の流れの「応用篇」として位置づけられる（序章参照）。</w:t>
+      </w:r>
+    </w:p>
+    <w:tbl>
+      <w:tblPr>
+        <w:tblW w:type="pct" w:w="100%"/>
+        <w:tblBorders>
+          <w:top w:val="none"/>
+          <w:left w:val="none"/>
+          <w:bottom w:val="none"/>
+          <w:right w:val="none"/>
+          <w:insideH w:val="none"/>
+          <w:insideV w:val="none"/>
+        </w:tblBorders>
+      </w:tblPr>
+      <w:tblGrid>
+        <w:gridCol w:w="100"/>
+        <w:gridCol w:w="100"/>
+        <w:gridCol w:w="100"/>
+        <w:gridCol w:w="100"/>
+        <w:gridCol w:w="100"/>
+      </w:tblGrid>
+      <w:tr>
+        <w:tc>
+          <w:tcPr>
+            <w:tcW w:type="dxa" w:w="2800"/>
+            <w:shd w:fill="2E5395" w:val="clear"/>
+            <w:tcMar>
+              <w:top w:type="dxa" w:w="120"/>
+              <w:left w:type="dxa" w:w="120"/>
+              <w:bottom w:type="dxa" w:w="120"/>
+              <w:right w:type="dxa" w:w="120"/>
+            </w:tcMar>
+          </w:tcPr>
+          <w:p>
+            <w:pPr>
+              <w:jc w:val="center"/>
+            </w:pPr>
+            <w:r>
+              <w:rPr>
+                <w:rFonts w:ascii="Yu Gothic" w:cs="Yu Gothic" w:eastAsia="Yu Gothic" w:hAnsi="Yu Gothic"/>
+                <w:b/>
+                <w:bCs/>
+                <w:color w:val="FFFFFF"/>
+                <w:sz w:val="19"/>
+                <w:szCs w:val="19"/>
+              </w:rPr>
+              <w:t xml:space="preserve">情報の非対称性</w:t>
+            </w:r>
+          </w:p>
+        </w:tc>
+        <w:tc>
+          <w:tcPr>
+            <w:tcW w:type="dxa" w:w="500"/>
+            <w:tcBorders>
+              <w:top w:val="none"/>
+              <w:left w:val="none"/>
+              <w:bottom w:val="none"/>
+              <w:right w:val="none"/>
+            </w:tcBorders>
+            <w:vAlign w:val="center"/>
+          </w:tcPr>
+          <w:p>
+            <w:pPr>
+              <w:jc w:val="center"/>
+            </w:pPr>
+            <w:r>
+              <w:rPr>
+                <w:rFonts w:ascii="Yu Gothic" w:cs="Yu Gothic" w:eastAsia="Yu Gothic" w:hAnsi="Yu Gothic"/>
+                <w:b/>
+                <w:bCs/>
+                <w:color w:val="2E5395"/>
+                <w:sz w:val="24"/>
+                <w:szCs w:val="24"/>
+              </w:rPr>
+              <w:t xml:space="preserve">→</w:t>
+            </w:r>
+          </w:p>
+        </w:tc>
+        <w:tc>
+          <w:tcPr>
+            <w:tcW w:type="dxa" w:w="2800"/>
+            <w:shd w:fill="2E5395" w:val="clear"/>
+            <w:tcMar>
+              <w:top w:type="dxa" w:w="120"/>
+              <w:left w:type="dxa" w:w="120"/>
+              <w:bottom w:type="dxa" w:w="120"/>
+              <w:right w:type="dxa" w:w="120"/>
+            </w:tcMar>
+          </w:tcPr>
+          <w:p>
+            <w:pPr>
+              <w:jc w:val="center"/>
+            </w:pPr>
+            <w:r>
+              <w:rPr>
+                <w:rFonts w:ascii="Yu Gothic" w:cs="Yu Gothic" w:eastAsia="Yu Gothic" w:hAnsi="Yu Gothic"/>
+                <w:b/>
+                <w:bCs/>
+                <w:color w:val="FFFFFF"/>
+                <w:sz w:val="19"/>
+                <w:szCs w:val="19"/>
+              </w:rPr>
+              <w:t xml:space="preserve">逆選択・モラル
+ハザード</w:t>
+            </w:r>
+          </w:p>
+        </w:tc>
+        <w:tc>
+          <w:tcPr>
+            <w:tcW w:type="dxa" w:w="500"/>
+            <w:tcBorders>
+              <w:top w:val="none"/>
+              <w:left w:val="none"/>
+              <w:bottom w:val="none"/>
+              <w:right w:val="none"/>
+            </w:tcBorders>
+            <w:vAlign w:val="center"/>
+          </w:tcPr>
+          <w:p>
+            <w:pPr>
+              <w:jc w:val="center"/>
+            </w:pPr>
+            <w:r>
+              <w:rPr>
+                <w:rFonts w:ascii="Yu Gothic" w:cs="Yu Gothic" w:eastAsia="Yu Gothic" w:hAnsi="Yu Gothic"/>
+                <w:b/>
+                <w:bCs/>
+                <w:color w:val="2E5395"/>
+                <w:sz w:val="24"/>
+                <w:szCs w:val="24"/>
+              </w:rPr>
+              <w:t xml:space="preserve">→</w:t>
+            </w:r>
+          </w:p>
+        </w:tc>
+        <w:tc>
+          <w:tcPr>
+            <w:tcW w:type="dxa" w:w="2800"/>
+            <w:shd w:fill="2E5395" w:val="clear"/>
+            <w:tcMar>
+              <w:top w:type="dxa" w:w="120"/>
+              <w:left w:type="dxa" w:w="120"/>
+              <w:bottom w:type="dxa" w:w="120"/>
+              <w:right w:type="dxa" w:w="120"/>
+            </w:tcMar>
+          </w:tcPr>
+          <w:p>
+            <w:pPr>
+              <w:jc w:val="center"/>
+            </w:pPr>
+            <w:r>
+              <w:rPr>
+                <w:rFonts w:ascii="Yu Gothic" w:cs="Yu Gothic" w:eastAsia="Yu Gothic" w:hAnsi="Yu Gothic"/>
+                <w:b/>
+                <w:bCs/>
+                <w:color w:val="FFFFFF"/>
+                <w:sz w:val="19"/>
+                <w:szCs w:val="19"/>
+              </w:rPr>
+              <w:t xml:space="preserve">市場・契約の
+機能不全リスク</w:t>
+            </w:r>
+          </w:p>
+        </w:tc>
+      </w:tr>
+    </w:tbl>
+    <w:p>
+      <w:pPr>
+        <w:spacing w:after="100"/>
+      </w:pPr>
+    </w:p>
+    <w:tbl>
+      <w:tblPr>
+        <w:tblW w:type="pct" w:w="100%"/>
+        <w:tblBorders>
+          <w:top w:val="none"/>
+          <w:left w:val="none"/>
+          <w:bottom w:val="none"/>
+          <w:right w:val="none"/>
+          <w:insideH w:val="none"/>
+          <w:insideV w:val="none"/>
+        </w:tblBorders>
+      </w:tblPr>
+      <w:tblGrid>
+        <w:gridCol w:w="100"/>
+        <w:gridCol w:w="100"/>
+        <w:gridCol w:w="100"/>
+      </w:tblGrid>
+      <w:tr>
+        <w:tc>
+          <w:tcPr>
+            <w:tcW w:type="dxa" w:w="4200"/>
+            <w:shd w:fill="2E5395" w:val="clear"/>
+            <w:tcMar>
+              <w:top w:type="dxa" w:w="120"/>
+              <w:left w:type="dxa" w:w="120"/>
+              <w:bottom w:type="dxa" w:w="120"/>
+              <w:right w:type="dxa" w:w="120"/>
+            </w:tcMar>
+          </w:tcPr>
+          <w:p>
+            <w:pPr>
+              <w:jc w:val="center"/>
+            </w:pPr>
+            <w:r>
+              <w:rPr>
+                <w:rFonts w:ascii="Yu Gothic" w:cs="Yu Gothic" w:eastAsia="Yu Gothic" w:hAnsi="Yu Gothic"/>
+                <w:b/>
+                <w:bCs/>
+                <w:color w:val="FFFFFF"/>
+                <w:sz w:val="19"/>
+                <w:szCs w:val="19"/>
+              </w:rPr>
+              <w:t xml:space="preserve">財務会計の
+意思決定支援機能</w:t>
+            </w:r>
+          </w:p>
+        </w:tc>
+        <w:tc>
+          <w:tcPr>
+            <w:tcW w:type="dxa" w:w="500"/>
+            <w:tcBorders>
+              <w:top w:val="none"/>
+              <w:left w:val="none"/>
+              <w:bottom w:val="none"/>
+              <w:right w:val="none"/>
+            </w:tcBorders>
+            <w:vAlign w:val="center"/>
+          </w:tcPr>
+          <w:p>
+            <w:pPr>
+              <w:jc w:val="center"/>
+            </w:pPr>
+            <w:r>
+              <w:rPr>
+                <w:rFonts w:ascii="Yu Gothic" w:cs="Yu Gothic" w:eastAsia="Yu Gothic" w:hAnsi="Yu Gothic"/>
+                <w:b/>
+                <w:bCs/>
+                <w:color w:val="2E5395"/>
+                <w:sz w:val="24"/>
+                <w:szCs w:val="24"/>
+              </w:rPr>
+              <w:t xml:space="preserve">→</w:t>
+            </w:r>
+          </w:p>
+        </w:tc>
+        <w:tc>
+          <w:tcPr>
+            <w:tcW w:type="dxa" w:w="4200"/>
+            <w:shd w:fill="2E5395" w:val="clear"/>
+            <w:tcMar>
+              <w:top w:type="dxa" w:w="120"/>
+              <w:left w:type="dxa" w:w="120"/>
+              <w:bottom w:type="dxa" w:w="120"/>
+              <w:right w:type="dxa" w:w="120"/>
+            </w:tcMar>
+          </w:tcPr>
+          <w:p>
+            <w:pPr>
+              <w:jc w:val="center"/>
+            </w:pPr>
+            <w:r>
+              <w:rPr>
+                <w:rFonts w:ascii="Yu Gothic" w:cs="Yu Gothic" w:eastAsia="Yu Gothic" w:hAnsi="Yu Gothic"/>
+                <w:b/>
+                <w:bCs/>
+                <w:color w:val="FFFFFF"/>
+                <w:sz w:val="19"/>
+                <w:szCs w:val="19"/>
+              </w:rPr>
+              <w:t xml:space="preserve">財務会計の
+契約支援機能</w:t>
+            </w:r>
+          </w:p>
+        </w:tc>
+      </w:tr>
+    </w:tbl>
+    <w:p>
+      <w:pPr>
+        <w:spacing w:after="100"/>
+      </w:pPr>
+    </w:p>
+    <w:p>
+      <w:pPr>
+        <w:spacing w:after="140" w:line="320"/>
+        <w:jc w:val="left"/>
+      </w:pPr>
+      <w:r>
+        <w:rPr>
+          <w:rFonts w:ascii="Yu Mincho" w:cs="Yu Mincho" w:eastAsia="Yu Mincho" w:hAnsi="Yu Mincho"/>
+          <w:sz w:val="21"/>
+          <w:szCs w:val="21"/>
+        </w:rPr>
+        <w:t xml:space="preserve">この2つの機能が、具体的な5つの局面に応用され、最後にその機能の「裏面」として利益調整が生じる。</w:t>
+      </w:r>
+    </w:p>
+    <w:tbl>
+      <w:tblPr>
+        <w:tblW w:type="pct" w:w="100%"/>
+        <w:tblBorders>
+          <w:top w:val="none"/>
+          <w:left w:val="none"/>
+          <w:bottom w:val="none"/>
+          <w:right w:val="none"/>
+          <w:insideH w:val="none"/>
+          <w:insideV w:val="none"/>
+        </w:tblBorders>
+      </w:tblPr>
+      <w:tblGrid>
+        <w:gridCol w:w="2250"/>
+        <w:gridCol w:w="2250"/>
+        <w:gridCol w:w="2250"/>
+        <w:gridCol w:w="2250"/>
+      </w:tblGrid>
+      <w:tr>
+        <w:tc>
+          <w:tcPr>
+            <w:tcW w:type="dxa" w:w="2250"/>
+            <w:shd w:fill="2E5395" w:val="clear"/>
+            <w:tcMar>
+              <w:top w:type="dxa" w:w="80"/>
+              <w:left w:type="dxa" w:w="140"/>
+              <w:bottom w:type="dxa" w:w="80"/>
+              <w:right w:type="dxa" w:w="140"/>
+            </w:tcMar>
+          </w:tcPr>
+          <w:p>
+            <w:pPr>
+              <w:jc w:val="center"/>
+            </w:pPr>
+            <w:r>
+              <w:rPr>
+                <w:rFonts w:ascii="Yu Gothic" w:cs="Yu Gothic" w:eastAsia="Yu Gothic" w:hAnsi="Yu Gothic"/>
+                <w:b/>
+                <w:bCs/>
+                <w:color w:val="FFFFFF"/>
+                <w:sz w:val="18"/>
+                <w:szCs w:val="18"/>
+              </w:rPr>
+              <w:t xml:space="preserve">報酬契約（第1章）</w:t>
+            </w:r>
+          </w:p>
+        </w:tc>
+        <w:tc>
+          <w:tcPr>
+            <w:tcW w:type="dxa" w:w="2250"/>
+            <w:shd w:fill="2E5395" w:val="clear"/>
+            <w:tcMar>
+              <w:top w:type="dxa" w:w="80"/>
+              <w:left w:type="dxa" w:w="140"/>
+              <w:bottom w:type="dxa" w:w="80"/>
+              <w:right w:type="dxa" w:w="140"/>
+            </w:tcMar>
+          </w:tcPr>
+          <w:p>
+            <w:pPr>
+              <w:jc w:val="center"/>
+            </w:pPr>
+            <w:r>
+              <w:rPr>
+                <w:rFonts w:ascii="Yu Gothic" w:cs="Yu Gothic" w:eastAsia="Yu Gothic" w:hAnsi="Yu Gothic"/>
+                <w:b/>
+                <w:bCs/>
+                <w:color w:val="FFFFFF"/>
+                <w:sz w:val="18"/>
+                <w:szCs w:val="18"/>
+              </w:rPr>
+              <w:t xml:space="preserve">債務契約（第2章）</w:t>
+            </w:r>
+          </w:p>
+        </w:tc>
+        <w:tc>
+          <w:tcPr>
+            <w:tcW w:type="dxa" w:w="2250"/>
+            <w:shd w:fill="2E5395" w:val="clear"/>
+            <w:tcMar>
+              <w:top w:type="dxa" w:w="80"/>
+              <w:left w:type="dxa" w:w="140"/>
+              <w:bottom w:type="dxa" w:w="80"/>
+              <w:right w:type="dxa" w:w="140"/>
+            </w:tcMar>
+          </w:tcPr>
+          <w:p>
+            <w:pPr>
+              <w:jc w:val="center"/>
+            </w:pPr>
+            <w:r>
+              <w:rPr>
+                <w:rFonts w:ascii="Yu Gothic" w:cs="Yu Gothic" w:eastAsia="Yu Gothic" w:hAnsi="Yu Gothic"/>
+                <w:b/>
+                <w:bCs/>
+                <w:color w:val="FFFFFF"/>
+                <w:sz w:val="18"/>
+                <w:szCs w:val="18"/>
+              </w:rPr>
+              <w:t xml:space="preserve">政府契約（第3章）</w:t>
+            </w:r>
+          </w:p>
+        </w:tc>
+        <w:tc>
+          <w:tcPr>
+            <w:tcW w:type="dxa" w:w="2250"/>
+            <w:shd w:fill="2E5395" w:val="clear"/>
+            <w:tcMar>
+              <w:top w:type="dxa" w:w="80"/>
+              <w:left w:type="dxa" w:w="140"/>
+              <w:bottom w:type="dxa" w:w="80"/>
+              <w:right w:type="dxa" w:w="140"/>
+            </w:tcMar>
+          </w:tcPr>
+          <w:p>
+            <w:pPr>
+              <w:jc w:val="center"/>
+            </w:pPr>
+            <w:r>
+              <w:rPr>
+                <w:rFonts w:ascii="Yu Gothic" w:cs="Yu Gothic" w:eastAsia="Yu Gothic" w:hAnsi="Yu Gothic"/>
+                <w:b/>
+                <w:bCs/>
+                <w:color w:val="FFFFFF"/>
+                <w:sz w:val="18"/>
+                <w:szCs w:val="18"/>
+              </w:rPr>
+              <w:t xml:space="preserve">株式市場（第4章）</w:t>
+            </w:r>
+          </w:p>
+        </w:tc>
+      </w:tr>
+      <w:tr>
+        <w:tc>
+          <w:tcPr>
+            <w:tcW w:type="dxa" w:w="2250"/>
+            <w:shd w:fill="2E5395" w:val="clear"/>
+            <w:tcMar>
+              <w:top w:type="dxa" w:w="80"/>
+              <w:left w:type="dxa" w:w="140"/>
+              <w:bottom w:type="dxa" w:w="80"/>
+              <w:right w:type="dxa" w:w="140"/>
+            </w:tcMar>
+          </w:tcPr>
+          <w:p>
+            <w:pPr>
+              <w:jc w:val="center"/>
+            </w:pPr>
+            <w:r>
+              <w:rPr>
+                <w:rFonts w:ascii="Yu Gothic" w:cs="Yu Gothic" w:eastAsia="Yu Gothic" w:hAnsi="Yu Gothic"/>
+                <w:b/>
+                <w:bCs/>
+                <w:color w:val="FFFFFF"/>
+                <w:sz w:val="18"/>
+                <w:szCs w:val="18"/>
+              </w:rPr>
+              <w:t xml:space="preserve">自発的情報開示IR（第5章）</w:t>
+            </w:r>
+          </w:p>
+        </w:tc>
+        <w:tc>
+          <w:tcPr>
+            <w:tcW w:type="dxa" w:w="2250"/>
+            <w:tcBorders>
+              <w:top w:val="none"/>
+              <w:left w:val="none"/>
+              <w:bottom w:val="none"/>
+              <w:right w:val="none"/>
+            </w:tcBorders>
+          </w:tcPr>
+          <w:p/>
+        </w:tc>
+        <w:tc>
+          <w:tcPr>
+            <w:tcW w:type="dxa" w:w="2250"/>
+            <w:tcBorders>
+              <w:top w:val="none"/>
+              <w:left w:val="none"/>
+              <w:bottom w:val="none"/>
+              <w:right w:val="none"/>
+            </w:tcBorders>
+          </w:tcPr>
+          <w:p/>
+        </w:tc>
+        <w:tc>
+          <w:tcPr>
+            <w:tcW w:type="dxa" w:w="2250"/>
+            <w:tcBorders>
+              <w:top w:val="none"/>
+              <w:left w:val="none"/>
+              <w:bottom w:val="none"/>
+              <w:right w:val="none"/>
+            </w:tcBorders>
+          </w:tcPr>
+          <w:p/>
+        </w:tc>
+      </w:tr>
+    </w:tbl>
+    <w:p>
+      <w:pPr>
+        <w:spacing w:after="100"/>
+      </w:pPr>
+    </w:p>
+    <w:tbl>
+      <w:tblPr>
+        <w:tblW w:type="pct" w:w="100%"/>
+        <w:tblBorders>
+          <w:top w:val="single" w:color="999999" w:sz="4"/>
+          <w:left w:val="single" w:color="999999" w:sz="4"/>
+          <w:bottom w:val="single" w:color="999999" w:sz="4"/>
+          <w:right w:val="single" w:color="999999" w:sz="4"/>
+          <w:insideH w:val="single" w:color="auto" w:sz="4"/>
+          <w:insideV w:val="single" w:color="auto" w:sz="4"/>
+        </w:tblBorders>
+      </w:tblPr>
+      <w:tblGrid>
+        <w:gridCol w:w="100"/>
+      </w:tblGrid>
+      <w:tr>
+        <w:tc>
+          <w:tcPr>
+            <w:shd w:fill="F2F2F2" w:val="clear"/>
+            <w:tcMar>
+              <w:top w:type="dxa" w:w="120"/>
+              <w:left w:type="dxa" w:w="160"/>
+              <w:bottom w:type="dxa" w:w="120"/>
+              <w:right w:type="dxa" w:w="160"/>
+            </w:tcMar>
+          </w:tcPr>
+          <w:p>
+            <w:pPr>
+              <w:spacing w:after="60"/>
+            </w:pPr>
+            <w:r>
+              <w:rPr>
+                <w:rFonts w:ascii="Yu Gothic" w:cs="Yu Gothic" w:eastAsia="Yu Gothic" w:hAnsi="Yu Gothic"/>
+                <w:b/>
+                <w:bCs/>
+                <w:sz w:val="20"/>
+                <w:szCs w:val="20"/>
+              </w:rPr>
+              <w:t xml:space="preserve">財務会計の機能と利益調整は表裏一体（第6章）</w:t>
+            </w:r>
+          </w:p>
+          <w:p>
+            <w:pPr>
+              <w:spacing w:line="300"/>
+            </w:pPr>
+            <w:r>
+              <w:rPr>
+                <w:rFonts w:ascii="Yu Mincho" w:cs="Yu Mincho" w:eastAsia="Yu Mincho" w:hAnsi="Yu Mincho"/>
+                <w:sz w:val="20"/>
+                <w:szCs w:val="20"/>
+              </w:rPr>
+              <w:t xml:space="preserve">会計情報が意思決定・契約の場で「機能」すればするほど、経営者にはその数値を操作するインセンティブが生まれる。第6章はこの裏面を扱う。</w:t>
+            </w:r>
+          </w:p>
+        </w:tc>
+      </w:tr>
+    </w:tbl>
+    <w:p>
+      <w:r>
+        <w:br w:type="page"/>
+      </w:r>
+    </w:p>
+    <w:p>
+      <w:pPr>
+        <w:pStyle w:val="Heading2"/>
+        <w:spacing w:after="160" w:before="360"/>
+      </w:pPr>
+      <w:r>
+        <w:t xml:space="preserve">2. 章別クイックリファレンス</w:t>
+      </w:r>
+    </w:p>
+    <w:tbl>
+      <w:tblPr>
+        <w:tblW w:type="pct" w:w="100%"/>
+        <w:tblBorders>
+          <w:top w:val="single" w:color="AAAAAA" w:sz="4"/>
+          <w:left w:val="single" w:color="AAAAAA" w:sz="4"/>
+          <w:bottom w:val="single" w:color="AAAAAA" w:sz="4"/>
+          <w:right w:val="single" w:color="AAAAAA" w:sz="4"/>
+          <w:insideH w:val="single" w:color="CCCCCC" w:sz="2"/>
+          <w:insideV w:val="single" w:color="CCCCCC" w:sz="2"/>
+        </w:tblBorders>
+      </w:tblPr>
+      <w:tblGrid>
+        <w:gridCol w:w="1500"/>
+        <w:gridCol w:w="3800"/>
+        <w:gridCol w:w="3700"/>
+      </w:tblGrid>
+      <w:tr>
+        <w:trPr>
+          <w:tblHeader/>
+        </w:trPr>
+        <w:tc>
+          <w:tcPr>
+            <w:tcW w:type="dxa" w:w="1500"/>
+            <w:shd w:fill="DDE6F0" w:val="clear"/>
+            <w:tcMar>
+              <w:top w:type="dxa" w:w="60"/>
+              <w:left w:type="dxa" w:w="100"/>
+              <w:bottom w:type="dxa" w:w="60"/>
+              <w:right w:type="dxa" w:w="100"/>
+            </w:tcMar>
+          </w:tcPr>
+          <w:p>
+            <w:r>
+              <w:rPr>
+                <w:rFonts w:ascii="Yu Gothic" w:cs="Yu Gothic" w:eastAsia="Yu Gothic" w:hAnsi="Yu Gothic"/>
+                <w:b/>
+                <w:bCs/>
+                <w:sz w:val="19"/>
+                <w:szCs w:val="19"/>
+              </w:rPr>
+              <w:t xml:space="preserve">章</w:t>
+            </w:r>
+          </w:p>
+        </w:tc>
+        <w:tc>
+          <w:tcPr>
+            <w:tcW w:type="dxa" w:w="3800"/>
+            <w:shd w:fill="DDE6F0" w:val="clear"/>
+            <w:tcMar>
+              <w:top w:type="dxa" w:w="60"/>
+              <w:left w:type="dxa" w:w="100"/>
+              <w:bottom w:type="dxa" w:w="60"/>
+              <w:right w:type="dxa" w:w="100"/>
+            </w:tcMar>
+          </w:tcPr>
+          <w:p>
+            <w:r>
+              <w:rPr>
+                <w:rFonts w:ascii="Yu Gothic" w:cs="Yu Gothic" w:eastAsia="Yu Gothic" w:hAnsi="Yu Gothic"/>
+                <w:b/>
+                <w:bCs/>
+                <w:sz w:val="19"/>
+                <w:szCs w:val="19"/>
+              </w:rPr>
+              <w:t xml:space="preserve">中心理論・フレームワーク</w:t>
+            </w:r>
+          </w:p>
+        </w:tc>
+        <w:tc>
+          <w:tcPr>
+            <w:tcW w:type="dxa" w:w="3700"/>
+            <w:shd w:fill="DDE6F0" w:val="clear"/>
+            <w:tcMar>
+              <w:top w:type="dxa" w:w="60"/>
+              <w:left w:type="dxa" w:w="100"/>
+              <w:bottom w:type="dxa" w:w="60"/>
+              <w:right w:type="dxa" w:w="100"/>
+            </w:tcMar>
+          </w:tcPr>
+          <w:p>
+            <w:r>
+              <w:rPr>
+                <w:rFonts w:ascii="Yu Gothic" w:cs="Yu Gothic" w:eastAsia="Yu Gothic" w:hAnsi="Yu Gothic"/>
+                <w:b/>
+                <w:bCs/>
+                <w:sz w:val="19"/>
+                <w:szCs w:val="19"/>
+              </w:rPr>
+              <w:t xml:space="preserve">キーワード</w:t>
+            </w:r>
+          </w:p>
+        </w:tc>
+      </w:tr>
+      <w:tr>
+        <w:tc>
+          <w:tcPr>
+            <w:tcW w:type="dxa" w:w="1500"/>
+            <w:tcMar>
+              <w:top w:type="dxa" w:w="60"/>
+              <w:left w:type="dxa" w:w="100"/>
+              <w:bottom w:type="dxa" w:w="60"/>
+              <w:right w:type="dxa" w:w="100"/>
+            </w:tcMar>
+          </w:tcPr>
+          <w:p>
+            <w:r>
+              <w:rPr>
+                <w:rFonts w:ascii="Yu Mincho" w:cs="Yu Mincho" w:eastAsia="Yu Mincho" w:hAnsi="Yu Mincho"/>
+                <w:sz w:val="19"/>
+                <w:szCs w:val="19"/>
+              </w:rPr>
+              <w:t xml:space="preserve">序章</w:t>
+            </w:r>
+          </w:p>
+        </w:tc>
+        <w:tc>
+          <w:tcPr>
+            <w:tcW w:type="dxa" w:w="3800"/>
+            <w:tcMar>
+              <w:top w:type="dxa" w:w="60"/>
+              <w:left w:type="dxa" w:w="100"/>
+              <w:bottom w:type="dxa" w:w="60"/>
+              <w:right w:type="dxa" w:w="100"/>
+            </w:tcMar>
+          </w:tcPr>
+          <w:p>
+            <w:r>
+              <w:rPr>
+                <w:rFonts w:ascii="Yu Mincho" w:cs="Yu Mincho" w:eastAsia="Yu Mincho" w:hAnsi="Yu Mincho"/>
+                <w:sz w:val="19"/>
+                <w:szCs w:val="19"/>
+              </w:rPr>
+              <w:t xml:space="preserve">情報の非対称性／エイジェンシー理論</w:t>
+            </w:r>
+          </w:p>
+        </w:tc>
+        <w:tc>
+          <w:tcPr>
+            <w:tcW w:type="dxa" w:w="3700"/>
+            <w:tcMar>
+              <w:top w:type="dxa" w:w="60"/>
+              <w:left w:type="dxa" w:w="100"/>
+              <w:bottom w:type="dxa" w:w="60"/>
+              <w:right w:type="dxa" w:w="100"/>
+            </w:tcMar>
+          </w:tcPr>
+          <w:p>
+            <w:r>
+              <w:rPr>
+                <w:rFonts w:ascii="Yu Mincho" w:cs="Yu Mincho" w:eastAsia="Yu Mincho" w:hAnsi="Yu Mincho"/>
+                <w:sz w:val="19"/>
+                <w:szCs w:val="19"/>
+              </w:rPr>
+              <w:t xml:space="preserve">逆選択・モラルハザード・意思決定支援機能・契約支援機能</w:t>
+            </w:r>
+          </w:p>
+        </w:tc>
+      </w:tr>
+      <w:tr>
+        <w:tc>
+          <w:tcPr>
+            <w:tcW w:type="dxa" w:w="1500"/>
+            <w:tcMar>
+              <w:top w:type="dxa" w:w="60"/>
+              <w:left w:type="dxa" w:w="100"/>
+              <w:bottom w:type="dxa" w:w="60"/>
+              <w:right w:type="dxa" w:w="100"/>
+            </w:tcMar>
+          </w:tcPr>
+          <w:p>
+            <w:r>
+              <w:rPr>
+                <w:rFonts w:ascii="Yu Mincho" w:cs="Yu Mincho" w:eastAsia="Yu Mincho" w:hAnsi="Yu Mincho"/>
+                <w:sz w:val="19"/>
+                <w:szCs w:val="19"/>
+              </w:rPr>
+              <w:t xml:space="preserve">第1章 報酬契約</w:t>
+            </w:r>
+          </w:p>
+        </w:tc>
+        <w:tc>
+          <w:tcPr>
+            <w:tcW w:type="dxa" w:w="3800"/>
+            <w:tcMar>
+              <w:top w:type="dxa" w:w="60"/>
+              <w:left w:type="dxa" w:w="100"/>
+              <w:bottom w:type="dxa" w:w="60"/>
+              <w:right w:type="dxa" w:w="100"/>
+            </w:tcMar>
+          </w:tcPr>
+          <w:p>
+            <w:r>
+              <w:rPr>
+                <w:rFonts w:ascii="Yu Mincho" w:cs="Yu Mincho" w:eastAsia="Yu Mincho" w:hAnsi="Yu Mincho"/>
+                <w:sz w:val="19"/>
+                <w:szCs w:val="19"/>
+              </w:rPr>
+              <w:t xml:space="preserve">効率的インセンティブ契約の3ポイント</w:t>
+            </w:r>
+          </w:p>
+        </w:tc>
+        <w:tc>
+          <w:tcPr>
+            <w:tcW w:type="dxa" w:w="3700"/>
+            <w:tcMar>
+              <w:top w:type="dxa" w:w="60"/>
+              <w:left w:type="dxa" w:w="100"/>
+              <w:bottom w:type="dxa" w:w="60"/>
+              <w:right w:type="dxa" w:w="100"/>
+            </w:tcMar>
+          </w:tcPr>
+          <w:p>
+            <w:r>
+              <w:rPr>
+                <w:rFonts w:ascii="Yu Mincho" w:cs="Yu Mincho" w:eastAsia="Yu Mincho" w:hAnsi="Yu Mincho"/>
+                <w:sz w:val="19"/>
+                <w:szCs w:val="19"/>
+              </w:rPr>
+              <w:t xml:space="preserve">リスクシェアリング・短期/長期インセンティブ・cap/bogey</w:t>
+            </w:r>
+          </w:p>
+        </w:tc>
+      </w:tr>
+      <w:tr>
+        <w:tc>
+          <w:tcPr>
+            <w:tcW w:type="dxa" w:w="1500"/>
+            <w:tcMar>
+              <w:top w:type="dxa" w:w="60"/>
+              <w:left w:type="dxa" w:w="100"/>
+              <w:bottom w:type="dxa" w:w="60"/>
+              <w:right w:type="dxa" w:w="100"/>
+            </w:tcMar>
+          </w:tcPr>
+          <w:p>
+            <w:r>
+              <w:rPr>
+                <w:rFonts w:ascii="Yu Mincho" w:cs="Yu Mincho" w:eastAsia="Yu Mincho" w:hAnsi="Yu Mincho"/>
+                <w:sz w:val="19"/>
+                <w:szCs w:val="19"/>
+              </w:rPr>
+              <w:t xml:space="preserve">第2章 債務契約</w:t>
+            </w:r>
+          </w:p>
+        </w:tc>
+        <w:tc>
+          <w:tcPr>
+            <w:tcW w:type="dxa" w:w="3800"/>
+            <w:tcMar>
+              <w:top w:type="dxa" w:w="60"/>
+              <w:left w:type="dxa" w:w="100"/>
+              <w:bottom w:type="dxa" w:w="60"/>
+              <w:right w:type="dxa" w:w="100"/>
+            </w:tcMar>
+          </w:tcPr>
+          <w:p>
+            <w:r>
+              <w:rPr>
+                <w:rFonts w:ascii="Yu Mincho" w:cs="Yu Mincho" w:eastAsia="Yu Mincho" w:hAnsi="Yu Mincho"/>
+                <w:sz w:val="19"/>
+                <w:szCs w:val="19"/>
+              </w:rPr>
+              <w:t xml:space="preserve">負債のエイジェンシー費用／倒産予測</w:t>
+            </w:r>
+          </w:p>
+        </w:tc>
+        <w:tc>
+          <w:tcPr>
+            <w:tcW w:type="dxa" w:w="3700"/>
+            <w:tcMar>
+              <w:top w:type="dxa" w:w="60"/>
+              <w:left w:type="dxa" w:w="100"/>
+              <w:bottom w:type="dxa" w:w="60"/>
+              <w:right w:type="dxa" w:w="100"/>
+            </w:tcMar>
+          </w:tcPr>
+          <w:p>
+            <w:r>
+              <w:rPr>
+                <w:rFonts w:ascii="Yu Mincho" w:cs="Yu Mincho" w:eastAsia="Yu Mincho" w:hAnsi="Yu Mincho"/>
+                <w:sz w:val="19"/>
+                <w:szCs w:val="19"/>
+              </w:rPr>
+              <w:t xml:space="preserve">財務制限条項・リスクシフティング・Zスコア・Oスコア</w:t>
+            </w:r>
+          </w:p>
+        </w:tc>
+      </w:tr>
+      <w:tr>
+        <w:tc>
+          <w:tcPr>
+            <w:tcW w:type="dxa" w:w="1500"/>
+            <w:tcMar>
+              <w:top w:type="dxa" w:w="60"/>
+              <w:left w:type="dxa" w:w="100"/>
+              <w:bottom w:type="dxa" w:w="60"/>
+              <w:right w:type="dxa" w:w="100"/>
+            </w:tcMar>
+          </w:tcPr>
+          <w:p>
+            <w:r>
+              <w:rPr>
+                <w:rFonts w:ascii="Yu Mincho" w:cs="Yu Mincho" w:eastAsia="Yu Mincho" w:hAnsi="Yu Mincho"/>
+                <w:sz w:val="19"/>
+                <w:szCs w:val="19"/>
+              </w:rPr>
+              <w:t xml:space="preserve">第3章 政府契約</w:t>
+            </w:r>
+          </w:p>
+        </w:tc>
+        <w:tc>
+          <w:tcPr>
+            <w:tcW w:type="dxa" w:w="3800"/>
+            <w:tcMar>
+              <w:top w:type="dxa" w:w="60"/>
+              <w:left w:type="dxa" w:w="100"/>
+              <w:bottom w:type="dxa" w:w="60"/>
+              <w:right w:type="dxa" w:w="100"/>
+            </w:tcMar>
+          </w:tcPr>
+          <w:p>
+            <w:r>
+              <w:rPr>
+                <w:rFonts w:ascii="Yu Mincho" w:cs="Yu Mincho" w:eastAsia="Yu Mincho" w:hAnsi="Yu Mincho"/>
+                <w:sz w:val="19"/>
+                <w:szCs w:val="19"/>
+              </w:rPr>
+              <w:t xml:space="preserve">政府＝プリンシパル、企業＝エージェント</w:t>
+            </w:r>
+          </w:p>
+        </w:tc>
+        <w:tc>
+          <w:tcPr>
+            <w:tcW w:type="dxa" w:w="3700"/>
+            <w:tcMar>
+              <w:top w:type="dxa" w:w="60"/>
+              <w:left w:type="dxa" w:w="100"/>
+              <w:bottom w:type="dxa" w:w="60"/>
+              <w:right w:type="dxa" w:w="100"/>
+            </w:tcMar>
+          </w:tcPr>
+          <w:p>
+            <w:r>
+              <w:rPr>
+                <w:rFonts w:ascii="Yu Mincho" w:cs="Yu Mincho" w:eastAsia="Yu Mincho" w:hAnsi="Yu Mincho"/>
+                <w:sz w:val="19"/>
+                <w:szCs w:val="19"/>
+              </w:rPr>
+              <w:t xml:space="preserve">直接的/間接的規制・確定決算基準・コストプラス契約</w:t>
+            </w:r>
+          </w:p>
+        </w:tc>
+      </w:tr>
+      <w:tr>
+        <w:tc>
+          <w:tcPr>
+            <w:tcW w:type="dxa" w:w="1500"/>
+            <w:tcMar>
+              <w:top w:type="dxa" w:w="60"/>
+              <w:left w:type="dxa" w:w="100"/>
+              <w:bottom w:type="dxa" w:w="60"/>
+              <w:right w:type="dxa" w:w="100"/>
+            </w:tcMar>
+          </w:tcPr>
+          <w:p>
+            <w:r>
+              <w:rPr>
+                <w:rFonts w:ascii="Yu Mincho" w:cs="Yu Mincho" w:eastAsia="Yu Mincho" w:hAnsi="Yu Mincho"/>
+                <w:sz w:val="19"/>
+                <w:szCs w:val="19"/>
+              </w:rPr>
+              <w:t xml:space="preserve">第4章 株式市場</w:t>
+            </w:r>
+          </w:p>
+        </w:tc>
+        <w:tc>
+          <w:tcPr>
+            <w:tcW w:type="dxa" w:w="3800"/>
+            <w:tcMar>
+              <w:top w:type="dxa" w:w="60"/>
+              <w:left w:type="dxa" w:w="100"/>
+              <w:bottom w:type="dxa" w:w="60"/>
+              <w:right w:type="dxa" w:w="100"/>
+            </w:tcMar>
+          </w:tcPr>
+          <w:p>
+            <w:r>
+              <w:rPr>
+                <w:rFonts w:ascii="Yu Mincho" w:cs="Yu Mincho" w:eastAsia="Yu Mincho" w:hAnsi="Yu Mincho"/>
+                <w:sz w:val="19"/>
+                <w:szCs w:val="19"/>
+              </w:rPr>
+              <w:t xml:space="preserve">効率的市場仮説</w:t>
+            </w:r>
+          </w:p>
+        </w:tc>
+        <w:tc>
+          <w:tcPr>
+            <w:tcW w:type="dxa" w:w="3700"/>
+            <w:tcMar>
+              <w:top w:type="dxa" w:w="60"/>
+              <w:left w:type="dxa" w:w="100"/>
+              <w:bottom w:type="dxa" w:w="60"/>
+              <w:right w:type="dxa" w:w="100"/>
+            </w:tcMar>
+          </w:tcPr>
+          <w:p>
+            <w:r>
+              <w:rPr>
+                <w:rFonts w:ascii="Yu Mincho" w:cs="Yu Mincho" w:eastAsia="Yu Mincho" w:hAnsi="Yu Mincho"/>
+                <w:sz w:val="19"/>
+                <w:szCs w:val="19"/>
+              </w:rPr>
+              <w:t xml:space="preserve">潜在的/実際的有用性・PEAD・残余利益モデル</w:t>
+            </w:r>
+          </w:p>
+        </w:tc>
+      </w:tr>
+      <w:tr>
+        <w:tc>
+          <w:tcPr>
+            <w:tcW w:type="dxa" w:w="1500"/>
+            <w:tcMar>
+              <w:top w:type="dxa" w:w="60"/>
+              <w:left w:type="dxa" w:w="100"/>
+              <w:bottom w:type="dxa" w:w="60"/>
+              <w:right w:type="dxa" w:w="100"/>
+            </w:tcMar>
+          </w:tcPr>
+          <w:p>
+            <w:r>
+              <w:rPr>
+                <w:rFonts w:ascii="Yu Mincho" w:cs="Yu Mincho" w:eastAsia="Yu Mincho" w:hAnsi="Yu Mincho"/>
+                <w:sz w:val="19"/>
+                <w:szCs w:val="19"/>
+              </w:rPr>
+              <w:t xml:space="preserve">第5章 IR</w:t>
+            </w:r>
+          </w:p>
+        </w:tc>
+        <w:tc>
+          <w:tcPr>
+            <w:tcW w:type="dxa" w:w="3800"/>
+            <w:tcMar>
+              <w:top w:type="dxa" w:w="60"/>
+              <w:left w:type="dxa" w:w="100"/>
+              <w:bottom w:type="dxa" w:w="60"/>
+              <w:right w:type="dxa" w:w="100"/>
+            </w:tcMar>
+          </w:tcPr>
+          <w:p>
+            <w:r>
+              <w:rPr>
+                <w:rFonts w:ascii="Yu Mincho" w:cs="Yu Mincho" w:eastAsia="Yu Mincho" w:hAnsi="Yu Mincho"/>
+                <w:sz w:val="19"/>
+                <w:szCs w:val="19"/>
+              </w:rPr>
+              <w:t xml:space="preserve">情報リスクと資本コスト</w:t>
+            </w:r>
+          </w:p>
+        </w:tc>
+        <w:tc>
+          <w:tcPr>
+            <w:tcW w:type="dxa" w:w="3700"/>
+            <w:tcMar>
+              <w:top w:type="dxa" w:w="60"/>
+              <w:left w:type="dxa" w:w="100"/>
+              <w:bottom w:type="dxa" w:w="60"/>
+              <w:right w:type="dxa" w:w="100"/>
+            </w:tcMar>
+          </w:tcPr>
+          <w:p>
+            <w:r>
+              <w:rPr>
+                <w:rFonts w:ascii="Yu Mincho" w:cs="Yu Mincho" w:eastAsia="Yu Mincho" w:hAnsi="Yu Mincho"/>
+                <w:sz w:val="19"/>
+                <w:szCs w:val="19"/>
+              </w:rPr>
+              <w:t xml:space="preserve">可読性(Fog Index)・トーン・辞書/機械学習アプローチ</w:t>
+            </w:r>
+          </w:p>
+        </w:tc>
+      </w:tr>
+      <w:tr>
+        <w:tc>
+          <w:tcPr>
+            <w:tcW w:type="dxa" w:w="1500"/>
+            <w:tcMar>
+              <w:top w:type="dxa" w:w="60"/>
+              <w:left w:type="dxa" w:w="100"/>
+              <w:bottom w:type="dxa" w:w="60"/>
+              <w:right w:type="dxa" w:w="100"/>
+            </w:tcMar>
+          </w:tcPr>
+          <w:p>
+            <w:r>
+              <w:rPr>
+                <w:rFonts w:ascii="Yu Mincho" w:cs="Yu Mincho" w:eastAsia="Yu Mincho" w:hAnsi="Yu Mincho"/>
+                <w:sz w:val="19"/>
+                <w:szCs w:val="19"/>
+              </w:rPr>
+              <w:t xml:space="preserve">第6章 利益調整</w:t>
+            </w:r>
+          </w:p>
+        </w:tc>
+        <w:tc>
+          <w:tcPr>
+            <w:tcW w:type="dxa" w:w="3800"/>
+            <w:tcMar>
+              <w:top w:type="dxa" w:w="60"/>
+              <w:left w:type="dxa" w:w="100"/>
+              <w:bottom w:type="dxa" w:w="60"/>
+              <w:right w:type="dxa" w:w="100"/>
+            </w:tcMar>
+          </w:tcPr>
+          <w:p>
+            <w:r>
+              <w:rPr>
+                <w:rFonts w:ascii="Yu Mincho" w:cs="Yu Mincho" w:eastAsia="Yu Mincho" w:hAnsi="Yu Mincho"/>
+                <w:sz w:val="19"/>
+                <w:szCs w:val="19"/>
+              </w:rPr>
+              <w:t xml:space="preserve">実証会計理論(PAT)の3仮説</w:t>
+            </w:r>
+          </w:p>
+        </w:tc>
+        <w:tc>
+          <w:tcPr>
+            <w:tcW w:type="dxa" w:w="3700"/>
+            <w:tcMar>
+              <w:top w:type="dxa" w:w="60"/>
+              <w:left w:type="dxa" w:w="100"/>
+              <w:bottom w:type="dxa" w:w="60"/>
+              <w:right w:type="dxa" w:w="100"/>
+            </w:tcMar>
+          </w:tcPr>
+          <w:p>
+            <w:r>
+              <w:rPr>
+                <w:rFonts w:ascii="Yu Mincho" w:cs="Yu Mincho" w:eastAsia="Yu Mincho" w:hAnsi="Yu Mincho"/>
+                <w:sz w:val="19"/>
+                <w:szCs w:val="19"/>
+              </w:rPr>
+              <w:t xml:space="preserve">会計発生高・裁量的発生高・ジョーンズモデル・SOX法</w:t>
+            </w:r>
+          </w:p>
+        </w:tc>
+      </w:tr>
+    </w:tbl>
+    <w:p>
+      <w:pPr>
+        <w:spacing w:after="100"/>
+      </w:pPr>
+    </w:p>
+    <w:p>
+      <w:pPr>
+        <w:pStyle w:val="Heading3"/>
+        <w:spacing w:after="120" w:before="240"/>
+      </w:pPr>
+      <w:r>
+        <w:t xml:space="preserve">講義全体で繰り返し登場する頻出キーワード</w:t>
+      </w:r>
+    </w:p>
+    <w:tbl>
+      <w:tblPr>
+        <w:tblW w:type="pct" w:w="100%"/>
+        <w:tblBorders>
+          <w:top w:val="none"/>
+          <w:left w:val="none"/>
+          <w:bottom w:val="none"/>
+          <w:right w:val="none"/>
+          <w:insideH w:val="none"/>
+          <w:insideV w:val="none"/>
+        </w:tblBorders>
+      </w:tblPr>
+      <w:tblGrid>
+        <w:gridCol w:w="2250"/>
+        <w:gridCol w:w="2250"/>
+        <w:gridCol w:w="2250"/>
+        <w:gridCol w:w="2250"/>
+      </w:tblGrid>
+      <w:tr>
+        <w:tc>
+          <w:tcPr>
+            <w:tcW w:type="dxa" w:w="2250"/>
+            <w:shd w:fill="44546A" w:val="clear"/>
+            <w:tcMar>
+              <w:top w:type="dxa" w:w="80"/>
+              <w:left w:type="dxa" w:w="140"/>
+              <w:bottom w:type="dxa" w:w="80"/>
+              <w:right w:type="dxa" w:w="140"/>
+            </w:tcMar>
+          </w:tcPr>
+          <w:p>
+            <w:pPr>
+              <w:jc w:val="center"/>
+            </w:pPr>
+            <w:r>
+              <w:rPr>
+                <w:rFonts w:ascii="Yu Gothic" w:cs="Yu Gothic" w:eastAsia="Yu Gothic" w:hAnsi="Yu Gothic"/>
+                <w:b/>
+                <w:bCs/>
+                <w:color w:val="FFFFFF"/>
+                <w:sz w:val="18"/>
+                <w:szCs w:val="18"/>
+              </w:rPr>
+              <w:t xml:space="preserve">エイジェンシー理論</w:t>
+            </w:r>
+          </w:p>
+        </w:tc>
+        <w:tc>
+          <w:tcPr>
+            <w:tcW w:type="dxa" w:w="2250"/>
+            <w:shd w:fill="44546A" w:val="clear"/>
+            <w:tcMar>
+              <w:top w:type="dxa" w:w="80"/>
+              <w:left w:type="dxa" w:w="140"/>
+              <w:bottom w:type="dxa" w:w="80"/>
+              <w:right w:type="dxa" w:w="140"/>
+            </w:tcMar>
+          </w:tcPr>
+          <w:p>
+            <w:pPr>
+              <w:jc w:val="center"/>
+            </w:pPr>
+            <w:r>
+              <w:rPr>
+                <w:rFonts w:ascii="Yu Gothic" w:cs="Yu Gothic" w:eastAsia="Yu Gothic" w:hAnsi="Yu Gothic"/>
+                <w:b/>
+                <w:bCs/>
+                <w:color w:val="FFFFFF"/>
+                <w:sz w:val="18"/>
+                <w:szCs w:val="18"/>
+              </w:rPr>
+              <w:t xml:space="preserve">情報の非対称性</w:t>
+            </w:r>
+          </w:p>
+        </w:tc>
+        <w:tc>
+          <w:tcPr>
+            <w:tcW w:type="dxa" w:w="2250"/>
+            <w:shd w:fill="44546A" w:val="clear"/>
+            <w:tcMar>
+              <w:top w:type="dxa" w:w="80"/>
+              <w:left w:type="dxa" w:w="140"/>
+              <w:bottom w:type="dxa" w:w="80"/>
+              <w:right w:type="dxa" w:w="140"/>
+            </w:tcMar>
+          </w:tcPr>
+          <w:p>
+            <w:pPr>
+              <w:jc w:val="center"/>
+            </w:pPr>
+            <w:r>
+              <w:rPr>
+                <w:rFonts w:ascii="Yu Gothic" w:cs="Yu Gothic" w:eastAsia="Yu Gothic" w:hAnsi="Yu Gothic"/>
+                <w:b/>
+                <w:bCs/>
+                <w:color w:val="FFFFFF"/>
+                <w:sz w:val="18"/>
+                <w:szCs w:val="18"/>
+              </w:rPr>
+              <w:t xml:space="preserve">モラル・ハザード</w:t>
+            </w:r>
+          </w:p>
+        </w:tc>
+        <w:tc>
+          <w:tcPr>
+            <w:tcW w:type="dxa" w:w="2250"/>
+            <w:shd w:fill="44546A" w:val="clear"/>
+            <w:tcMar>
+              <w:top w:type="dxa" w:w="80"/>
+              <w:left w:type="dxa" w:w="140"/>
+              <w:bottom w:type="dxa" w:w="80"/>
+              <w:right w:type="dxa" w:w="140"/>
+            </w:tcMar>
+          </w:tcPr>
+          <w:p>
+            <w:pPr>
+              <w:jc w:val="center"/>
+            </w:pPr>
+            <w:r>
+              <w:rPr>
+                <w:rFonts w:ascii="Yu Gothic" w:cs="Yu Gothic" w:eastAsia="Yu Gothic" w:hAnsi="Yu Gothic"/>
+                <w:b/>
+                <w:bCs/>
+                <w:color w:val="FFFFFF"/>
+                <w:sz w:val="18"/>
+                <w:szCs w:val="18"/>
+              </w:rPr>
+              <w:t xml:space="preserve">逆選択</w:t>
+            </w:r>
+          </w:p>
+        </w:tc>
+      </w:tr>
+      <w:tr>
+        <w:tc>
+          <w:tcPr>
+            <w:tcW w:type="dxa" w:w="2250"/>
+            <w:shd w:fill="44546A" w:val="clear"/>
+            <w:tcMar>
+              <w:top w:type="dxa" w:w="80"/>
+              <w:left w:type="dxa" w:w="140"/>
+              <w:bottom w:type="dxa" w:w="80"/>
+              <w:right w:type="dxa" w:w="140"/>
+            </w:tcMar>
+          </w:tcPr>
+          <w:p>
+            <w:pPr>
+              <w:jc w:val="center"/>
+            </w:pPr>
+            <w:r>
+              <w:rPr>
+                <w:rFonts w:ascii="Yu Gothic" w:cs="Yu Gothic" w:eastAsia="Yu Gothic" w:hAnsi="Yu Gothic"/>
+                <w:b/>
+                <w:bCs/>
+                <w:color w:val="FFFFFF"/>
+                <w:sz w:val="18"/>
+                <w:szCs w:val="18"/>
+              </w:rPr>
+              <w:t xml:space="preserve">効率的市場仮説</w:t>
+            </w:r>
+          </w:p>
+        </w:tc>
+        <w:tc>
+          <w:tcPr>
+            <w:tcW w:type="dxa" w:w="2250"/>
+            <w:shd w:fill="44546A" w:val="clear"/>
+            <w:tcMar>
+              <w:top w:type="dxa" w:w="80"/>
+              <w:left w:type="dxa" w:w="140"/>
+              <w:bottom w:type="dxa" w:w="80"/>
+              <w:right w:type="dxa" w:w="140"/>
+            </w:tcMar>
+          </w:tcPr>
+          <w:p>
+            <w:pPr>
+              <w:jc w:val="center"/>
+            </w:pPr>
+            <w:r>
+              <w:rPr>
+                <w:rFonts w:ascii="Yu Gothic" w:cs="Yu Gothic" w:eastAsia="Yu Gothic" w:hAnsi="Yu Gothic"/>
+                <w:b/>
+                <w:bCs/>
+                <w:color w:val="FFFFFF"/>
+                <w:sz w:val="18"/>
+                <w:szCs w:val="18"/>
+              </w:rPr>
+              <w:t xml:space="preserve">GAAP</w:t>
+            </w:r>
+          </w:p>
+        </w:tc>
+        <w:tc>
+          <w:tcPr>
+            <w:tcW w:type="dxa" w:w="2250"/>
+            <w:shd w:fill="44546A" w:val="clear"/>
+            <w:tcMar>
+              <w:top w:type="dxa" w:w="80"/>
+              <w:left w:type="dxa" w:w="140"/>
+              <w:bottom w:type="dxa" w:w="80"/>
+              <w:right w:type="dxa" w:w="140"/>
+            </w:tcMar>
+          </w:tcPr>
+          <w:p>
+            <w:pPr>
+              <w:jc w:val="center"/>
+            </w:pPr>
+            <w:r>
+              <w:rPr>
+                <w:rFonts w:ascii="Yu Gothic" w:cs="Yu Gothic" w:eastAsia="Yu Gothic" w:hAnsi="Yu Gothic"/>
+                <w:b/>
+                <w:bCs/>
+                <w:color w:val="FFFFFF"/>
+                <w:sz w:val="18"/>
+                <w:szCs w:val="18"/>
+              </w:rPr>
+              <w:t xml:space="preserve">コーポレート・ガバナンス</w:t>
+            </w:r>
+          </w:p>
+        </w:tc>
+        <w:tc>
+          <w:tcPr>
+            <w:tcW w:type="dxa" w:w="2250"/>
+            <w:shd w:fill="44546A" w:val="clear"/>
+            <w:tcMar>
+              <w:top w:type="dxa" w:w="80"/>
+              <w:left w:type="dxa" w:w="140"/>
+              <w:bottom w:type="dxa" w:w="80"/>
+              <w:right w:type="dxa" w:w="140"/>
+            </w:tcMar>
+          </w:tcPr>
+          <w:p>
+            <w:pPr>
+              <w:jc w:val="center"/>
+            </w:pPr>
+            <w:r>
+              <w:rPr>
+                <w:rFonts w:ascii="Yu Gothic" w:cs="Yu Gothic" w:eastAsia="Yu Gothic" w:hAnsi="Yu Gothic"/>
+                <w:b/>
+                <w:bCs/>
+                <w:color w:val="FFFFFF"/>
+                <w:sz w:val="18"/>
+                <w:szCs w:val="18"/>
+              </w:rPr>
+              <w:t xml:space="preserve">会計発生高</w:t>
+            </w:r>
+          </w:p>
+        </w:tc>
+      </w:tr>
+      <w:tr>
+        <w:tc>
+          <w:tcPr>
+            <w:tcW w:type="dxa" w:w="2250"/>
+            <w:shd w:fill="44546A" w:val="clear"/>
+            <w:tcMar>
+              <w:top w:type="dxa" w:w="80"/>
+              <w:left w:type="dxa" w:w="140"/>
+              <w:bottom w:type="dxa" w:w="80"/>
+              <w:right w:type="dxa" w:w="140"/>
+            </w:tcMar>
+          </w:tcPr>
+          <w:p>
+            <w:pPr>
+              <w:jc w:val="center"/>
+            </w:pPr>
+            <w:r>
+              <w:rPr>
+                <w:rFonts w:ascii="Yu Gothic" w:cs="Yu Gothic" w:eastAsia="Yu Gothic" w:hAnsi="Yu Gothic"/>
+                <w:b/>
+                <w:bCs/>
+                <w:color w:val="FFFFFF"/>
+                <w:sz w:val="18"/>
+                <w:szCs w:val="18"/>
+              </w:rPr>
+              <w:t xml:space="preserve">裁量的発生高</w:t>
+            </w:r>
+          </w:p>
+        </w:tc>
+        <w:tc>
+          <w:tcPr>
+            <w:tcW w:type="dxa" w:w="2250"/>
+            <w:shd w:fill="44546A" w:val="clear"/>
+            <w:tcMar>
+              <w:top w:type="dxa" w:w="80"/>
+              <w:left w:type="dxa" w:w="140"/>
+              <w:bottom w:type="dxa" w:w="80"/>
+              <w:right w:type="dxa" w:w="140"/>
+            </w:tcMar>
+          </w:tcPr>
+          <w:p>
+            <w:pPr>
+              <w:jc w:val="center"/>
+            </w:pPr>
+            <w:r>
+              <w:rPr>
+                <w:rFonts w:ascii="Yu Gothic" w:cs="Yu Gothic" w:eastAsia="Yu Gothic" w:hAnsi="Yu Gothic"/>
+                <w:b/>
+                <w:bCs/>
+                <w:color w:val="FFFFFF"/>
+                <w:sz w:val="18"/>
+                <w:szCs w:val="18"/>
+              </w:rPr>
+              <w:t xml:space="preserve">財務制限条項</w:t>
+            </w:r>
+          </w:p>
+        </w:tc>
+        <w:tc>
+          <w:tcPr>
+            <w:tcW w:type="dxa" w:w="2250"/>
+            <w:shd w:fill="44546A" w:val="clear"/>
+            <w:tcMar>
+              <w:top w:type="dxa" w:w="80"/>
+              <w:left w:type="dxa" w:w="140"/>
+              <w:bottom w:type="dxa" w:w="80"/>
+              <w:right w:type="dxa" w:w="140"/>
+            </w:tcMar>
+          </w:tcPr>
+          <w:p>
+            <w:pPr>
+              <w:jc w:val="center"/>
+            </w:pPr>
+            <w:r>
+              <w:rPr>
+                <w:rFonts w:ascii="Yu Gothic" w:cs="Yu Gothic" w:eastAsia="Yu Gothic" w:hAnsi="Yu Gothic"/>
+                <w:b/>
+                <w:bCs/>
+                <w:color w:val="FFFFFF"/>
+                <w:sz w:val="18"/>
+                <w:szCs w:val="18"/>
+              </w:rPr>
+              <w:t xml:space="preserve">実証会計理論(PAT)</w:t>
+            </w:r>
+          </w:p>
+        </w:tc>
+        <w:tc>
+          <w:tcPr>
+            <w:tcW w:type="dxa" w:w="2250"/>
+            <w:shd w:fill="44546A" w:val="clear"/>
+            <w:tcMar>
+              <w:top w:type="dxa" w:w="80"/>
+              <w:left w:type="dxa" w:w="140"/>
+              <w:bottom w:type="dxa" w:w="80"/>
+              <w:right w:type="dxa" w:w="140"/>
+            </w:tcMar>
+          </w:tcPr>
+          <w:p>
+            <w:pPr>
+              <w:jc w:val="center"/>
+            </w:pPr>
+            <w:r>
+              <w:rPr>
+                <w:rFonts w:ascii="Yu Gothic" w:cs="Yu Gothic" w:eastAsia="Yu Gothic" w:hAnsi="Yu Gothic"/>
+                <w:b/>
+                <w:bCs/>
+                <w:color w:val="FFFFFF"/>
+                <w:sz w:val="18"/>
+                <w:szCs w:val="18"/>
+              </w:rPr>
+              <w:t xml:space="preserve">IR</w:t>
+            </w:r>
+          </w:p>
+        </w:tc>
+      </w:tr>
+    </w:tbl>
+    <w:p>
+      <w:r>
+        <w:br w:type="page"/>
+      </w:r>
+    </w:p>
+    <w:p>
+      <w:pPr>
+        <w:pStyle w:val="Heading2"/>
+        <w:spacing w:after="160" w:before="360"/>
+      </w:pPr>
+      <w:r>
+        <w:t xml:space="preserve">3. 数字で見る比較チャート</w:t>
+      </w:r>
+    </w:p>
+    <w:p>
+      <w:pPr>
+        <w:pStyle w:val="Heading3"/>
+        <w:spacing w:after="120" w:before="240"/>
+      </w:pPr>
+      <w:r>
+        <w:t xml:space="preserve">経営者報酬に占めるインセンティブ報酬の割合（第1章）</w:t>
+      </w:r>
+    </w:p>
+    <w:tbl>
+      <w:tblPr>
+        <w:tblW w:type="pct" w:w="100%"/>
+        <w:tblBorders>
+          <w:top w:val="none"/>
+          <w:left w:val="none"/>
+          <w:bottom w:val="none"/>
+          <w:right w:val="none"/>
+          <w:insideH w:val="none"/>
+          <w:insideV w:val="none"/>
+        </w:tblBorders>
+      </w:tblPr>
+      <w:tblGrid>
+        <w:gridCol w:w="2600"/>
+        <w:gridCol w:w="5400"/>
+        <w:gridCol w:w="1200"/>
+      </w:tblGrid>
+      <w:tr>
+        <w:tc>
+          <w:tcPr>
+            <w:tcW w:type="dxa" w:w="2600"/>
+            <w:tcMar>
+              <w:top w:type="dxa" w:w="40"/>
+              <w:left w:type="dxa" w:w="60"/>
+              <w:bottom w:type="dxa" w:w="40"/>
+              <w:right w:type="dxa" w:w="60"/>
+            </w:tcMar>
+          </w:tcPr>
+          <w:p>
+            <w:r>
+              <w:rPr>
+                <w:rFonts w:ascii="Yu Mincho" w:cs="Yu Mincho" w:eastAsia="Yu Mincho" w:hAnsi="Yu Mincho"/>
+                <w:sz w:val="18"/>
+                <w:szCs w:val="18"/>
+              </w:rPr>
+              <w:t xml:space="preserve">米国</w:t>
+            </w:r>
+          </w:p>
+        </w:tc>
+        <w:tc>
+          <w:tcPr>
+            <w:tcW w:type="dxa" w:w="5400"/>
+            <w:tcMar>
+              <w:top w:type="dxa" w:w="60"/>
+              <w:left w:type="dxa" w:w="0"/>
+              <w:bottom w:type="dxa" w:w="60"/>
+              <w:right w:type="dxa" w:w="0"/>
+            </w:tcMar>
+          </w:tcPr>
+          <w:tbl>
+            <w:tblPr>
+              <w:tblW w:type="dxa" w:w="5400"/>
+              <w:tblBorders>
+                <w:top w:val="none"/>
+                <w:left w:val="none"/>
+                <w:bottom w:val="none"/>
+                <w:right w:val="none"/>
+                <w:insideH w:val="none"/>
+                <w:insideV w:val="none"/>
+              </w:tblBorders>
+            </w:tblPr>
+            <w:tblGrid>
+              <w:gridCol w:w="4914"/>
+              <w:gridCol w:w="486"/>
+            </w:tblGrid>
+            <w:tr>
+              <w:tc>
+                <w:tcPr>
+                  <w:tcW w:type="dxa" w:w="4914"/>
+                  <w:shd w:fill="2E5395" w:val="clear"/>
+                  <w:tcMar>
+                    <w:top w:type="dxa" w:w="40"/>
+                    <w:left w:type="dxa" w:w="0"/>
+                    <w:bottom w:type="dxa" w:w="40"/>
+                    <w:right w:type="dxa" w:w="0"/>
+                  </w:tcMar>
+                </w:tcPr>
+                <w:p/>
+              </w:tc>
+              <w:tc>
+                <w:tcPr>
+                  <w:tcW w:type="dxa" w:w="486"/>
+                  <w:shd w:fill="EAEAEA" w:val="clear"/>
+                  <w:tcMar>
+                    <w:top w:type="dxa" w:w="40"/>
+                    <w:left w:type="dxa" w:w="0"/>
+                    <w:bottom w:type="dxa" w:w="40"/>
+                    <w:right w:type="dxa" w:w="0"/>
+                  </w:tcMar>
+                </w:tcPr>
+                <w:p/>
+              </w:tc>
+            </w:tr>
+          </w:tbl>
+          <w:p/>
+        </w:tc>
+        <w:tc>
+          <w:tcPr>
+            <w:tcW w:type="dxa" w:w="1200"/>
+            <w:tcMar>
+              <w:top w:type="dxa" w:w="40"/>
+              <w:left w:type="dxa" w:w="60"/>
+              <w:bottom w:type="dxa" w:w="40"/>
+              <w:right w:type="dxa" w:w="0"/>
+            </w:tcMar>
+          </w:tcPr>
+          <w:p>
+            <w:r>
+              <w:rPr>
+                <w:rFonts w:ascii="Yu Gothic" w:cs="Yu Gothic" w:eastAsia="Yu Gothic" w:hAnsi="Yu Gothic"/>
+                <w:b/>
+                <w:bCs/>
+                <w:sz w:val="18"/>
+                <w:szCs w:val="18"/>
+              </w:rPr>
+              <w:t xml:space="preserve">91%</w:t>
+            </w:r>
+          </w:p>
+        </w:tc>
+      </w:tr>
+      <w:tr>
+        <w:tc>
+          <w:tcPr>
+            <w:tcW w:type="dxa" w:w="2600"/>
+            <w:tcMar>
+              <w:top w:type="dxa" w:w="40"/>
+              <w:left w:type="dxa" w:w="60"/>
+              <w:bottom w:type="dxa" w:w="40"/>
+              <w:right w:type="dxa" w:w="60"/>
+            </w:tcMar>
+          </w:tcPr>
+          <w:p>
+            <w:r>
+              <w:rPr>
+                <w:rFonts w:ascii="Yu Mincho" w:cs="Yu Mincho" w:eastAsia="Yu Mincho" w:hAnsi="Yu Mincho"/>
+                <w:sz w:val="18"/>
+                <w:szCs w:val="18"/>
+              </w:rPr>
+              <w:t xml:space="preserve">英国</w:t>
+            </w:r>
+          </w:p>
+        </w:tc>
+        <w:tc>
+          <w:tcPr>
+            <w:tcW w:type="dxa" w:w="5400"/>
+            <w:tcMar>
+              <w:top w:type="dxa" w:w="60"/>
+              <w:left w:type="dxa" w:w="0"/>
+              <w:bottom w:type="dxa" w:w="60"/>
+              <w:right w:type="dxa" w:w="0"/>
+            </w:tcMar>
+          </w:tcPr>
+          <w:tbl>
+            <w:tblPr>
+              <w:tblW w:type="dxa" w:w="5400"/>
+              <w:tblBorders>
+                <w:top w:val="none"/>
+                <w:left w:val="none"/>
+                <w:bottom w:val="none"/>
+                <w:right w:val="none"/>
+                <w:insideH w:val="none"/>
+                <w:insideV w:val="none"/>
+              </w:tblBorders>
+            </w:tblPr>
+            <w:tblGrid>
+              <w:gridCol w:w="4266"/>
+              <w:gridCol w:w="1134"/>
+            </w:tblGrid>
+            <w:tr>
+              <w:tc>
+                <w:tcPr>
+                  <w:tcW w:type="dxa" w:w="4266"/>
+                  <w:shd w:fill="5B7FBB" w:val="clear"/>
+                  <w:tcMar>
+                    <w:top w:type="dxa" w:w="40"/>
+                    <w:left w:type="dxa" w:w="0"/>
+                    <w:bottom w:type="dxa" w:w="40"/>
+                    <w:right w:type="dxa" w:w="0"/>
+                  </w:tcMar>
+                </w:tcPr>
+                <w:p/>
+              </w:tc>
+              <w:tc>
+                <w:tcPr>
+                  <w:tcW w:type="dxa" w:w="1134"/>
+                  <w:shd w:fill="EAEAEA" w:val="clear"/>
+                  <w:tcMar>
+                    <w:top w:type="dxa" w:w="40"/>
+                    <w:left w:type="dxa" w:w="0"/>
+                    <w:bottom w:type="dxa" w:w="40"/>
+                    <w:right w:type="dxa" w:w="0"/>
+                  </w:tcMar>
+                </w:tcPr>
+                <w:p/>
+              </w:tc>
+            </w:tr>
+          </w:tbl>
+          <w:p/>
+        </w:tc>
+        <w:tc>
+          <w:tcPr>
+            <w:tcW w:type="dxa" w:w="1200"/>
+            <w:tcMar>
+              <w:top w:type="dxa" w:w="40"/>
+              <w:left w:type="dxa" w:w="60"/>
+              <w:bottom w:type="dxa" w:w="40"/>
+              <w:right w:type="dxa" w:w="0"/>
+            </w:tcMar>
+          </w:tcPr>
+          <w:p>
+            <w:r>
+              <w:rPr>
+                <w:rFonts w:ascii="Yu Gothic" w:cs="Yu Gothic" w:eastAsia="Yu Gothic" w:hAnsi="Yu Gothic"/>
+                <w:b/>
+                <w:bCs/>
+                <w:sz w:val="18"/>
+                <w:szCs w:val="18"/>
+              </w:rPr>
+              <w:t xml:space="preserve">79%</w:t>
+            </w:r>
+          </w:p>
+        </w:tc>
+      </w:tr>
+      <w:tr>
+        <w:tc>
+          <w:tcPr>
+            <w:tcW w:type="dxa" w:w="2600"/>
+            <w:tcMar>
+              <w:top w:type="dxa" w:w="40"/>
+              <w:left w:type="dxa" w:w="60"/>
+              <w:bottom w:type="dxa" w:w="40"/>
+              <w:right w:type="dxa" w:w="60"/>
+            </w:tcMar>
+          </w:tcPr>
+          <w:p>
+            <w:r>
+              <w:rPr>
+                <w:rFonts w:ascii="Yu Mincho" w:cs="Yu Mincho" w:eastAsia="Yu Mincho" w:hAnsi="Yu Mincho"/>
+                <w:sz w:val="18"/>
+                <w:szCs w:val="18"/>
+              </w:rPr>
+              <w:t xml:space="preserve">日本</w:t>
+            </w:r>
+          </w:p>
+        </w:tc>
+        <w:tc>
+          <w:tcPr>
+            <w:tcW w:type="dxa" w:w="5400"/>
+            <w:tcMar>
+              <w:top w:type="dxa" w:w="60"/>
+              <w:left w:type="dxa" w:w="0"/>
+              <w:bottom w:type="dxa" w:w="60"/>
+              <w:right w:type="dxa" w:w="0"/>
+            </w:tcMar>
+          </w:tcPr>
+          <w:tbl>
+            <w:tblPr>
+              <w:tblW w:type="dxa" w:w="5400"/>
+              <w:tblBorders>
+                <w:top w:val="none"/>
+                <w:left w:val="none"/>
+                <w:bottom w:val="none"/>
+                <w:right w:val="none"/>
+                <w:insideH w:val="none"/>
+                <w:insideV w:val="none"/>
+              </w:tblBorders>
+            </w:tblPr>
+            <w:tblGrid>
+              <w:gridCol w:w="3672"/>
+              <w:gridCol w:w="1728"/>
+            </w:tblGrid>
+            <w:tr>
+              <w:tc>
+                <w:tcPr>
+                  <w:tcW w:type="dxa" w:w="3672"/>
+                  <w:shd w:fill="A9BEDD" w:val="clear"/>
+                  <w:tcMar>
+                    <w:top w:type="dxa" w:w="40"/>
+                    <w:left w:type="dxa" w:w="0"/>
+                    <w:bottom w:type="dxa" w:w="40"/>
+                    <w:right w:type="dxa" w:w="0"/>
+                  </w:tcMar>
+                </w:tcPr>
+                <w:p/>
+              </w:tc>
+              <w:tc>
+                <w:tcPr>
+                  <w:tcW w:type="dxa" w:w="1728"/>
+                  <w:shd w:fill="EAEAEA" w:val="clear"/>
+                  <w:tcMar>
+                    <w:top w:type="dxa" w:w="40"/>
+                    <w:left w:type="dxa" w:w="0"/>
+                    <w:bottom w:type="dxa" w:w="40"/>
+                    <w:right w:type="dxa" w:w="0"/>
+                  </w:tcMar>
+                </w:tcPr>
+                <w:p/>
+              </w:tc>
+            </w:tr>
+          </w:tbl>
+          <w:p/>
+        </w:tc>
+        <w:tc>
+          <w:tcPr>
+            <w:tcW w:type="dxa" w:w="1200"/>
+            <w:tcMar>
+              <w:top w:type="dxa" w:w="40"/>
+              <w:left w:type="dxa" w:w="60"/>
+              <w:bottom w:type="dxa" w:w="40"/>
+              <w:right w:type="dxa" w:w="0"/>
+            </w:tcMar>
+          </w:tcPr>
+          <w:p>
+            <w:r>
+              <w:rPr>
+                <w:rFonts w:ascii="Yu Gothic" w:cs="Yu Gothic" w:eastAsia="Yu Gothic" w:hAnsi="Yu Gothic"/>
+                <w:b/>
+                <w:bCs/>
+                <w:sz w:val="18"/>
+                <w:szCs w:val="18"/>
+              </w:rPr>
+              <w:t xml:space="preserve">68%</w:t>
+            </w:r>
+          </w:p>
+        </w:tc>
+      </w:tr>
+    </w:tbl>
+    <w:p>
+      <w:pPr>
+        <w:spacing w:after="100"/>
+      </w:pPr>
+    </w:p>
+    <w:p>
+      <w:pPr>
+        <w:pStyle w:val="Heading3"/>
+        <w:spacing w:after="120" w:before="240"/>
+      </w:pPr>
+      <w:r>
+        <w:t xml:space="preserve">インセンティブ報酬に占める長期報酬の割合（第1章）</w:t>
+      </w:r>
+    </w:p>
+    <w:tbl>
+      <w:tblPr>
+        <w:tblW w:type="pct" w:w="100%"/>
+        <w:tblBorders>
+          <w:top w:val="none"/>
+          <w:left w:val="none"/>
+          <w:bottom w:val="none"/>
+          <w:right w:val="none"/>
+          <w:insideH w:val="none"/>
+          <w:insideV w:val="none"/>
+        </w:tblBorders>
+      </w:tblPr>
+      <w:tblGrid>
+        <w:gridCol w:w="2600"/>
+        <w:gridCol w:w="5400"/>
+        <w:gridCol w:w="1200"/>
+      </w:tblGrid>
+      <w:tr>
+        <w:tc>
+          <w:tcPr>
+            <w:tcW w:type="dxa" w:w="2600"/>
+            <w:tcMar>
+              <w:top w:type="dxa" w:w="40"/>
+              <w:left w:type="dxa" w:w="60"/>
+              <w:bottom w:type="dxa" w:w="40"/>
+              <w:right w:type="dxa" w:w="60"/>
+            </w:tcMar>
+          </w:tcPr>
+          <w:p>
+            <w:r>
+              <w:rPr>
+                <w:rFonts w:ascii="Yu Mincho" w:cs="Yu Mincho" w:eastAsia="Yu Mincho" w:hAnsi="Yu Mincho"/>
+                <w:sz w:val="18"/>
+                <w:szCs w:val="18"/>
+              </w:rPr>
+              <w:t xml:space="preserve">米国</w:t>
+            </w:r>
+          </w:p>
+        </w:tc>
+        <w:tc>
+          <w:tcPr>
+            <w:tcW w:type="dxa" w:w="5400"/>
+            <w:tcMar>
+              <w:top w:type="dxa" w:w="60"/>
+              <w:left w:type="dxa" w:w="0"/>
+              <w:bottom w:type="dxa" w:w="60"/>
+              <w:right w:type="dxa" w:w="0"/>
+            </w:tcMar>
+          </w:tcPr>
+          <w:tbl>
+            <w:tblPr>
+              <w:tblW w:type="dxa" w:w="5400"/>
+              <w:tblBorders>
+                <w:top w:val="none"/>
+                <w:left w:val="none"/>
+                <w:bottom w:val="none"/>
+                <w:right w:val="none"/>
+                <w:insideH w:val="none"/>
+                <w:insideV w:val="none"/>
+              </w:tblBorders>
+            </w:tblPr>
+            <w:tblGrid>
+              <w:gridCol w:w="3942"/>
+              <w:gridCol w:w="1458"/>
+            </w:tblGrid>
+            <w:tr>
+              <w:tc>
+                <w:tcPr>
+                  <w:tcW w:type="dxa" w:w="3942"/>
+                  <w:shd w:fill="2E5395" w:val="clear"/>
+                  <w:tcMar>
+                    <w:top w:type="dxa" w:w="40"/>
+                    <w:left w:type="dxa" w:w="0"/>
+                    <w:bottom w:type="dxa" w:w="40"/>
+                    <w:right w:type="dxa" w:w="0"/>
+                  </w:tcMar>
+                </w:tcPr>
+                <w:p/>
+              </w:tc>
+              <w:tc>
+                <w:tcPr>
+                  <w:tcW w:type="dxa" w:w="1458"/>
+                  <w:shd w:fill="EAEAEA" w:val="clear"/>
+                  <w:tcMar>
+                    <w:top w:type="dxa" w:w="40"/>
+                    <w:left w:type="dxa" w:w="0"/>
+                    <w:bottom w:type="dxa" w:w="40"/>
+                    <w:right w:type="dxa" w:w="0"/>
+                  </w:tcMar>
+                </w:tcPr>
+                <w:p/>
+              </w:tc>
+            </w:tr>
+          </w:tbl>
+          <w:p/>
+        </w:tc>
+        <w:tc>
+          <w:tcPr>
+            <w:tcW w:type="dxa" w:w="1200"/>
+            <w:tcMar>
+              <w:top w:type="dxa" w:w="40"/>
+              <w:left w:type="dxa" w:w="60"/>
+              <w:bottom w:type="dxa" w:w="40"/>
+              <w:right w:type="dxa" w:w="0"/>
+            </w:tcMar>
+          </w:tcPr>
+          <w:p>
+            <w:r>
+              <w:rPr>
+                <w:rFonts w:ascii="Yu Gothic" w:cs="Yu Gothic" w:eastAsia="Yu Gothic" w:hAnsi="Yu Gothic"/>
+                <w:b/>
+                <w:bCs/>
+                <w:sz w:val="18"/>
+                <w:szCs w:val="18"/>
+              </w:rPr>
+              <w:t xml:space="preserve">73%</w:t>
+            </w:r>
+          </w:p>
+        </w:tc>
+      </w:tr>
+      <w:tr>
+        <w:tc>
+          <w:tcPr>
+            <w:tcW w:type="dxa" w:w="2600"/>
+            <w:tcMar>
+              <w:top w:type="dxa" w:w="40"/>
+              <w:left w:type="dxa" w:w="60"/>
+              <w:bottom w:type="dxa" w:w="40"/>
+              <w:right w:type="dxa" w:w="60"/>
+            </w:tcMar>
+          </w:tcPr>
+          <w:p>
+            <w:r>
+              <w:rPr>
+                <w:rFonts w:ascii="Yu Mincho" w:cs="Yu Mincho" w:eastAsia="Yu Mincho" w:hAnsi="Yu Mincho"/>
+                <w:sz w:val="18"/>
+                <w:szCs w:val="18"/>
+              </w:rPr>
+              <w:t xml:space="preserve">英国</w:t>
+            </w:r>
+          </w:p>
+        </w:tc>
+        <w:tc>
+          <w:tcPr>
+            <w:tcW w:type="dxa" w:w="5400"/>
+            <w:tcMar>
+              <w:top w:type="dxa" w:w="60"/>
+              <w:left w:type="dxa" w:w="0"/>
+              <w:bottom w:type="dxa" w:w="60"/>
+              <w:right w:type="dxa" w:w="0"/>
+            </w:tcMar>
+          </w:tcPr>
+          <w:tbl>
+            <w:tblPr>
+              <w:tblW w:type="dxa" w:w="5400"/>
+              <w:tblBorders>
+                <w:top w:val="none"/>
+                <w:left w:val="none"/>
+                <w:bottom w:val="none"/>
+                <w:right w:val="none"/>
+                <w:insideH w:val="none"/>
+                <w:insideV w:val="none"/>
+              </w:tblBorders>
+            </w:tblPr>
+            <w:tblGrid>
+              <w:gridCol w:w="2646"/>
+              <w:gridCol w:w="2754"/>
+            </w:tblGrid>
+            <w:tr>
+              <w:tc>
+                <w:tcPr>
+                  <w:tcW w:type="dxa" w:w="2646"/>
+                  <w:shd w:fill="5B7FBB" w:val="clear"/>
+                  <w:tcMar>
+                    <w:top w:type="dxa" w:w="40"/>
+                    <w:left w:type="dxa" w:w="0"/>
+                    <w:bottom w:type="dxa" w:w="40"/>
+                    <w:right w:type="dxa" w:w="0"/>
+                  </w:tcMar>
+                </w:tcPr>
+                <w:p/>
+              </w:tc>
+              <w:tc>
+                <w:tcPr>
+                  <w:tcW w:type="dxa" w:w="2754"/>
+                  <w:shd w:fill="EAEAEA" w:val="clear"/>
+                  <w:tcMar>
+                    <w:top w:type="dxa" w:w="40"/>
+                    <w:left w:type="dxa" w:w="0"/>
+                    <w:bottom w:type="dxa" w:w="40"/>
+                    <w:right w:type="dxa" w:w="0"/>
+                  </w:tcMar>
+                </w:tcPr>
+                <w:p/>
+              </w:tc>
+            </w:tr>
+          </w:tbl>
+          <w:p/>
+        </w:tc>
+        <w:tc>
+          <w:tcPr>
+            <w:tcW w:type="dxa" w:w="1200"/>
+            <w:tcMar>
+              <w:top w:type="dxa" w:w="40"/>
+              <w:left w:type="dxa" w:w="60"/>
+              <w:bottom w:type="dxa" w:w="40"/>
+              <w:right w:type="dxa" w:w="0"/>
+            </w:tcMar>
+          </w:tcPr>
+          <w:p>
+            <w:r>
+              <w:rPr>
+                <w:rFonts w:ascii="Yu Gothic" w:cs="Yu Gothic" w:eastAsia="Yu Gothic" w:hAnsi="Yu Gothic"/>
+                <w:b/>
+                <w:bCs/>
+                <w:sz w:val="18"/>
+                <w:szCs w:val="18"/>
+              </w:rPr>
+              <w:t xml:space="preserve">49%</w:t>
+            </w:r>
+          </w:p>
+        </w:tc>
+      </w:tr>
+      <w:tr>
+        <w:tc>
+          <w:tcPr>
+            <w:tcW w:type="dxa" w:w="2600"/>
+            <w:tcMar>
+              <w:top w:type="dxa" w:w="40"/>
+              <w:left w:type="dxa" w:w="60"/>
+              <w:bottom w:type="dxa" w:w="40"/>
+              <w:right w:type="dxa" w:w="60"/>
+            </w:tcMar>
+          </w:tcPr>
+          <w:p>
+            <w:r>
+              <w:rPr>
+                <w:rFonts w:ascii="Yu Mincho" w:cs="Yu Mincho" w:eastAsia="Yu Mincho" w:hAnsi="Yu Mincho"/>
+                <w:sz w:val="18"/>
+                <w:szCs w:val="18"/>
+              </w:rPr>
+              <w:t xml:space="preserve">日本</w:t>
+            </w:r>
+          </w:p>
+        </w:tc>
+        <w:tc>
+          <w:tcPr>
+            <w:tcW w:type="dxa" w:w="5400"/>
+            <w:tcMar>
+              <w:top w:type="dxa" w:w="60"/>
+              <w:left w:type="dxa" w:w="0"/>
+              <w:bottom w:type="dxa" w:w="60"/>
+              <w:right w:type="dxa" w:w="0"/>
+            </w:tcMar>
+          </w:tcPr>
+          <w:tbl>
+            <w:tblPr>
+              <w:tblW w:type="dxa" w:w="5400"/>
+              <w:tblBorders>
+                <w:top w:val="none"/>
+                <w:left w:val="none"/>
+                <w:bottom w:val="none"/>
+                <w:right w:val="none"/>
+                <w:insideH w:val="none"/>
+                <w:insideV w:val="none"/>
+              </w:tblBorders>
+            </w:tblPr>
+            <w:tblGrid>
+              <w:gridCol w:w="1782"/>
+              <w:gridCol w:w="3618"/>
+            </w:tblGrid>
+            <w:tr>
+              <w:tc>
+                <w:tcPr>
+                  <w:tcW w:type="dxa" w:w="1782"/>
+                  <w:shd w:fill="A9BEDD" w:val="clear"/>
+                  <w:tcMar>
+                    <w:top w:type="dxa" w:w="40"/>
+                    <w:left w:type="dxa" w:w="0"/>
+                    <w:bottom w:type="dxa" w:w="40"/>
+                    <w:right w:type="dxa" w:w="0"/>
+                  </w:tcMar>
+                </w:tcPr>
+                <w:p/>
+              </w:tc>
+              <w:tc>
+                <w:tcPr>
+                  <w:tcW w:type="dxa" w:w="3618"/>
+                  <w:shd w:fill="EAEAEA" w:val="clear"/>
+                  <w:tcMar>
+                    <w:top w:type="dxa" w:w="40"/>
+                    <w:left w:type="dxa" w:w="0"/>
+                    <w:bottom w:type="dxa" w:w="40"/>
+                    <w:right w:type="dxa" w:w="0"/>
+                  </w:tcMar>
+                </w:tcPr>
+                <w:p/>
+              </w:tc>
+            </w:tr>
+          </w:tbl>
+          <w:p/>
+        </w:tc>
+        <w:tc>
+          <w:tcPr>
+            <w:tcW w:type="dxa" w:w="1200"/>
+            <w:tcMar>
+              <w:top w:type="dxa" w:w="40"/>
+              <w:left w:type="dxa" w:w="60"/>
+              <w:bottom w:type="dxa" w:w="40"/>
+              <w:right w:type="dxa" w:w="0"/>
+            </w:tcMar>
+          </w:tcPr>
+          <w:p>
+            <w:r>
+              <w:rPr>
+                <w:rFonts w:ascii="Yu Gothic" w:cs="Yu Gothic" w:eastAsia="Yu Gothic" w:hAnsi="Yu Gothic"/>
+                <w:b/>
+                <w:bCs/>
+                <w:sz w:val="18"/>
+                <w:szCs w:val="18"/>
+              </w:rPr>
+              <w:t xml:space="preserve">33%</w:t>
+            </w:r>
+          </w:p>
+        </w:tc>
+      </w:tr>
+    </w:tbl>
+    <w:p>
+      <w:pPr>
+        <w:spacing w:after="100"/>
+      </w:pPr>
+    </w:p>
+    <w:p>
+      <w:pPr>
+        <w:pStyle w:val="Heading3"/>
+        <w:spacing w:after="120" w:before="240"/>
+      </w:pPr>
+      <w:r>
+        <w:t xml:space="preserve">裁量的発生高モデル別・推計値の平均（対経常利益絶対値比、第6章）</w:t>
+      </w:r>
+    </w:p>
+    <w:tbl>
+      <w:tblPr>
+        <w:tblW w:type="pct" w:w="100%"/>
+        <w:tblBorders>
+          <w:top w:val="none"/>
+          <w:left w:val="none"/>
+          <w:bottom w:val="none"/>
+          <w:right w:val="none"/>
+          <w:insideH w:val="none"/>
+          <w:insideV w:val="none"/>
+        </w:tblBorders>
+      </w:tblPr>
+      <w:tblGrid>
+        <w:gridCol w:w="2600"/>
+        <w:gridCol w:w="5400"/>
+        <w:gridCol w:w="1200"/>
+      </w:tblGrid>
+      <w:tr>
+        <w:tc>
+          <w:tcPr>
+            <w:tcW w:type="dxa" w:w="2600"/>
+            <w:tcMar>
+              <w:top w:type="dxa" w:w="40"/>
+              <w:left w:type="dxa" w:w="60"/>
+              <w:bottom w:type="dxa" w:w="40"/>
+              <w:right w:type="dxa" w:w="60"/>
+            </w:tcMar>
+          </w:tcPr>
+          <w:p>
+            <w:r>
+              <w:rPr>
+                <w:rFonts w:ascii="Yu Mincho" w:cs="Yu Mincho" w:eastAsia="Yu Mincho" w:hAnsi="Yu Mincho"/>
+                <w:sz w:val="18"/>
+                <w:szCs w:val="18"/>
+              </w:rPr>
+              <w:t xml:space="preserve">ジョーンズ</w:t>
+            </w:r>
+          </w:p>
+        </w:tc>
+        <w:tc>
+          <w:tcPr>
+            <w:tcW w:type="dxa" w:w="5400"/>
+            <w:tcMar>
+              <w:top w:type="dxa" w:w="60"/>
+              <w:left w:type="dxa" w:w="0"/>
+              <w:bottom w:type="dxa" w:w="60"/>
+              <w:right w:type="dxa" w:w="0"/>
+            </w:tcMar>
+          </w:tcPr>
+          <w:tbl>
+            <w:tblPr>
+              <w:tblW w:type="dxa" w:w="5400"/>
+              <w:tblBorders>
+                <w:top w:val="none"/>
+                <w:left w:val="none"/>
+                <w:bottom w:val="none"/>
+                <w:right w:val="none"/>
+                <w:insideH w:val="none"/>
+                <w:insideV w:val="none"/>
+              </w:tblBorders>
+            </w:tblPr>
+            <w:tblGrid>
+              <w:gridCol w:w="5081"/>
+              <w:gridCol w:w="319"/>
+            </w:tblGrid>
+            <w:tr>
+              <w:tc>
+                <w:tcPr>
+                  <w:tcW w:type="dxa" w:w="5081"/>
+                  <w:shd w:fill="2E5395" w:val="clear"/>
+                  <w:tcMar>
+                    <w:top w:type="dxa" w:w="40"/>
+                    <w:left w:type="dxa" w:w="0"/>
+                    <w:bottom w:type="dxa" w:w="40"/>
+                    <w:right w:type="dxa" w:w="0"/>
+                  </w:tcMar>
+                </w:tcPr>
+                <w:p/>
+              </w:tc>
+              <w:tc>
+                <w:tcPr>
+                  <w:tcW w:type="dxa" w:w="319"/>
+                  <w:shd w:fill="EAEAEA" w:val="clear"/>
+                  <w:tcMar>
+                    <w:top w:type="dxa" w:w="40"/>
+                    <w:left w:type="dxa" w:w="0"/>
+                    <w:bottom w:type="dxa" w:w="40"/>
+                    <w:right w:type="dxa" w:w="0"/>
+                  </w:tcMar>
+                </w:tcPr>
+                <w:p/>
+              </w:tc>
+            </w:tr>
+          </w:tbl>
+          <w:p/>
+        </w:tc>
+        <w:tc>
+          <w:tcPr>
+            <w:tcW w:type="dxa" w:w="1200"/>
+            <w:tcMar>
+              <w:top w:type="dxa" w:w="40"/>
+              <w:left w:type="dxa" w:w="60"/>
+              <w:bottom w:type="dxa" w:w="40"/>
+              <w:right w:type="dxa" w:w="0"/>
+            </w:tcMar>
+          </w:tcPr>
+          <w:p>
+            <w:r>
+              <w:rPr>
+                <w:rFonts w:ascii="Yu Gothic" w:cs="Yu Gothic" w:eastAsia="Yu Gothic" w:hAnsi="Yu Gothic"/>
+                <w:b/>
+                <w:bCs/>
+                <w:sz w:val="18"/>
+                <w:szCs w:val="18"/>
+              </w:rPr>
+              <w:t xml:space="preserve">752.7%</w:t>
+            </w:r>
+          </w:p>
+        </w:tc>
+      </w:tr>
+      <w:tr>
+        <w:tc>
+          <w:tcPr>
+            <w:tcW w:type="dxa" w:w="2600"/>
+            <w:tcMar>
+              <w:top w:type="dxa" w:w="40"/>
+              <w:left w:type="dxa" w:w="60"/>
+              <w:bottom w:type="dxa" w:w="40"/>
+              <w:right w:type="dxa" w:w="60"/>
+            </w:tcMar>
+          </w:tcPr>
+          <w:p>
+            <w:r>
+              <w:rPr>
+                <w:rFonts w:ascii="Yu Mincho" w:cs="Yu Mincho" w:eastAsia="Yu Mincho" w:hAnsi="Yu Mincho"/>
+                <w:sz w:val="18"/>
+                <w:szCs w:val="18"/>
+              </w:rPr>
+              <w:t xml:space="preserve">修正ジョーンズ</w:t>
+            </w:r>
+          </w:p>
+        </w:tc>
+        <w:tc>
+          <w:tcPr>
+            <w:tcW w:type="dxa" w:w="5400"/>
+            <w:tcMar>
+              <w:top w:type="dxa" w:w="60"/>
+              <w:left w:type="dxa" w:w="0"/>
+              <w:bottom w:type="dxa" w:w="60"/>
+              <w:right w:type="dxa" w:w="0"/>
+            </w:tcMar>
+          </w:tcPr>
+          <w:tbl>
+            <w:tblPr>
+              <w:tblW w:type="dxa" w:w="5400"/>
+              <w:tblBorders>
+                <w:top w:val="none"/>
+                <w:left w:val="none"/>
+                <w:bottom w:val="none"/>
+                <w:right w:val="none"/>
+                <w:insideH w:val="none"/>
+                <w:insideV w:val="none"/>
+              </w:tblBorders>
+            </w:tblPr>
+            <w:tblGrid>
+              <w:gridCol w:w="5111"/>
+              <w:gridCol w:w="289"/>
+            </w:tblGrid>
+            <w:tr>
+              <w:tc>
+                <w:tcPr>
+                  <w:tcW w:type="dxa" w:w="5111"/>
+                  <w:shd w:fill="3C63A6" w:val="clear"/>
+                  <w:tcMar>
+                    <w:top w:type="dxa" w:w="40"/>
+                    <w:left w:type="dxa" w:w="0"/>
+                    <w:bottom w:type="dxa" w:w="40"/>
+                    <w:right w:type="dxa" w:w="0"/>
+                  </w:tcMar>
+                </w:tcPr>
+                <w:p/>
+              </w:tc>
+              <w:tc>
+                <w:tcPr>
+                  <w:tcW w:type="dxa" w:w="289"/>
+                  <w:shd w:fill="EAEAEA" w:val="clear"/>
+                  <w:tcMar>
+                    <w:top w:type="dxa" w:w="40"/>
+                    <w:left w:type="dxa" w:w="0"/>
+                    <w:bottom w:type="dxa" w:w="40"/>
+                    <w:right w:type="dxa" w:w="0"/>
+                  </w:tcMar>
+                </w:tcPr>
+                <w:p/>
+              </w:tc>
+            </w:tr>
+          </w:tbl>
+          <w:p/>
+        </w:tc>
+        <w:tc>
+          <w:tcPr>
+            <w:tcW w:type="dxa" w:w="1200"/>
+            <w:tcMar>
+              <w:top w:type="dxa" w:w="40"/>
+              <w:left w:type="dxa" w:w="60"/>
+              <w:bottom w:type="dxa" w:w="40"/>
+              <w:right w:type="dxa" w:w="0"/>
+            </w:tcMar>
+          </w:tcPr>
+          <w:p>
+            <w:r>
+              <w:rPr>
+                <w:rFonts w:ascii="Yu Gothic" w:cs="Yu Gothic" w:eastAsia="Yu Gothic" w:hAnsi="Yu Gothic"/>
+                <w:b/>
+                <w:bCs/>
+                <w:sz w:val="18"/>
+                <w:szCs w:val="18"/>
+              </w:rPr>
+              <w:t xml:space="preserve">757.2%</w:t>
+            </w:r>
+          </w:p>
+        </w:tc>
+      </w:tr>
+      <w:tr>
+        <w:tc>
+          <w:tcPr>
+            <w:tcW w:type="dxa" w:w="2600"/>
+            <w:tcMar>
+              <w:top w:type="dxa" w:w="40"/>
+              <w:left w:type="dxa" w:w="60"/>
+              <w:bottom w:type="dxa" w:w="40"/>
+              <w:right w:type="dxa" w:w="60"/>
+            </w:tcMar>
+          </w:tcPr>
+          <w:p>
+            <w:r>
+              <w:rPr>
+                <w:rFonts w:ascii="Yu Mincho" w:cs="Yu Mincho" w:eastAsia="Yu Mincho" w:hAnsi="Yu Mincho"/>
+                <w:sz w:val="18"/>
+                <w:szCs w:val="18"/>
+              </w:rPr>
+              <w:t xml:space="preserve">CFOジョーンズ</w:t>
+            </w:r>
+          </w:p>
+        </w:tc>
+        <w:tc>
+          <w:tcPr>
+            <w:tcW w:type="dxa" w:w="5400"/>
+            <w:tcMar>
+              <w:top w:type="dxa" w:w="60"/>
+              <w:left w:type="dxa" w:w="0"/>
+              <w:bottom w:type="dxa" w:w="60"/>
+              <w:right w:type="dxa" w:w="0"/>
+            </w:tcMar>
+          </w:tcPr>
+          <w:tbl>
+            <w:tblPr>
+              <w:tblW w:type="dxa" w:w="5400"/>
+              <w:tblBorders>
+                <w:top w:val="none"/>
+                <w:left w:val="none"/>
+                <w:bottom w:val="none"/>
+                <w:right w:val="none"/>
+                <w:insideH w:val="none"/>
+                <w:insideV w:val="none"/>
+              </w:tblBorders>
+            </w:tblPr>
+            <w:tblGrid>
+              <w:gridCol w:w="3822"/>
+              <w:gridCol w:w="1578"/>
+            </w:tblGrid>
+            <w:tr>
+              <w:tc>
+                <w:tcPr>
+                  <w:tcW w:type="dxa" w:w="3822"/>
+                  <w:shd w:fill="7594C7" w:val="clear"/>
+                  <w:tcMar>
+                    <w:top w:type="dxa" w:w="40"/>
+                    <w:left w:type="dxa" w:w="0"/>
+                    <w:bottom w:type="dxa" w:w="40"/>
+                    <w:right w:type="dxa" w:w="0"/>
+                  </w:tcMar>
+                </w:tcPr>
+                <w:p/>
+              </w:tc>
+              <w:tc>
+                <w:tcPr>
+                  <w:tcW w:type="dxa" w:w="1578"/>
+                  <w:shd w:fill="EAEAEA" w:val="clear"/>
+                  <w:tcMar>
+                    <w:top w:type="dxa" w:w="40"/>
+                    <w:left w:type="dxa" w:w="0"/>
+                    <w:bottom w:type="dxa" w:w="40"/>
+                    <w:right w:type="dxa" w:w="0"/>
+                  </w:tcMar>
+                </w:tcPr>
+                <w:p/>
+              </w:tc>
+            </w:tr>
+          </w:tbl>
+          <w:p/>
+        </w:tc>
+        <w:tc>
+          <w:tcPr>
+            <w:tcW w:type="dxa" w:w="1200"/>
+            <w:tcMar>
+              <w:top w:type="dxa" w:w="40"/>
+              <w:left w:type="dxa" w:w="60"/>
+              <w:bottom w:type="dxa" w:w="40"/>
+              <w:right w:type="dxa" w:w="0"/>
+            </w:tcMar>
+          </w:tcPr>
+          <w:p>
+            <w:r>
+              <w:rPr>
+                <w:rFonts w:ascii="Yu Gothic" w:cs="Yu Gothic" w:eastAsia="Yu Gothic" w:hAnsi="Yu Gothic"/>
+                <w:b/>
+                <w:bCs/>
+                <w:sz w:val="18"/>
+                <w:szCs w:val="18"/>
+              </w:rPr>
+              <w:t xml:space="preserve">566.2%</w:t>
+            </w:r>
+          </w:p>
+        </w:tc>
+      </w:tr>
+      <w:tr>
+        <w:tc>
+          <w:tcPr>
+            <w:tcW w:type="dxa" w:w="2600"/>
+            <w:tcMar>
+              <w:top w:type="dxa" w:w="40"/>
+              <w:left w:type="dxa" w:w="60"/>
+              <w:bottom w:type="dxa" w:w="40"/>
+              <w:right w:type="dxa" w:w="60"/>
+            </w:tcMar>
+          </w:tcPr>
+          <w:p>
+            <w:r>
+              <w:rPr>
+                <w:rFonts w:ascii="Yu Mincho" w:cs="Yu Mincho" w:eastAsia="Yu Mincho" w:hAnsi="Yu Mincho"/>
+                <w:sz w:val="18"/>
+                <w:szCs w:val="18"/>
+              </w:rPr>
+              <w:t xml:space="preserve">CFO修正ジョーンズ</w:t>
+            </w:r>
+          </w:p>
+        </w:tc>
+        <w:tc>
+          <w:tcPr>
+            <w:tcW w:type="dxa" w:w="5400"/>
+            <w:tcMar>
+              <w:top w:type="dxa" w:w="60"/>
+              <w:left w:type="dxa" w:w="0"/>
+              <w:bottom w:type="dxa" w:w="60"/>
+              <w:right w:type="dxa" w:w="0"/>
+            </w:tcMar>
+          </w:tcPr>
+          <w:tbl>
+            <w:tblPr>
+              <w:tblW w:type="dxa" w:w="5400"/>
+              <w:tblBorders>
+                <w:top w:val="none"/>
+                <w:left w:val="none"/>
+                <w:bottom w:val="none"/>
+                <w:right w:val="none"/>
+                <w:insideH w:val="none"/>
+                <w:insideV w:val="none"/>
+              </w:tblBorders>
+            </w:tblPr>
+            <w:tblGrid>
+              <w:gridCol w:w="3885"/>
+              <w:gridCol w:w="1515"/>
+            </w:tblGrid>
+            <w:tr>
+              <w:tc>
+                <w:tcPr>
+                  <w:tcW w:type="dxa" w:w="3885"/>
+                  <w:shd w:fill="A9BEDD" w:val="clear"/>
+                  <w:tcMar>
+                    <w:top w:type="dxa" w:w="40"/>
+                    <w:left w:type="dxa" w:w="0"/>
+                    <w:bottom w:type="dxa" w:w="40"/>
+                    <w:right w:type="dxa" w:w="0"/>
+                  </w:tcMar>
+                </w:tcPr>
+                <w:p/>
+              </w:tc>
+              <w:tc>
+                <w:tcPr>
+                  <w:tcW w:type="dxa" w:w="1515"/>
+                  <w:shd w:fill="EAEAEA" w:val="clear"/>
+                  <w:tcMar>
+                    <w:top w:type="dxa" w:w="40"/>
+                    <w:left w:type="dxa" w:w="0"/>
+                    <w:bottom w:type="dxa" w:w="40"/>
+                    <w:right w:type="dxa" w:w="0"/>
+                  </w:tcMar>
+                </w:tcPr>
+                <w:p/>
+              </w:tc>
+            </w:tr>
+          </w:tbl>
+          <w:p/>
+        </w:tc>
+        <w:tc>
+          <w:tcPr>
+            <w:tcW w:type="dxa" w:w="1200"/>
+            <w:tcMar>
+              <w:top w:type="dxa" w:w="40"/>
+              <w:left w:type="dxa" w:w="60"/>
+              <w:bottom w:type="dxa" w:w="40"/>
+              <w:right w:type="dxa" w:w="0"/>
+            </w:tcMar>
+          </w:tcPr>
+          <w:p>
+            <w:r>
+              <w:rPr>
+                <w:rFonts w:ascii="Yu Gothic" w:cs="Yu Gothic" w:eastAsia="Yu Gothic" w:hAnsi="Yu Gothic"/>
+                <w:b/>
+                <w:bCs/>
+                <w:sz w:val="18"/>
+                <w:szCs w:val="18"/>
+              </w:rPr>
+              <w:t xml:space="preserve">575.6%</w:t>
+            </w:r>
+          </w:p>
+        </w:tc>
+      </w:tr>
+    </w:tbl>
+    <w:p>
+      <w:pPr>
+        <w:pStyle w:val="Heading2"/>
+        <w:spacing w:after="160" w:before="360"/>
+      </w:pPr>
+      <w:r>
+        <w:t xml:space="preserve">4. 重要モデル・数式チートシート</w:t>
+      </w:r>
+    </w:p>
+    <w:tbl>
+      <w:tblPr>
+        <w:tblW w:type="pct" w:w="100%"/>
+        <w:tblBorders>
+          <w:top w:val="single" w:color="AAAAAA" w:sz="4"/>
+          <w:left w:val="single" w:color="AAAAAA" w:sz="4"/>
+          <w:bottom w:val="single" w:color="AAAAAA" w:sz="4"/>
+          <w:right w:val="single" w:color="AAAAAA" w:sz="4"/>
+          <w:insideH w:val="single" w:color="CCCCCC" w:sz="2"/>
+          <w:insideV w:val="single" w:color="CCCCCC" w:sz="2"/>
+        </w:tblBorders>
+      </w:tblPr>
+      <w:tblGrid>
+        <w:gridCol w:w="2000"/>
+        <w:gridCol w:w="2600"/>
+        <w:gridCol w:w="4400"/>
+      </w:tblGrid>
+      <w:tr>
+        <w:trPr>
+          <w:tblHeader/>
+        </w:trPr>
+        <w:tc>
+          <w:tcPr>
+            <w:tcW w:type="dxa" w:w="2000"/>
+            <w:shd w:fill="DDE6F0" w:val="clear"/>
+            <w:tcMar>
+              <w:top w:type="dxa" w:w="60"/>
+              <w:left w:type="dxa" w:w="100"/>
+              <w:bottom w:type="dxa" w:w="60"/>
+              <w:right w:type="dxa" w:w="100"/>
+            </w:tcMar>
+          </w:tcPr>
+          <w:p>
+            <w:r>
+              <w:rPr>
+                <w:rFonts w:ascii="Yu Gothic" w:cs="Yu Gothic" w:eastAsia="Yu Gothic" w:hAnsi="Yu Gothic"/>
+                <w:b/>
+                <w:bCs/>
+                <w:sz w:val="19"/>
+                <w:szCs w:val="19"/>
+              </w:rPr>
+              <w:t xml:space="preserve">モデル</w:t>
+            </w:r>
+          </w:p>
+        </w:tc>
+        <w:tc>
+          <w:tcPr>
+            <w:tcW w:type="dxa" w:w="2600"/>
+            <w:shd w:fill="DDE6F0" w:val="clear"/>
+            <w:tcMar>
+              <w:top w:type="dxa" w:w="60"/>
+              <w:left w:type="dxa" w:w="100"/>
+              <w:bottom w:type="dxa" w:w="60"/>
+              <w:right w:type="dxa" w:w="100"/>
+            </w:tcMar>
+          </w:tcPr>
+          <w:p>
+            <w:r>
+              <w:rPr>
+                <w:rFonts w:ascii="Yu Gothic" w:cs="Yu Gothic" w:eastAsia="Yu Gothic" w:hAnsi="Yu Gothic"/>
+                <w:b/>
+                <w:bCs/>
+                <w:sz w:val="19"/>
+                <w:szCs w:val="19"/>
+              </w:rPr>
+              <w:t xml:space="preserve">使いどころ</w:t>
+            </w:r>
+          </w:p>
+        </w:tc>
+        <w:tc>
+          <w:tcPr>
+            <w:tcW w:type="dxa" w:w="4400"/>
+            <w:shd w:fill="DDE6F0" w:val="clear"/>
+            <w:tcMar>
+              <w:top w:type="dxa" w:w="60"/>
+              <w:left w:type="dxa" w:w="100"/>
+              <w:bottom w:type="dxa" w:w="60"/>
+              <w:right w:type="dxa" w:w="100"/>
+            </w:tcMar>
+          </w:tcPr>
+          <w:p>
+            <w:r>
+              <w:rPr>
+                <w:rFonts w:ascii="Yu Gothic" w:cs="Yu Gothic" w:eastAsia="Yu Gothic" w:hAnsi="Yu Gothic"/>
+                <w:b/>
+                <w:bCs/>
+                <w:sz w:val="19"/>
+                <w:szCs w:val="19"/>
+              </w:rPr>
+              <w:t xml:space="preserve">式・基準値</w:t>
+            </w:r>
+          </w:p>
+        </w:tc>
+      </w:tr>
+      <w:tr>
+        <w:tc>
+          <w:tcPr>
+            <w:tcW w:type="dxa" w:w="2000"/>
+            <w:tcMar>
+              <w:top w:type="dxa" w:w="60"/>
+              <w:left w:type="dxa" w:w="100"/>
+              <w:bottom w:type="dxa" w:w="60"/>
+              <w:right w:type="dxa" w:w="100"/>
+            </w:tcMar>
+          </w:tcPr>
+          <w:p>
+            <w:r>
+              <w:rPr>
+                <w:rFonts w:ascii="Yu Mincho" w:cs="Yu Mincho" w:eastAsia="Yu Mincho" w:hAnsi="Yu Mincho"/>
+                <w:sz w:val="19"/>
+                <w:szCs w:val="19"/>
+              </w:rPr>
+              <w:t xml:space="preserve">CAPM（第4章）</w:t>
+            </w:r>
+          </w:p>
+        </w:tc>
+        <w:tc>
+          <w:tcPr>
+            <w:tcW w:type="dxa" w:w="2600"/>
+            <w:tcMar>
+              <w:top w:type="dxa" w:w="60"/>
+              <w:left w:type="dxa" w:w="100"/>
+              <w:bottom w:type="dxa" w:w="60"/>
+              <w:right w:type="dxa" w:w="100"/>
+            </w:tcMar>
+          </w:tcPr>
+          <w:p>
+            <w:r>
+              <w:rPr>
+                <w:rFonts w:ascii="Yu Mincho" w:cs="Yu Mincho" w:eastAsia="Yu Mincho" w:hAnsi="Yu Mincho"/>
+                <w:sz w:val="19"/>
+                <w:szCs w:val="19"/>
+              </w:rPr>
+              <w:t xml:space="preserve">期待リターンの推計</w:t>
+            </w:r>
+          </w:p>
+        </w:tc>
+        <w:tc>
+          <w:tcPr>
+            <w:tcW w:type="dxa" w:w="4400"/>
+            <w:tcMar>
+              <w:top w:type="dxa" w:w="60"/>
+              <w:left w:type="dxa" w:w="100"/>
+              <w:bottom w:type="dxa" w:w="60"/>
+              <w:right w:type="dxa" w:w="100"/>
+            </w:tcMar>
+          </w:tcPr>
+          <w:p>
+            <w:r>
+              <w:rPr>
+                <w:rFonts w:ascii="Yu Mincho" w:cs="Yu Mincho" w:eastAsia="Yu Mincho" w:hAnsi="Yu Mincho"/>
+                <w:sz w:val="19"/>
+                <w:szCs w:val="19"/>
+              </w:rPr>
+              <w:t xml:space="preserve">E(Ri)=Rf+βi[E(Rm)−Rf]</w:t>
+            </w:r>
+          </w:p>
+        </w:tc>
+      </w:tr>
+      <w:tr>
+        <w:tc>
+          <w:tcPr>
+            <w:tcW w:type="dxa" w:w="2000"/>
+            <w:tcMar>
+              <w:top w:type="dxa" w:w="60"/>
+              <w:left w:type="dxa" w:w="100"/>
+              <w:bottom w:type="dxa" w:w="60"/>
+              <w:right w:type="dxa" w:w="100"/>
+            </w:tcMar>
+          </w:tcPr>
+          <w:p>
+            <w:r>
+              <w:rPr>
+                <w:rFonts w:ascii="Yu Mincho" w:cs="Yu Mincho" w:eastAsia="Yu Mincho" w:hAnsi="Yu Mincho"/>
+                <w:sz w:val="19"/>
+                <w:szCs w:val="19"/>
+              </w:rPr>
+              <w:t xml:space="preserve">Altman Zスコア（第2章）</w:t>
+            </w:r>
+          </w:p>
+        </w:tc>
+        <w:tc>
+          <w:tcPr>
+            <w:tcW w:type="dxa" w:w="2600"/>
+            <w:tcMar>
+              <w:top w:type="dxa" w:w="60"/>
+              <w:left w:type="dxa" w:w="100"/>
+              <w:bottom w:type="dxa" w:w="60"/>
+              <w:right w:type="dxa" w:w="100"/>
+            </w:tcMar>
+          </w:tcPr>
+          <w:p>
+            <w:r>
+              <w:rPr>
+                <w:rFonts w:ascii="Yu Mincho" w:cs="Yu Mincho" w:eastAsia="Yu Mincho" w:hAnsi="Yu Mincho"/>
+                <w:sz w:val="19"/>
+                <w:szCs w:val="19"/>
+              </w:rPr>
+              <w:t xml:space="preserve">倒産予測</w:t>
+            </w:r>
+          </w:p>
+        </w:tc>
+        <w:tc>
+          <w:tcPr>
+            <w:tcW w:type="dxa" w:w="4400"/>
+            <w:tcMar>
+              <w:top w:type="dxa" w:w="60"/>
+              <w:left w:type="dxa" w:w="100"/>
+              <w:bottom w:type="dxa" w:w="60"/>
+              <w:right w:type="dxa" w:w="100"/>
+            </w:tcMar>
+          </w:tcPr>
+          <w:p>
+            <w:r>
+              <w:rPr>
+                <w:rFonts w:ascii="Yu Mincho" w:cs="Yu Mincho" w:eastAsia="Yu Mincho" w:hAnsi="Yu Mincho"/>
+                <w:sz w:val="19"/>
+                <w:szCs w:val="19"/>
+              </w:rPr>
+              <w:t xml:space="preserve">Z=0.012X1+0.014X2+0.033X3+0.006X4+0.999X5／Z&lt;2.675で倒産可能性大</w:t>
+            </w:r>
+          </w:p>
+        </w:tc>
+      </w:tr>
+      <w:tr>
+        <w:tc>
+          <w:tcPr>
+            <w:tcW w:type="dxa" w:w="2000"/>
+            <w:tcMar>
+              <w:top w:type="dxa" w:w="60"/>
+              <w:left w:type="dxa" w:w="100"/>
+              <w:bottom w:type="dxa" w:w="60"/>
+              <w:right w:type="dxa" w:w="100"/>
+            </w:tcMar>
+          </w:tcPr>
+          <w:p>
+            <w:r>
+              <w:rPr>
+                <w:rFonts w:ascii="Yu Mincho" w:cs="Yu Mincho" w:eastAsia="Yu Mincho" w:hAnsi="Yu Mincho"/>
+                <w:sz w:val="19"/>
+                <w:szCs w:val="19"/>
+              </w:rPr>
+              <w:t xml:space="preserve">Ohlson Oスコア（第2章）</w:t>
+            </w:r>
+          </w:p>
+        </w:tc>
+        <w:tc>
+          <w:tcPr>
+            <w:tcW w:type="dxa" w:w="2600"/>
+            <w:tcMar>
+              <w:top w:type="dxa" w:w="60"/>
+              <w:left w:type="dxa" w:w="100"/>
+              <w:bottom w:type="dxa" w:w="60"/>
+              <w:right w:type="dxa" w:w="100"/>
+            </w:tcMar>
+          </w:tcPr>
+          <w:p>
+            <w:r>
+              <w:rPr>
+                <w:rFonts w:ascii="Yu Mincho" w:cs="Yu Mincho" w:eastAsia="Yu Mincho" w:hAnsi="Yu Mincho"/>
+                <w:sz w:val="19"/>
+                <w:szCs w:val="19"/>
+              </w:rPr>
+              <w:t xml:space="preserve">倒産予測</w:t>
+            </w:r>
+          </w:p>
+        </w:tc>
+        <w:tc>
+          <w:tcPr>
+            <w:tcW w:type="dxa" w:w="4400"/>
+            <w:tcMar>
+              <w:top w:type="dxa" w:w="60"/>
+              <w:left w:type="dxa" w:w="100"/>
+              <w:bottom w:type="dxa" w:w="60"/>
+              <w:right w:type="dxa" w:w="100"/>
+            </w:tcMar>
+          </w:tcPr>
+          <w:p>
+            <w:r>
+              <w:rPr>
+                <w:rFonts w:ascii="Yu Mincho" w:cs="Yu Mincho" w:eastAsia="Yu Mincho" w:hAnsi="Yu Mincho"/>
+                <w:sz w:val="19"/>
+                <w:szCs w:val="19"/>
+              </w:rPr>
+              <w:t xml:space="preserve">9変数の線形結合／値が大きいほど倒産可能性大</w:t>
+            </w:r>
+          </w:p>
+        </w:tc>
+      </w:tr>
+      <w:tr>
+        <w:tc>
+          <w:tcPr>
+            <w:tcW w:type="dxa" w:w="2000"/>
+            <w:tcMar>
+              <w:top w:type="dxa" w:w="60"/>
+              <w:left w:type="dxa" w:w="100"/>
+              <w:bottom w:type="dxa" w:w="60"/>
+              <w:right w:type="dxa" w:w="100"/>
+            </w:tcMar>
+          </w:tcPr>
+          <w:p>
+            <w:r>
+              <w:rPr>
+                <w:rFonts w:ascii="Yu Mincho" w:cs="Yu Mincho" w:eastAsia="Yu Mincho" w:hAnsi="Yu Mincho"/>
+                <w:sz w:val="19"/>
+                <w:szCs w:val="19"/>
+              </w:rPr>
+              <w:t xml:space="preserve">Jonesモデル系（第6章）</w:t>
+            </w:r>
+          </w:p>
+        </w:tc>
+        <w:tc>
+          <w:tcPr>
+            <w:tcW w:type="dxa" w:w="2600"/>
+            <w:tcMar>
+              <w:top w:type="dxa" w:w="60"/>
+              <w:left w:type="dxa" w:w="100"/>
+              <w:bottom w:type="dxa" w:w="60"/>
+              <w:right w:type="dxa" w:w="100"/>
+            </w:tcMar>
+          </w:tcPr>
+          <w:p>
+            <w:r>
+              <w:rPr>
+                <w:rFonts w:ascii="Yu Mincho" w:cs="Yu Mincho" w:eastAsia="Yu Mincho" w:hAnsi="Yu Mincho"/>
+                <w:sz w:val="19"/>
+                <w:szCs w:val="19"/>
+              </w:rPr>
+              <w:t xml:space="preserve">裁量的発生高の推計</w:t>
+            </w:r>
+          </w:p>
+        </w:tc>
+        <w:tc>
+          <w:tcPr>
+            <w:tcW w:type="dxa" w:w="4400"/>
+            <w:tcMar>
+              <w:top w:type="dxa" w:w="60"/>
+              <w:left w:type="dxa" w:w="100"/>
+              <w:bottom w:type="dxa" w:w="60"/>
+              <w:right w:type="dxa" w:w="100"/>
+            </w:tcMar>
+          </w:tcPr>
+          <w:p>
+            <w:r>
+              <w:rPr>
+                <w:rFonts w:ascii="Yu Mincho" w:cs="Yu Mincho" w:eastAsia="Yu Mincho" w:hAnsi="Yu Mincho"/>
+                <w:sz w:val="19"/>
+                <w:szCs w:val="19"/>
+              </w:rPr>
+              <w:t xml:space="preserve">会計発生高＝α+α1Δ売上高+α2償却性固定資産+ε（修正版は売上債権を調整）</w:t>
+            </w:r>
+          </w:p>
+        </w:tc>
+      </w:tr>
+      <w:tr>
+        <w:tc>
+          <w:tcPr>
+            <w:tcW w:type="dxa" w:w="2000"/>
+            <w:tcMar>
+              <w:top w:type="dxa" w:w="60"/>
+              <w:left w:type="dxa" w:w="100"/>
+              <w:bottom w:type="dxa" w:w="60"/>
+              <w:right w:type="dxa" w:w="100"/>
+            </w:tcMar>
+          </w:tcPr>
+          <w:p>
+            <w:r>
+              <w:rPr>
+                <w:rFonts w:ascii="Yu Mincho" w:cs="Yu Mincho" w:eastAsia="Yu Mincho" w:hAnsi="Yu Mincho"/>
+                <w:sz w:val="19"/>
+                <w:szCs w:val="19"/>
+              </w:rPr>
+              <w:t xml:space="preserve">Fog Index（第5章）</w:t>
+            </w:r>
+          </w:p>
+        </w:tc>
+        <w:tc>
+          <w:tcPr>
+            <w:tcW w:type="dxa" w:w="2600"/>
+            <w:tcMar>
+              <w:top w:type="dxa" w:w="60"/>
+              <w:left w:type="dxa" w:w="100"/>
+              <w:bottom w:type="dxa" w:w="60"/>
+              <w:right w:type="dxa" w:w="100"/>
+            </w:tcMar>
+          </w:tcPr>
+          <w:p>
+            <w:r>
+              <w:rPr>
+                <w:rFonts w:ascii="Yu Mincho" w:cs="Yu Mincho" w:eastAsia="Yu Mincho" w:hAnsi="Yu Mincho"/>
+                <w:sz w:val="19"/>
+                <w:szCs w:val="19"/>
+              </w:rPr>
+              <w:t xml:space="preserve">文書の可読性測定</w:t>
+            </w:r>
+          </w:p>
+        </w:tc>
+        <w:tc>
+          <w:tcPr>
+            <w:tcW w:type="dxa" w:w="4400"/>
+            <w:tcMar>
+              <w:top w:type="dxa" w:w="60"/>
+              <w:left w:type="dxa" w:w="100"/>
+              <w:bottom w:type="dxa" w:w="60"/>
+              <w:right w:type="dxa" w:w="100"/>
+            </w:tcMar>
+          </w:tcPr>
+          <w:p>
+            <w:r>
+              <w:rPr>
+                <w:rFonts w:ascii="Yu Mincho" w:cs="Yu Mincho" w:eastAsia="Yu Mincho" w:hAnsi="Yu Mincho"/>
+                <w:sz w:val="19"/>
+                <w:szCs w:val="19"/>
+              </w:rPr>
+              <w:t xml:space="preserve">0.4×（平均単語数＋3音節以上の単語割合）</w:t>
+            </w:r>
+          </w:p>
+        </w:tc>
+      </w:tr>
+    </w:tbl>
+    <w:p>
+      <w:pPr>
+        <w:pStyle w:val="Heading2"/>
+        <w:spacing w:after="160" w:before="360"/>
+      </w:pPr>
+      <w:r>
+        <w:t xml:space="preserve">5. 利益調整の動機マップ（第6章）</w:t>
+      </w:r>
+    </w:p>
+    <w:tbl>
+      <w:tblPr>
+        <w:tblW w:type="pct" w:w="100%"/>
+        <w:tblBorders>
+          <w:top w:val="single" w:color="AAAAAA" w:sz="4"/>
+          <w:left w:val="single" w:color="AAAAAA" w:sz="4"/>
+          <w:bottom w:val="single" w:color="AAAAAA" w:sz="4"/>
+          <w:right w:val="single" w:color="AAAAAA" w:sz="4"/>
+          <w:insideH w:val="single" w:color="CCCCCC" w:sz="2"/>
+          <w:insideV w:val="single" w:color="CCCCCC" w:sz="2"/>
+        </w:tblBorders>
+      </w:tblPr>
+      <w:tblGrid>
+        <w:gridCol w:w="4500"/>
+        <w:gridCol w:w="4500"/>
+      </w:tblGrid>
+      <w:tr>
+        <w:trPr>
+          <w:tblHeader/>
+        </w:trPr>
+        <w:tc>
+          <w:tcPr>
+            <w:tcW w:type="dxa" w:w="4500"/>
+            <w:shd w:fill="DDE6F0" w:val="clear"/>
+            <w:tcMar>
+              <w:top w:type="dxa" w:w="60"/>
+              <w:left w:type="dxa" w:w="100"/>
+              <w:bottom w:type="dxa" w:w="60"/>
+              <w:right w:type="dxa" w:w="100"/>
+            </w:tcMar>
+          </w:tcPr>
+          <w:p>
+            <w:r>
+              <w:rPr>
+                <w:rFonts w:ascii="Yu Gothic" w:cs="Yu Gothic" w:eastAsia="Yu Gothic" w:hAnsi="Yu Gothic"/>
+                <w:b/>
+                <w:bCs/>
+                <w:sz w:val="19"/>
+                <w:szCs w:val="19"/>
+              </w:rPr>
+              <w:t xml:space="preserve">契約に基づく動機</w:t>
+            </w:r>
+          </w:p>
+        </w:tc>
+        <w:tc>
+          <w:tcPr>
+            <w:tcW w:type="dxa" w:w="4500"/>
+            <w:shd w:fill="DDE6F0" w:val="clear"/>
+            <w:tcMar>
+              <w:top w:type="dxa" w:w="60"/>
+              <w:left w:type="dxa" w:w="100"/>
+              <w:bottom w:type="dxa" w:w="60"/>
+              <w:right w:type="dxa" w:w="100"/>
+            </w:tcMar>
+          </w:tcPr>
+          <w:p>
+            <w:r>
+              <w:rPr>
+                <w:rFonts w:ascii="Yu Gothic" w:cs="Yu Gothic" w:eastAsia="Yu Gothic" w:hAnsi="Yu Gothic"/>
+                <w:b/>
+                <w:bCs/>
+                <w:sz w:val="19"/>
+                <w:szCs w:val="19"/>
+              </w:rPr>
+              <w:t xml:space="preserve">株式市場に基づく動機</w:t>
+            </w:r>
+          </w:p>
+        </w:tc>
+      </w:tr>
+      <w:tr>
+        <w:tc>
+          <w:tcPr>
+            <w:tcW w:type="dxa" w:w="4500"/>
+            <w:tcMar>
+              <w:top w:type="dxa" w:w="60"/>
+              <w:left w:type="dxa" w:w="100"/>
+              <w:bottom w:type="dxa" w:w="60"/>
+              <w:right w:type="dxa" w:w="100"/>
+            </w:tcMar>
+          </w:tcPr>
+          <w:p>
+            <w:r>
+              <w:rPr>
+                <w:rFonts w:ascii="Yu Mincho" w:cs="Yu Mincho" w:eastAsia="Yu Mincho" w:hAnsi="Yu Mincho"/>
+                <w:sz w:val="19"/>
+                <w:szCs w:val="19"/>
+              </w:rPr>
+              <w:t xml:space="preserve">ボーナス制度仮説 / 債務契約仮説 / 政治費用仮説 / 税コスト仮説 / 経営者交代仮説</w:t>
+            </w:r>
+          </w:p>
+        </w:tc>
+        <w:tc>
+          <w:tcPr>
+            <w:tcW w:type="dxa" w:w="4500"/>
+            <w:tcMar>
+              <w:top w:type="dxa" w:w="60"/>
+              <w:left w:type="dxa" w:w="100"/>
+              <w:bottom w:type="dxa" w:w="60"/>
+              <w:right w:type="dxa" w:w="100"/>
+            </w:tcMar>
+          </w:tcPr>
+          <w:p>
+            <w:r>
+              <w:rPr>
+                <w:rFonts w:ascii="Yu Mincho" w:cs="Yu Mincho" w:eastAsia="Yu Mincho" w:hAnsi="Yu Mincho"/>
+                <w:sz w:val="19"/>
+                <w:szCs w:val="19"/>
+              </w:rPr>
+              <w:t xml:space="preserve">IPO仮説 / SEO仮説 / エクイティ・インセンティブ仮説 / MBO仮説 / M&amp;A仮説 / 利益ベンチマーク仮説</w:t>
+            </w:r>
+          </w:p>
+        </w:tc>
+      </w:tr>
+    </w:tbl>
+    <w:p>
+      <w:pPr>
+        <w:spacing w:after="100"/>
+      </w:pPr>
+    </w:p>
+    <w:p>
+      <w:pPr>
+        <w:spacing w:after="140" w:line="320"/>
+        <w:jc w:val="left"/>
+      </w:pPr>
+      <w:r>
+        <w:rPr>
+          <w:rFonts w:ascii="Yu Mincho" w:cs="Yu Mincho" w:eastAsia="Yu Mincho" w:hAnsi="Yu Mincho"/>
+          <w:sz w:val="21"/>
+          <w:szCs w:val="21"/>
+        </w:rPr>
+        <w:t xml:space="preserve">これらの動機を抑制する方向に働くのが、取締役会の独立性・専門性、監査の質、株式所有構造（機関投資家・支配株主の性質）、SOX法の4つの決定要因である（第6章6.9節）。</w:t>
       </w:r>
     </w:p>
     <w:p>

--- a/materials/経営分析2/resume/経営分析2_講義レジュメ_再構成版.docx
+++ b/materials/経営分析2/resume/経営分析2_講義レジュメ_再構成版.docx
@@ -121,7 +121,7 @@
           <w:sz w:val="24"/>
           <w:szCs w:val="24"/>
         </w:rPr>
-        <w:t xml:space="preserve">全体まとめ　講義マップ・キーワード・数字で見る経営分析Ⅱ</w:t>
+        <w:t xml:space="preserve">全体像　経営分析Ⅱ 全講義内容マップ（キーワード版）</w:t>
       </w:r>
     </w:p>
     <w:p>
@@ -269,7 +269,7 @@
         <w:spacing w:after="240" w:before="480"/>
       </w:pPr>
       <w:r>
-        <w:t xml:space="preserve">全体まとめ：講義マップ・キーワード・数字で見る経営分析Ⅱ</w:t>
+        <w:t xml:space="preserve">全体像：経営分析Ⅱ 全講義内容マップ（キーワード版）</w:t>
       </w:r>
     </w:p>
     <w:p>
@@ -283,30 +283,16 @@
           <w:sz w:val="21"/>
           <w:szCs w:val="21"/>
         </w:rPr>
-        <w:t xml:space="preserve">本レジュメ全体（序章＋第1〜6章）の骨格を、キーワードと簡易チャートで先に俯瞰するページ。詳細な理論・実証研究・数値の根拠は各章本文を参照。</w:t>
-      </w:r>
-    </w:p>
-    <w:p>
-      <w:pPr>
-        <w:pStyle w:val="Heading2"/>
-        <w:spacing w:after="160" w:before="360"/>
-      </w:pPr>
-      <w:r>
-        <w:t xml:space="preserve">1. 講義全体の論理構造</w:t>
-      </w:r>
-    </w:p>
-    <w:p>
-      <w:pPr>
-        <w:spacing w:after="140" w:line="320"/>
-        <w:jc w:val="left"/>
-      </w:pPr>
-      <w:r>
-        <w:rPr>
-          <w:rFonts w:ascii="Yu Mincho" w:cs="Yu Mincho" w:eastAsia="Yu Mincho" w:hAnsi="Yu Mincho"/>
-          <w:sz w:val="21"/>
-          <w:szCs w:val="21"/>
-        </w:rPr>
-        <w:t xml:space="preserve">すべての章は、次の1本の因果の流れの「応用篇」として位置づけられる（序章参照）。</w:t>
+        <w:t xml:space="preserve">序章＋第1〜6章（原講義第1〜13回）の内容をすべて、キーワードと図表だけで4ページに凝縮したもの。詳細な理論・実証研究の数値・引用文献は各章本文を参照。</w:t>
+      </w:r>
+    </w:p>
+    <w:p>
+      <w:pPr>
+        <w:pStyle w:val="Heading3"/>
+        <w:spacing w:after="120" w:before="240"/>
+      </w:pPr>
+      <w:r>
+        <w:t xml:space="preserve">序章｜会計情報の機能：全体の土台</w:t>
       </w:r>
     </w:p>
     <w:tbl>
@@ -332,7 +318,7 @@
         <w:tc>
           <w:tcPr>
             <w:tcW w:type="dxa" w:w="2800"/>
-            <w:shd w:fill="2E5395" w:val="clear"/>
+            <w:shd w:fill="44546A" w:val="clear"/>
             <w:tcMar>
               <w:top w:type="dxa" w:w="120"/>
               <w:left w:type="dxa" w:w="120"/>
@@ -388,7 +374,7 @@
         <w:tc>
           <w:tcPr>
             <w:tcW w:type="dxa" w:w="2800"/>
-            <w:shd w:fill="2E5395" w:val="clear"/>
+            <w:shd w:fill="44546A" w:val="clear"/>
             <w:tcMar>
               <w:top w:type="dxa" w:w="120"/>
               <w:left w:type="dxa" w:w="120"/>
@@ -445,7 +431,7 @@
         <w:tc>
           <w:tcPr>
             <w:tcW w:type="dxa" w:w="2800"/>
-            <w:shd w:fill="2E5395" w:val="clear"/>
+            <w:shd w:fill="44546A" w:val="clear"/>
             <w:tcMar>
               <w:top w:type="dxa" w:w="120"/>
               <w:left w:type="dxa" w:w="120"/>
@@ -466,8 +452,7 @@
                 <w:sz w:val="19"/>
                 <w:szCs w:val="19"/>
               </w:rPr>
-              <w:t xml:space="preserve">市場・契約の
-機能不全リスク</w:t>
+              <w:t xml:space="preserve">会計の2機能で緩和</w:t>
             </w:r>
           </w:p>
         </w:tc>
@@ -477,406 +462,6 @@
       <w:pPr>
         <w:spacing w:after="100"/>
       </w:pPr>
-    </w:p>
-    <w:tbl>
-      <w:tblPr>
-        <w:tblW w:type="pct" w:w="100%"/>
-        <w:tblBorders>
-          <w:top w:val="none"/>
-          <w:left w:val="none"/>
-          <w:bottom w:val="none"/>
-          <w:right w:val="none"/>
-          <w:insideH w:val="none"/>
-          <w:insideV w:val="none"/>
-        </w:tblBorders>
-      </w:tblPr>
-      <w:tblGrid>
-        <w:gridCol w:w="100"/>
-        <w:gridCol w:w="100"/>
-        <w:gridCol w:w="100"/>
-      </w:tblGrid>
-      <w:tr>
-        <w:tc>
-          <w:tcPr>
-            <w:tcW w:type="dxa" w:w="4200"/>
-            <w:shd w:fill="2E5395" w:val="clear"/>
-            <w:tcMar>
-              <w:top w:type="dxa" w:w="120"/>
-              <w:left w:type="dxa" w:w="120"/>
-              <w:bottom w:type="dxa" w:w="120"/>
-              <w:right w:type="dxa" w:w="120"/>
-            </w:tcMar>
-          </w:tcPr>
-          <w:p>
-            <w:pPr>
-              <w:jc w:val="center"/>
-            </w:pPr>
-            <w:r>
-              <w:rPr>
-                <w:rFonts w:ascii="Yu Gothic" w:cs="Yu Gothic" w:eastAsia="Yu Gothic" w:hAnsi="Yu Gothic"/>
-                <w:b/>
-                <w:bCs/>
-                <w:color w:val="FFFFFF"/>
-                <w:sz w:val="19"/>
-                <w:szCs w:val="19"/>
-              </w:rPr>
-              <w:t xml:space="preserve">財務会計の
-意思決定支援機能</w:t>
-            </w:r>
-          </w:p>
-        </w:tc>
-        <w:tc>
-          <w:tcPr>
-            <w:tcW w:type="dxa" w:w="500"/>
-            <w:tcBorders>
-              <w:top w:val="none"/>
-              <w:left w:val="none"/>
-              <w:bottom w:val="none"/>
-              <w:right w:val="none"/>
-            </w:tcBorders>
-            <w:vAlign w:val="center"/>
-          </w:tcPr>
-          <w:p>
-            <w:pPr>
-              <w:jc w:val="center"/>
-            </w:pPr>
-            <w:r>
-              <w:rPr>
-                <w:rFonts w:ascii="Yu Gothic" w:cs="Yu Gothic" w:eastAsia="Yu Gothic" w:hAnsi="Yu Gothic"/>
-                <w:b/>
-                <w:bCs/>
-                <w:color w:val="2E5395"/>
-                <w:sz w:val="24"/>
-                <w:szCs w:val="24"/>
-              </w:rPr>
-              <w:t xml:space="preserve">→</w:t>
-            </w:r>
-          </w:p>
-        </w:tc>
-        <w:tc>
-          <w:tcPr>
-            <w:tcW w:type="dxa" w:w="4200"/>
-            <w:shd w:fill="2E5395" w:val="clear"/>
-            <w:tcMar>
-              <w:top w:type="dxa" w:w="120"/>
-              <w:left w:type="dxa" w:w="120"/>
-              <w:bottom w:type="dxa" w:w="120"/>
-              <w:right w:type="dxa" w:w="120"/>
-            </w:tcMar>
-          </w:tcPr>
-          <w:p>
-            <w:pPr>
-              <w:jc w:val="center"/>
-            </w:pPr>
-            <w:r>
-              <w:rPr>
-                <w:rFonts w:ascii="Yu Gothic" w:cs="Yu Gothic" w:eastAsia="Yu Gothic" w:hAnsi="Yu Gothic"/>
-                <w:b/>
-                <w:bCs/>
-                <w:color w:val="FFFFFF"/>
-                <w:sz w:val="19"/>
-                <w:szCs w:val="19"/>
-              </w:rPr>
-              <w:t xml:space="preserve">財務会計の
-契約支援機能</w:t>
-            </w:r>
-          </w:p>
-        </w:tc>
-      </w:tr>
-    </w:tbl>
-    <w:p>
-      <w:pPr>
-        <w:spacing w:after="100"/>
-      </w:pPr>
-    </w:p>
-    <w:p>
-      <w:pPr>
-        <w:spacing w:after="140" w:line="320"/>
-        <w:jc w:val="left"/>
-      </w:pPr>
-      <w:r>
-        <w:rPr>
-          <w:rFonts w:ascii="Yu Mincho" w:cs="Yu Mincho" w:eastAsia="Yu Mincho" w:hAnsi="Yu Mincho"/>
-          <w:sz w:val="21"/>
-          <w:szCs w:val="21"/>
-        </w:rPr>
-        <w:t xml:space="preserve">この2つの機能が、具体的な5つの局面に応用され、最後にその機能の「裏面」として利益調整が生じる。</w:t>
-      </w:r>
-    </w:p>
-    <w:tbl>
-      <w:tblPr>
-        <w:tblW w:type="pct" w:w="100%"/>
-        <w:tblBorders>
-          <w:top w:val="none"/>
-          <w:left w:val="none"/>
-          <w:bottom w:val="none"/>
-          <w:right w:val="none"/>
-          <w:insideH w:val="none"/>
-          <w:insideV w:val="none"/>
-        </w:tblBorders>
-      </w:tblPr>
-      <w:tblGrid>
-        <w:gridCol w:w="2250"/>
-        <w:gridCol w:w="2250"/>
-        <w:gridCol w:w="2250"/>
-        <w:gridCol w:w="2250"/>
-      </w:tblGrid>
-      <w:tr>
-        <w:tc>
-          <w:tcPr>
-            <w:tcW w:type="dxa" w:w="2250"/>
-            <w:shd w:fill="2E5395" w:val="clear"/>
-            <w:tcMar>
-              <w:top w:type="dxa" w:w="80"/>
-              <w:left w:type="dxa" w:w="140"/>
-              <w:bottom w:type="dxa" w:w="80"/>
-              <w:right w:type="dxa" w:w="140"/>
-            </w:tcMar>
-          </w:tcPr>
-          <w:p>
-            <w:pPr>
-              <w:jc w:val="center"/>
-            </w:pPr>
-            <w:r>
-              <w:rPr>
-                <w:rFonts w:ascii="Yu Gothic" w:cs="Yu Gothic" w:eastAsia="Yu Gothic" w:hAnsi="Yu Gothic"/>
-                <w:b/>
-                <w:bCs/>
-                <w:color w:val="FFFFFF"/>
-                <w:sz w:val="18"/>
-                <w:szCs w:val="18"/>
-              </w:rPr>
-              <w:t xml:space="preserve">報酬契約（第1章）</w:t>
-            </w:r>
-          </w:p>
-        </w:tc>
-        <w:tc>
-          <w:tcPr>
-            <w:tcW w:type="dxa" w:w="2250"/>
-            <w:shd w:fill="2E5395" w:val="clear"/>
-            <w:tcMar>
-              <w:top w:type="dxa" w:w="80"/>
-              <w:left w:type="dxa" w:w="140"/>
-              <w:bottom w:type="dxa" w:w="80"/>
-              <w:right w:type="dxa" w:w="140"/>
-            </w:tcMar>
-          </w:tcPr>
-          <w:p>
-            <w:pPr>
-              <w:jc w:val="center"/>
-            </w:pPr>
-            <w:r>
-              <w:rPr>
-                <w:rFonts w:ascii="Yu Gothic" w:cs="Yu Gothic" w:eastAsia="Yu Gothic" w:hAnsi="Yu Gothic"/>
-                <w:b/>
-                <w:bCs/>
-                <w:color w:val="FFFFFF"/>
-                <w:sz w:val="18"/>
-                <w:szCs w:val="18"/>
-              </w:rPr>
-              <w:t xml:space="preserve">債務契約（第2章）</w:t>
-            </w:r>
-          </w:p>
-        </w:tc>
-        <w:tc>
-          <w:tcPr>
-            <w:tcW w:type="dxa" w:w="2250"/>
-            <w:shd w:fill="2E5395" w:val="clear"/>
-            <w:tcMar>
-              <w:top w:type="dxa" w:w="80"/>
-              <w:left w:type="dxa" w:w="140"/>
-              <w:bottom w:type="dxa" w:w="80"/>
-              <w:right w:type="dxa" w:w="140"/>
-            </w:tcMar>
-          </w:tcPr>
-          <w:p>
-            <w:pPr>
-              <w:jc w:val="center"/>
-            </w:pPr>
-            <w:r>
-              <w:rPr>
-                <w:rFonts w:ascii="Yu Gothic" w:cs="Yu Gothic" w:eastAsia="Yu Gothic" w:hAnsi="Yu Gothic"/>
-                <w:b/>
-                <w:bCs/>
-                <w:color w:val="FFFFFF"/>
-                <w:sz w:val="18"/>
-                <w:szCs w:val="18"/>
-              </w:rPr>
-              <w:t xml:space="preserve">政府契約（第3章）</w:t>
-            </w:r>
-          </w:p>
-        </w:tc>
-        <w:tc>
-          <w:tcPr>
-            <w:tcW w:type="dxa" w:w="2250"/>
-            <w:shd w:fill="2E5395" w:val="clear"/>
-            <w:tcMar>
-              <w:top w:type="dxa" w:w="80"/>
-              <w:left w:type="dxa" w:w="140"/>
-              <w:bottom w:type="dxa" w:w="80"/>
-              <w:right w:type="dxa" w:w="140"/>
-            </w:tcMar>
-          </w:tcPr>
-          <w:p>
-            <w:pPr>
-              <w:jc w:val="center"/>
-            </w:pPr>
-            <w:r>
-              <w:rPr>
-                <w:rFonts w:ascii="Yu Gothic" w:cs="Yu Gothic" w:eastAsia="Yu Gothic" w:hAnsi="Yu Gothic"/>
-                <w:b/>
-                <w:bCs/>
-                <w:color w:val="FFFFFF"/>
-                <w:sz w:val="18"/>
-                <w:szCs w:val="18"/>
-              </w:rPr>
-              <w:t xml:space="preserve">株式市場（第4章）</w:t>
-            </w:r>
-          </w:p>
-        </w:tc>
-      </w:tr>
-      <w:tr>
-        <w:tc>
-          <w:tcPr>
-            <w:tcW w:type="dxa" w:w="2250"/>
-            <w:shd w:fill="2E5395" w:val="clear"/>
-            <w:tcMar>
-              <w:top w:type="dxa" w:w="80"/>
-              <w:left w:type="dxa" w:w="140"/>
-              <w:bottom w:type="dxa" w:w="80"/>
-              <w:right w:type="dxa" w:w="140"/>
-            </w:tcMar>
-          </w:tcPr>
-          <w:p>
-            <w:pPr>
-              <w:jc w:val="center"/>
-            </w:pPr>
-            <w:r>
-              <w:rPr>
-                <w:rFonts w:ascii="Yu Gothic" w:cs="Yu Gothic" w:eastAsia="Yu Gothic" w:hAnsi="Yu Gothic"/>
-                <w:b/>
-                <w:bCs/>
-                <w:color w:val="FFFFFF"/>
-                <w:sz w:val="18"/>
-                <w:szCs w:val="18"/>
-              </w:rPr>
-              <w:t xml:space="preserve">自発的情報開示IR（第5章）</w:t>
-            </w:r>
-          </w:p>
-        </w:tc>
-        <w:tc>
-          <w:tcPr>
-            <w:tcW w:type="dxa" w:w="2250"/>
-            <w:tcBorders>
-              <w:top w:val="none"/>
-              <w:left w:val="none"/>
-              <w:bottom w:val="none"/>
-              <w:right w:val="none"/>
-            </w:tcBorders>
-          </w:tcPr>
-          <w:p/>
-        </w:tc>
-        <w:tc>
-          <w:tcPr>
-            <w:tcW w:type="dxa" w:w="2250"/>
-            <w:tcBorders>
-              <w:top w:val="none"/>
-              <w:left w:val="none"/>
-              <w:bottom w:val="none"/>
-              <w:right w:val="none"/>
-            </w:tcBorders>
-          </w:tcPr>
-          <w:p/>
-        </w:tc>
-        <w:tc>
-          <w:tcPr>
-            <w:tcW w:type="dxa" w:w="2250"/>
-            <w:tcBorders>
-              <w:top w:val="none"/>
-              <w:left w:val="none"/>
-              <w:bottom w:val="none"/>
-              <w:right w:val="none"/>
-            </w:tcBorders>
-          </w:tcPr>
-          <w:p/>
-        </w:tc>
-      </w:tr>
-    </w:tbl>
-    <w:p>
-      <w:pPr>
-        <w:spacing w:after="100"/>
-      </w:pPr>
-    </w:p>
-    <w:tbl>
-      <w:tblPr>
-        <w:tblW w:type="pct" w:w="100%"/>
-        <w:tblBorders>
-          <w:top w:val="single" w:color="999999" w:sz="4"/>
-          <w:left w:val="single" w:color="999999" w:sz="4"/>
-          <w:bottom w:val="single" w:color="999999" w:sz="4"/>
-          <w:right w:val="single" w:color="999999" w:sz="4"/>
-          <w:insideH w:val="single" w:color="auto" w:sz="4"/>
-          <w:insideV w:val="single" w:color="auto" w:sz="4"/>
-        </w:tblBorders>
-      </w:tblPr>
-      <w:tblGrid>
-        <w:gridCol w:w="100"/>
-      </w:tblGrid>
-      <w:tr>
-        <w:tc>
-          <w:tcPr>
-            <w:shd w:fill="F2F2F2" w:val="clear"/>
-            <w:tcMar>
-              <w:top w:type="dxa" w:w="120"/>
-              <w:left w:type="dxa" w:w="160"/>
-              <w:bottom w:type="dxa" w:w="120"/>
-              <w:right w:type="dxa" w:w="160"/>
-            </w:tcMar>
-          </w:tcPr>
-          <w:p>
-            <w:pPr>
-              <w:spacing w:after="60"/>
-            </w:pPr>
-            <w:r>
-              <w:rPr>
-                <w:rFonts w:ascii="Yu Gothic" w:cs="Yu Gothic" w:eastAsia="Yu Gothic" w:hAnsi="Yu Gothic"/>
-                <w:b/>
-                <w:bCs/>
-                <w:sz w:val="20"/>
-                <w:szCs w:val="20"/>
-              </w:rPr>
-              <w:t xml:space="preserve">財務会計の機能と利益調整は表裏一体（第6章）</w:t>
-            </w:r>
-          </w:p>
-          <w:p>
-            <w:pPr>
-              <w:spacing w:line="300"/>
-            </w:pPr>
-            <w:r>
-              <w:rPr>
-                <w:rFonts w:ascii="Yu Mincho" w:cs="Yu Mincho" w:eastAsia="Yu Mincho" w:hAnsi="Yu Mincho"/>
-                <w:sz w:val="20"/>
-                <w:szCs w:val="20"/>
-              </w:rPr>
-              <w:t xml:space="preserve">会計情報が意思決定・契約の場で「機能」すればするほど、経営者にはその数値を操作するインセンティブが生まれる。第6章はこの裏面を扱う。</w:t>
-            </w:r>
-          </w:p>
-        </w:tc>
-      </w:tr>
-    </w:tbl>
-    <w:p>
-      <w:r>
-        <w:br w:type="page"/>
-      </w:r>
-    </w:p>
-    <w:p>
-      <w:pPr>
-        <w:pStyle w:val="Heading2"/>
-        <w:spacing w:after="160" w:before="360"/>
-      </w:pPr>
-      <w:r>
-        <w:t xml:space="preserve">2. 章別クイックリファレンス</w:t>
-      </w:r>
     </w:p>
     <w:tbl>
       <w:tblPr>
@@ -891,9 +476,8 @@
         </w:tblBorders>
       </w:tblPr>
       <w:tblGrid>
-        <w:gridCol w:w="1500"/>
-        <w:gridCol w:w="3800"/>
-        <w:gridCol w:w="3700"/>
+        <w:gridCol w:w="2600"/>
+        <w:gridCol w:w="6400"/>
       </w:tblGrid>
       <w:tr>
         <w:trPr>
@@ -901,7 +485,7 @@
         </w:trPr>
         <w:tc>
           <w:tcPr>
-            <w:tcW w:type="dxa" w:w="1500"/>
+            <w:tcW w:type="dxa" w:w="2600"/>
             <w:shd w:fill="DDE6F0" w:val="clear"/>
             <w:tcMar>
               <w:top w:type="dxa" w:w="60"/>
@@ -919,13 +503,13 @@
                 <w:sz w:val="19"/>
                 <w:szCs w:val="19"/>
               </w:rPr>
-              <w:t xml:space="preserve">章</w:t>
-            </w:r>
-          </w:p>
-        </w:tc>
-        <w:tc>
-          <w:tcPr>
-            <w:tcW w:type="dxa" w:w="3800"/>
+              <w:t xml:space="preserve">観点</w:t>
+            </w:r>
+          </w:p>
+        </w:tc>
+        <w:tc>
+          <w:tcPr>
+            <w:tcW w:type="dxa" w:w="6400"/>
             <w:shd w:fill="DDE6F0" w:val="clear"/>
             <w:tcMar>
               <w:top w:type="dxa" w:w="60"/>
@@ -943,486 +527,195 @@
                 <w:sz w:val="19"/>
                 <w:szCs w:val="19"/>
               </w:rPr>
-              <w:t xml:space="preserve">中心理論・フレームワーク</w:t>
-            </w:r>
-          </w:p>
-        </w:tc>
-        <w:tc>
-          <w:tcPr>
-            <w:tcW w:type="dxa" w:w="3700"/>
-            <w:shd w:fill="DDE6F0" w:val="clear"/>
-            <w:tcMar>
-              <w:top w:type="dxa" w:w="60"/>
-              <w:left w:type="dxa" w:w="100"/>
-              <w:bottom w:type="dxa" w:w="60"/>
-              <w:right w:type="dxa" w:w="100"/>
-            </w:tcMar>
-          </w:tcPr>
-          <w:p>
-            <w:r>
-              <w:rPr>
-                <w:rFonts w:ascii="Yu Gothic" w:cs="Yu Gothic" w:eastAsia="Yu Gothic" w:hAnsi="Yu Gothic"/>
-                <w:b/>
-                <w:bCs/>
-                <w:sz w:val="19"/>
-                <w:szCs w:val="19"/>
-              </w:rPr>
               <w:t xml:space="preserve">キーワード</w:t>
             </w:r>
           </w:p>
         </w:tc>
       </w:tr>
       <w:tr>
-        <w:tc>
-          <w:tcPr>
-            <w:tcW w:type="dxa" w:w="1500"/>
-            <w:tcMar>
-              <w:top w:type="dxa" w:w="60"/>
-              <w:left w:type="dxa" w:w="100"/>
-              <w:bottom w:type="dxa" w:w="60"/>
-              <w:right w:type="dxa" w:w="100"/>
-            </w:tcMar>
-          </w:tcPr>
-          <w:p>
-            <w:r>
-              <w:rPr>
-                <w:rFonts w:ascii="Yu Mincho" w:cs="Yu Mincho" w:eastAsia="Yu Mincho" w:hAnsi="Yu Mincho"/>
-                <w:sz w:val="19"/>
-                <w:szCs w:val="19"/>
-              </w:rPr>
-              <w:t xml:space="preserve">序章</w:t>
-            </w:r>
-          </w:p>
-        </w:tc>
-        <w:tc>
-          <w:tcPr>
-            <w:tcW w:type="dxa" w:w="3800"/>
-            <w:tcMar>
-              <w:top w:type="dxa" w:w="60"/>
-              <w:left w:type="dxa" w:w="100"/>
-              <w:bottom w:type="dxa" w:w="60"/>
-              <w:right w:type="dxa" w:w="100"/>
-            </w:tcMar>
-          </w:tcPr>
-          <w:p>
-            <w:r>
-              <w:rPr>
-                <w:rFonts w:ascii="Yu Mincho" w:cs="Yu Mincho" w:eastAsia="Yu Mincho" w:hAnsi="Yu Mincho"/>
-                <w:sz w:val="19"/>
-                <w:szCs w:val="19"/>
-              </w:rPr>
-              <w:t xml:space="preserve">情報の非対称性／エイジェンシー理論</w:t>
-            </w:r>
-          </w:p>
-        </w:tc>
-        <w:tc>
-          <w:tcPr>
-            <w:tcW w:type="dxa" w:w="3700"/>
-            <w:tcMar>
-              <w:top w:type="dxa" w:w="60"/>
-              <w:left w:type="dxa" w:w="100"/>
-              <w:bottom w:type="dxa" w:w="60"/>
-              <w:right w:type="dxa" w:w="100"/>
-            </w:tcMar>
-          </w:tcPr>
-          <w:p>
-            <w:r>
-              <w:rPr>
-                <w:rFonts w:ascii="Yu Mincho" w:cs="Yu Mincho" w:eastAsia="Yu Mincho" w:hAnsi="Yu Mincho"/>
-                <w:sz w:val="19"/>
-                <w:szCs w:val="19"/>
-              </w:rPr>
-              <w:t xml:space="preserve">逆選択・モラルハザード・意思決定支援機能・契約支援機能</w:t>
+        <w:trPr>
+          <w:cantSplit/>
+        </w:trPr>
+        <w:tc>
+          <w:tcPr>
+            <w:tcW w:type="dxa" w:w="2600"/>
+            <w:tcMar>
+              <w:top w:type="dxa" w:w="60"/>
+              <w:left w:type="dxa" w:w="100"/>
+              <w:bottom w:type="dxa" w:w="60"/>
+              <w:right w:type="dxa" w:w="100"/>
+            </w:tcMar>
+          </w:tcPr>
+          <w:p>
+            <w:r>
+              <w:rPr>
+                <w:rFonts w:ascii="Yu Mincho" w:cs="Yu Mincho" w:eastAsia="Yu Mincho" w:hAnsi="Yu Mincho"/>
+                <w:sz w:val="19"/>
+                <w:szCs w:val="19"/>
+              </w:rPr>
+              <w:t xml:space="preserve">2つの機能</w:t>
+            </w:r>
+          </w:p>
+        </w:tc>
+        <w:tc>
+          <w:tcPr>
+            <w:tcW w:type="dxa" w:w="6400"/>
+            <w:tcMar>
+              <w:top w:type="dxa" w:w="60"/>
+              <w:left w:type="dxa" w:w="100"/>
+              <w:bottom w:type="dxa" w:w="60"/>
+              <w:right w:type="dxa" w:w="100"/>
+            </w:tcMar>
+          </w:tcPr>
+          <w:p>
+            <w:r>
+              <w:rPr>
+                <w:rFonts w:ascii="Yu Mincho" w:cs="Yu Mincho" w:eastAsia="Yu Mincho" w:hAnsi="Yu Mincho"/>
+                <w:sz w:val="19"/>
+                <w:szCs w:val="19"/>
+              </w:rPr>
+              <w:t xml:space="preserve">意思決定支援機能（株式市場・IR）／契約支援機能（報酬・債務・政府契約）</w:t>
             </w:r>
           </w:p>
         </w:tc>
       </w:tr>
       <w:tr>
-        <w:tc>
-          <w:tcPr>
-            <w:tcW w:type="dxa" w:w="1500"/>
-            <w:tcMar>
-              <w:top w:type="dxa" w:w="60"/>
-              <w:left w:type="dxa" w:w="100"/>
-              <w:bottom w:type="dxa" w:w="60"/>
-              <w:right w:type="dxa" w:w="100"/>
-            </w:tcMar>
-          </w:tcPr>
-          <w:p>
-            <w:r>
-              <w:rPr>
-                <w:rFonts w:ascii="Yu Mincho" w:cs="Yu Mincho" w:eastAsia="Yu Mincho" w:hAnsi="Yu Mincho"/>
-                <w:sz w:val="19"/>
-                <w:szCs w:val="19"/>
-              </w:rPr>
-              <w:t xml:space="preserve">第1章 報酬契約</w:t>
-            </w:r>
-          </w:p>
-        </w:tc>
-        <w:tc>
-          <w:tcPr>
-            <w:tcW w:type="dxa" w:w="3800"/>
-            <w:tcMar>
-              <w:top w:type="dxa" w:w="60"/>
-              <w:left w:type="dxa" w:w="100"/>
-              <w:bottom w:type="dxa" w:w="60"/>
-              <w:right w:type="dxa" w:w="100"/>
-            </w:tcMar>
-          </w:tcPr>
-          <w:p>
-            <w:r>
-              <w:rPr>
-                <w:rFonts w:ascii="Yu Mincho" w:cs="Yu Mincho" w:eastAsia="Yu Mincho" w:hAnsi="Yu Mincho"/>
-                <w:sz w:val="19"/>
-                <w:szCs w:val="19"/>
-              </w:rPr>
-              <w:t xml:space="preserve">効率的インセンティブ契約の3ポイント</w:t>
-            </w:r>
-          </w:p>
-        </w:tc>
-        <w:tc>
-          <w:tcPr>
-            <w:tcW w:type="dxa" w:w="3700"/>
-            <w:tcMar>
-              <w:top w:type="dxa" w:w="60"/>
-              <w:left w:type="dxa" w:w="100"/>
-              <w:bottom w:type="dxa" w:w="60"/>
-              <w:right w:type="dxa" w:w="100"/>
-            </w:tcMar>
-          </w:tcPr>
-          <w:p>
-            <w:r>
-              <w:rPr>
-                <w:rFonts w:ascii="Yu Mincho" w:cs="Yu Mincho" w:eastAsia="Yu Mincho" w:hAnsi="Yu Mincho"/>
-                <w:sz w:val="19"/>
-                <w:szCs w:val="19"/>
-              </w:rPr>
-              <w:t xml:space="preserve">リスクシェアリング・短期/長期インセンティブ・cap/bogey</w:t>
+        <w:trPr>
+          <w:cantSplit/>
+        </w:trPr>
+        <w:tc>
+          <w:tcPr>
+            <w:tcW w:type="dxa" w:w="2600"/>
+            <w:tcMar>
+              <w:top w:type="dxa" w:w="60"/>
+              <w:left w:type="dxa" w:w="100"/>
+              <w:bottom w:type="dxa" w:w="60"/>
+              <w:right w:type="dxa" w:w="100"/>
+            </w:tcMar>
+          </w:tcPr>
+          <w:p>
+            <w:r>
+              <w:rPr>
+                <w:rFonts w:ascii="Yu Mincho" w:cs="Yu Mincho" w:eastAsia="Yu Mincho" w:hAnsi="Yu Mincho"/>
+                <w:sz w:val="19"/>
+                <w:szCs w:val="19"/>
+              </w:rPr>
+              <w:t xml:space="preserve">逆選択への対応</w:t>
+            </w:r>
+          </w:p>
+        </w:tc>
+        <w:tc>
+          <w:tcPr>
+            <w:tcW w:type="dxa" w:w="6400"/>
+            <w:tcMar>
+              <w:top w:type="dxa" w:w="60"/>
+              <w:left w:type="dxa" w:w="100"/>
+              <w:bottom w:type="dxa" w:w="60"/>
+              <w:right w:type="dxa" w:w="100"/>
+            </w:tcMar>
+          </w:tcPr>
+          <w:p>
+            <w:r>
+              <w:rPr>
+                <w:rFonts w:ascii="Yu Mincho" w:cs="Yu Mincho" w:eastAsia="Yu Mincho" w:hAnsi="Yu Mincho"/>
+                <w:sz w:val="19"/>
+                <w:szCs w:val="19"/>
+              </w:rPr>
+              <w:t xml:space="preserve">レモンの原理(Akerlof, 1970)／発行市場ディスクロージャー／IR</w:t>
             </w:r>
           </w:p>
         </w:tc>
       </w:tr>
       <w:tr>
-        <w:tc>
-          <w:tcPr>
-            <w:tcW w:type="dxa" w:w="1500"/>
-            <w:tcMar>
-              <w:top w:type="dxa" w:w="60"/>
-              <w:left w:type="dxa" w:w="100"/>
-              <w:bottom w:type="dxa" w:w="60"/>
-              <w:right w:type="dxa" w:w="100"/>
-            </w:tcMar>
-          </w:tcPr>
-          <w:p>
-            <w:r>
-              <w:rPr>
-                <w:rFonts w:ascii="Yu Mincho" w:cs="Yu Mincho" w:eastAsia="Yu Mincho" w:hAnsi="Yu Mincho"/>
-                <w:sz w:val="19"/>
-                <w:szCs w:val="19"/>
-              </w:rPr>
-              <w:t xml:space="preserve">第2章 債務契約</w:t>
-            </w:r>
-          </w:p>
-        </w:tc>
-        <w:tc>
-          <w:tcPr>
-            <w:tcW w:type="dxa" w:w="3800"/>
-            <w:tcMar>
-              <w:top w:type="dxa" w:w="60"/>
-              <w:left w:type="dxa" w:w="100"/>
-              <w:bottom w:type="dxa" w:w="60"/>
-              <w:right w:type="dxa" w:w="100"/>
-            </w:tcMar>
-          </w:tcPr>
-          <w:p>
-            <w:r>
-              <w:rPr>
-                <w:rFonts w:ascii="Yu Mincho" w:cs="Yu Mincho" w:eastAsia="Yu Mincho" w:hAnsi="Yu Mincho"/>
-                <w:sz w:val="19"/>
-                <w:szCs w:val="19"/>
-              </w:rPr>
-              <w:t xml:space="preserve">負債のエイジェンシー費用／倒産予測</w:t>
-            </w:r>
-          </w:p>
-        </w:tc>
-        <w:tc>
-          <w:tcPr>
-            <w:tcW w:type="dxa" w:w="3700"/>
-            <w:tcMar>
-              <w:top w:type="dxa" w:w="60"/>
-              <w:left w:type="dxa" w:w="100"/>
-              <w:bottom w:type="dxa" w:w="60"/>
-              <w:right w:type="dxa" w:w="100"/>
-            </w:tcMar>
-          </w:tcPr>
-          <w:p>
-            <w:r>
-              <w:rPr>
-                <w:rFonts w:ascii="Yu Mincho" w:cs="Yu Mincho" w:eastAsia="Yu Mincho" w:hAnsi="Yu Mincho"/>
-                <w:sz w:val="19"/>
-                <w:szCs w:val="19"/>
-              </w:rPr>
-              <w:t xml:space="preserve">財務制限条項・リスクシフティング・Zスコア・Oスコア</w:t>
+        <w:trPr>
+          <w:cantSplit/>
+        </w:trPr>
+        <w:tc>
+          <w:tcPr>
+            <w:tcW w:type="dxa" w:w="2600"/>
+            <w:tcMar>
+              <w:top w:type="dxa" w:w="60"/>
+              <w:left w:type="dxa" w:w="100"/>
+              <w:bottom w:type="dxa" w:w="60"/>
+              <w:right w:type="dxa" w:w="100"/>
+            </w:tcMar>
+          </w:tcPr>
+          <w:p>
+            <w:r>
+              <w:rPr>
+                <w:rFonts w:ascii="Yu Mincho" w:cs="Yu Mincho" w:eastAsia="Yu Mincho" w:hAnsi="Yu Mincho"/>
+                <w:sz w:val="19"/>
+                <w:szCs w:val="19"/>
+              </w:rPr>
+              <w:t xml:space="preserve">モラル・ハザードへの対応</w:t>
+            </w:r>
+          </w:p>
+        </w:tc>
+        <w:tc>
+          <w:tcPr>
+            <w:tcW w:type="dxa" w:w="6400"/>
+            <w:tcMar>
+              <w:top w:type="dxa" w:w="60"/>
+              <w:left w:type="dxa" w:w="100"/>
+              <w:bottom w:type="dxa" w:w="60"/>
+              <w:right w:type="dxa" w:w="100"/>
+            </w:tcMar>
+          </w:tcPr>
+          <w:p>
+            <w:r>
+              <w:rPr>
+                <w:rFonts w:ascii="Yu Mincho" w:cs="Yu Mincho" w:eastAsia="Yu Mincho" w:hAnsi="Yu Mincho"/>
+                <w:sz w:val="19"/>
+                <w:szCs w:val="19"/>
+              </w:rPr>
+              <w:t xml:space="preserve">エイジェンシー理論／モニタリング・インセンティブ・ボンディングの3システム</w:t>
             </w:r>
           </w:p>
         </w:tc>
       </w:tr>
       <w:tr>
-        <w:tc>
-          <w:tcPr>
-            <w:tcW w:type="dxa" w:w="1500"/>
-            <w:tcMar>
-              <w:top w:type="dxa" w:w="60"/>
-              <w:left w:type="dxa" w:w="100"/>
-              <w:bottom w:type="dxa" w:w="60"/>
-              <w:right w:type="dxa" w:w="100"/>
-            </w:tcMar>
-          </w:tcPr>
-          <w:p>
-            <w:r>
-              <w:rPr>
-                <w:rFonts w:ascii="Yu Mincho" w:cs="Yu Mincho" w:eastAsia="Yu Mincho" w:hAnsi="Yu Mincho"/>
-                <w:sz w:val="19"/>
-                <w:szCs w:val="19"/>
-              </w:rPr>
-              <w:t xml:space="preserve">第3章 政府契約</w:t>
-            </w:r>
-          </w:p>
-        </w:tc>
-        <w:tc>
-          <w:tcPr>
-            <w:tcW w:type="dxa" w:w="3800"/>
-            <w:tcMar>
-              <w:top w:type="dxa" w:w="60"/>
-              <w:left w:type="dxa" w:w="100"/>
-              <w:bottom w:type="dxa" w:w="60"/>
-              <w:right w:type="dxa" w:w="100"/>
-            </w:tcMar>
-          </w:tcPr>
-          <w:p>
-            <w:r>
-              <w:rPr>
-                <w:rFonts w:ascii="Yu Mincho" w:cs="Yu Mincho" w:eastAsia="Yu Mincho" w:hAnsi="Yu Mincho"/>
-                <w:sz w:val="19"/>
-                <w:szCs w:val="19"/>
-              </w:rPr>
-              <w:t xml:space="preserve">政府＝プリンシパル、企業＝エージェント</w:t>
-            </w:r>
-          </w:p>
-        </w:tc>
-        <w:tc>
-          <w:tcPr>
-            <w:tcW w:type="dxa" w:w="3700"/>
-            <w:tcMar>
-              <w:top w:type="dxa" w:w="60"/>
-              <w:left w:type="dxa" w:w="100"/>
-              <w:bottom w:type="dxa" w:w="60"/>
-              <w:right w:type="dxa" w:w="100"/>
-            </w:tcMar>
-          </w:tcPr>
-          <w:p>
-            <w:r>
-              <w:rPr>
-                <w:rFonts w:ascii="Yu Mincho" w:cs="Yu Mincho" w:eastAsia="Yu Mincho" w:hAnsi="Yu Mincho"/>
-                <w:sz w:val="19"/>
-                <w:szCs w:val="19"/>
-              </w:rPr>
-              <w:t xml:space="preserve">直接的/間接的規制・確定決算基準・コストプラス契約</w:t>
-            </w:r>
-          </w:p>
-        </w:tc>
-      </w:tr>
-      <w:tr>
-        <w:tc>
-          <w:tcPr>
-            <w:tcW w:type="dxa" w:w="1500"/>
-            <w:tcMar>
-              <w:top w:type="dxa" w:w="60"/>
-              <w:left w:type="dxa" w:w="100"/>
-              <w:bottom w:type="dxa" w:w="60"/>
-              <w:right w:type="dxa" w:w="100"/>
-            </w:tcMar>
-          </w:tcPr>
-          <w:p>
-            <w:r>
-              <w:rPr>
-                <w:rFonts w:ascii="Yu Mincho" w:cs="Yu Mincho" w:eastAsia="Yu Mincho" w:hAnsi="Yu Mincho"/>
-                <w:sz w:val="19"/>
-                <w:szCs w:val="19"/>
-              </w:rPr>
-              <w:t xml:space="preserve">第4章 株式市場</w:t>
-            </w:r>
-          </w:p>
-        </w:tc>
-        <w:tc>
-          <w:tcPr>
-            <w:tcW w:type="dxa" w:w="3800"/>
-            <w:tcMar>
-              <w:top w:type="dxa" w:w="60"/>
-              <w:left w:type="dxa" w:w="100"/>
-              <w:bottom w:type="dxa" w:w="60"/>
-              <w:right w:type="dxa" w:w="100"/>
-            </w:tcMar>
-          </w:tcPr>
-          <w:p>
-            <w:r>
-              <w:rPr>
-                <w:rFonts w:ascii="Yu Mincho" w:cs="Yu Mincho" w:eastAsia="Yu Mincho" w:hAnsi="Yu Mincho"/>
-                <w:sz w:val="19"/>
-                <w:szCs w:val="19"/>
-              </w:rPr>
-              <w:t xml:space="preserve">効率的市場仮説</w:t>
-            </w:r>
-          </w:p>
-        </w:tc>
-        <w:tc>
-          <w:tcPr>
-            <w:tcW w:type="dxa" w:w="3700"/>
-            <w:tcMar>
-              <w:top w:type="dxa" w:w="60"/>
-              <w:left w:type="dxa" w:w="100"/>
-              <w:bottom w:type="dxa" w:w="60"/>
-              <w:right w:type="dxa" w:w="100"/>
-            </w:tcMar>
-          </w:tcPr>
-          <w:p>
-            <w:r>
-              <w:rPr>
-                <w:rFonts w:ascii="Yu Mincho" w:cs="Yu Mincho" w:eastAsia="Yu Mincho" w:hAnsi="Yu Mincho"/>
-                <w:sz w:val="19"/>
-                <w:szCs w:val="19"/>
-              </w:rPr>
-              <w:t xml:space="preserve">潜在的/実際的有用性・PEAD・残余利益モデル</w:t>
-            </w:r>
-          </w:p>
-        </w:tc>
-      </w:tr>
-      <w:tr>
-        <w:tc>
-          <w:tcPr>
-            <w:tcW w:type="dxa" w:w="1500"/>
-            <w:tcMar>
-              <w:top w:type="dxa" w:w="60"/>
-              <w:left w:type="dxa" w:w="100"/>
-              <w:bottom w:type="dxa" w:w="60"/>
-              <w:right w:type="dxa" w:w="100"/>
-            </w:tcMar>
-          </w:tcPr>
-          <w:p>
-            <w:r>
-              <w:rPr>
-                <w:rFonts w:ascii="Yu Mincho" w:cs="Yu Mincho" w:eastAsia="Yu Mincho" w:hAnsi="Yu Mincho"/>
-                <w:sz w:val="19"/>
-                <w:szCs w:val="19"/>
-              </w:rPr>
-              <w:t xml:space="preserve">第5章 IR</w:t>
-            </w:r>
-          </w:p>
-        </w:tc>
-        <w:tc>
-          <w:tcPr>
-            <w:tcW w:type="dxa" w:w="3800"/>
-            <w:tcMar>
-              <w:top w:type="dxa" w:w="60"/>
-              <w:left w:type="dxa" w:w="100"/>
-              <w:bottom w:type="dxa" w:w="60"/>
-              <w:right w:type="dxa" w:w="100"/>
-            </w:tcMar>
-          </w:tcPr>
-          <w:p>
-            <w:r>
-              <w:rPr>
-                <w:rFonts w:ascii="Yu Mincho" w:cs="Yu Mincho" w:eastAsia="Yu Mincho" w:hAnsi="Yu Mincho"/>
-                <w:sz w:val="19"/>
-                <w:szCs w:val="19"/>
-              </w:rPr>
-              <w:t xml:space="preserve">情報リスクと資本コスト</w:t>
-            </w:r>
-          </w:p>
-        </w:tc>
-        <w:tc>
-          <w:tcPr>
-            <w:tcW w:type="dxa" w:w="3700"/>
-            <w:tcMar>
-              <w:top w:type="dxa" w:w="60"/>
-              <w:left w:type="dxa" w:w="100"/>
-              <w:bottom w:type="dxa" w:w="60"/>
-              <w:right w:type="dxa" w:w="100"/>
-            </w:tcMar>
-          </w:tcPr>
-          <w:p>
-            <w:r>
-              <w:rPr>
-                <w:rFonts w:ascii="Yu Mincho" w:cs="Yu Mincho" w:eastAsia="Yu Mincho" w:hAnsi="Yu Mincho"/>
-                <w:sz w:val="19"/>
-                <w:szCs w:val="19"/>
-              </w:rPr>
-              <w:t xml:space="preserve">可読性(Fog Index)・トーン・辞書/機械学習アプローチ</w:t>
-            </w:r>
-          </w:p>
-        </w:tc>
-      </w:tr>
-      <w:tr>
-        <w:tc>
-          <w:tcPr>
-            <w:tcW w:type="dxa" w:w="1500"/>
-            <w:tcMar>
-              <w:top w:type="dxa" w:w="60"/>
-              <w:left w:type="dxa" w:w="100"/>
-              <w:bottom w:type="dxa" w:w="60"/>
-              <w:right w:type="dxa" w:w="100"/>
-            </w:tcMar>
-          </w:tcPr>
-          <w:p>
-            <w:r>
-              <w:rPr>
-                <w:rFonts w:ascii="Yu Mincho" w:cs="Yu Mincho" w:eastAsia="Yu Mincho" w:hAnsi="Yu Mincho"/>
-                <w:sz w:val="19"/>
-                <w:szCs w:val="19"/>
-              </w:rPr>
-              <w:t xml:space="preserve">第6章 利益調整</w:t>
-            </w:r>
-          </w:p>
-        </w:tc>
-        <w:tc>
-          <w:tcPr>
-            <w:tcW w:type="dxa" w:w="3800"/>
-            <w:tcMar>
-              <w:top w:type="dxa" w:w="60"/>
-              <w:left w:type="dxa" w:w="100"/>
-              <w:bottom w:type="dxa" w:w="60"/>
-              <w:right w:type="dxa" w:w="100"/>
-            </w:tcMar>
-          </w:tcPr>
-          <w:p>
-            <w:r>
-              <w:rPr>
-                <w:rFonts w:ascii="Yu Mincho" w:cs="Yu Mincho" w:eastAsia="Yu Mincho" w:hAnsi="Yu Mincho"/>
-                <w:sz w:val="19"/>
-                <w:szCs w:val="19"/>
-              </w:rPr>
-              <w:t xml:space="preserve">実証会計理論(PAT)の3仮説</w:t>
-            </w:r>
-          </w:p>
-        </w:tc>
-        <w:tc>
-          <w:tcPr>
-            <w:tcW w:type="dxa" w:w="3700"/>
-            <w:tcMar>
-              <w:top w:type="dxa" w:w="60"/>
-              <w:left w:type="dxa" w:w="100"/>
-              <w:bottom w:type="dxa" w:w="60"/>
-              <w:right w:type="dxa" w:w="100"/>
-            </w:tcMar>
-          </w:tcPr>
-          <w:p>
-            <w:r>
-              <w:rPr>
-                <w:rFonts w:ascii="Yu Mincho" w:cs="Yu Mincho" w:eastAsia="Yu Mincho" w:hAnsi="Yu Mincho"/>
-                <w:sz w:val="19"/>
-                <w:szCs w:val="19"/>
-              </w:rPr>
-              <w:t xml:space="preserve">会計発生高・裁量的発生高・ジョーンズモデル・SOX法</w:t>
+        <w:trPr>
+          <w:cantSplit/>
+        </w:trPr>
+        <w:tc>
+          <w:tcPr>
+            <w:tcW w:type="dxa" w:w="2600"/>
+            <w:tcMar>
+              <w:top w:type="dxa" w:w="60"/>
+              <w:left w:type="dxa" w:w="100"/>
+              <w:bottom w:type="dxa" w:w="60"/>
+              <w:right w:type="dxa" w:w="100"/>
+            </w:tcMar>
+          </w:tcPr>
+          <w:p>
+            <w:r>
+              <w:rPr>
+                <w:rFonts w:ascii="Yu Mincho" w:cs="Yu Mincho" w:eastAsia="Yu Mincho" w:hAnsi="Yu Mincho"/>
+                <w:sz w:val="19"/>
+                <w:szCs w:val="19"/>
+              </w:rPr>
+              <w:t xml:space="preserve">補論</w:t>
+            </w:r>
+          </w:p>
+        </w:tc>
+        <w:tc>
+          <w:tcPr>
+            <w:tcW w:type="dxa" w:w="6400"/>
+            <w:tcMar>
+              <w:top w:type="dxa" w:w="60"/>
+              <w:left w:type="dxa" w:w="100"/>
+              <w:bottom w:type="dxa" w:w="60"/>
+              <w:right w:type="dxa" w:w="100"/>
+            </w:tcMar>
+          </w:tcPr>
+          <w:p>
+            <w:r>
+              <w:rPr>
+                <w:rFonts w:ascii="Yu Mincho" w:cs="Yu Mincho" w:eastAsia="Yu Mincho" w:hAnsi="Yu Mincho"/>
+                <w:sz w:val="19"/>
+                <w:szCs w:val="19"/>
+              </w:rPr>
+              <w:t xml:space="preserve">Watts (1977)：英国の自発的な監査済財務諸表開示／アカウンタビリティ概念との違い</w:t>
             </w:r>
           </w:p>
         </w:tc>
@@ -1430,402 +723,318 @@
     </w:tbl>
     <w:p>
       <w:pPr>
-        <w:spacing w:after="100"/>
-      </w:pPr>
-    </w:p>
-    <w:p>
-      <w:pPr>
         <w:pStyle w:val="Heading3"/>
         <w:spacing w:after="120" w:before="240"/>
       </w:pPr>
       <w:r>
-        <w:t xml:space="preserve">講義全体で繰り返し登場する頻出キーワード</w:t>
+        <w:t xml:space="preserve">第1章｜報酬契約と会計情報</w:t>
       </w:r>
     </w:p>
     <w:tbl>
       <w:tblPr>
         <w:tblW w:type="pct" w:w="100%"/>
         <w:tblBorders>
-          <w:top w:val="none"/>
-          <w:left w:val="none"/>
-          <w:bottom w:val="none"/>
-          <w:right w:val="none"/>
-          <w:insideH w:val="none"/>
-          <w:insideV w:val="none"/>
+          <w:top w:val="single" w:color="AAAAAA" w:sz="4"/>
+          <w:left w:val="single" w:color="AAAAAA" w:sz="4"/>
+          <w:bottom w:val="single" w:color="AAAAAA" w:sz="4"/>
+          <w:right w:val="single" w:color="AAAAAA" w:sz="4"/>
+          <w:insideH w:val="single" w:color="CCCCCC" w:sz="2"/>
+          <w:insideV w:val="single" w:color="CCCCCC" w:sz="2"/>
         </w:tblBorders>
       </w:tblPr>
       <w:tblGrid>
-        <w:gridCol w:w="2250"/>
-        <w:gridCol w:w="2250"/>
-        <w:gridCol w:w="2250"/>
-        <w:gridCol w:w="2250"/>
+        <w:gridCol w:w="2600"/>
+        <w:gridCol w:w="6400"/>
       </w:tblGrid>
       <w:tr>
-        <w:tc>
-          <w:tcPr>
-            <w:tcW w:type="dxa" w:w="2250"/>
-            <w:shd w:fill="44546A" w:val="clear"/>
-            <w:tcMar>
-              <w:top w:type="dxa" w:w="80"/>
-              <w:left w:type="dxa" w:w="140"/>
-              <w:bottom w:type="dxa" w:w="80"/>
-              <w:right w:type="dxa" w:w="140"/>
-            </w:tcMar>
-          </w:tcPr>
-          <w:p>
-            <w:pPr>
-              <w:jc w:val="center"/>
-            </w:pPr>
+        <w:trPr>
+          <w:tblHeader/>
+        </w:trPr>
+        <w:tc>
+          <w:tcPr>
+            <w:tcW w:type="dxa" w:w="2600"/>
+            <w:shd w:fill="DDE6F0" w:val="clear"/>
+            <w:tcMar>
+              <w:top w:type="dxa" w:w="60"/>
+              <w:left w:type="dxa" w:w="100"/>
+              <w:bottom w:type="dxa" w:w="60"/>
+              <w:right w:type="dxa" w:w="100"/>
+            </w:tcMar>
+          </w:tcPr>
+          <w:p>
             <w:r>
               <w:rPr>
                 <w:rFonts w:ascii="Yu Gothic" w:cs="Yu Gothic" w:eastAsia="Yu Gothic" w:hAnsi="Yu Gothic"/>
                 <w:b/>
                 <w:bCs/>
-                <w:color w:val="FFFFFF"/>
-                <w:sz w:val="18"/>
-                <w:szCs w:val="18"/>
-              </w:rPr>
-              <w:t xml:space="preserve">エイジェンシー理論</w:t>
-            </w:r>
-          </w:p>
-        </w:tc>
-        <w:tc>
-          <w:tcPr>
-            <w:tcW w:type="dxa" w:w="2250"/>
-            <w:shd w:fill="44546A" w:val="clear"/>
-            <w:tcMar>
-              <w:top w:type="dxa" w:w="80"/>
-              <w:left w:type="dxa" w:w="140"/>
-              <w:bottom w:type="dxa" w:w="80"/>
-              <w:right w:type="dxa" w:w="140"/>
-            </w:tcMar>
-          </w:tcPr>
-          <w:p>
-            <w:pPr>
-              <w:jc w:val="center"/>
-            </w:pPr>
+                <w:sz w:val="19"/>
+                <w:szCs w:val="19"/>
+              </w:rPr>
+              <w:t xml:space="preserve">観点</w:t>
+            </w:r>
+          </w:p>
+        </w:tc>
+        <w:tc>
+          <w:tcPr>
+            <w:tcW w:type="dxa" w:w="6400"/>
+            <w:shd w:fill="DDE6F0" w:val="clear"/>
+            <w:tcMar>
+              <w:top w:type="dxa" w:w="60"/>
+              <w:left w:type="dxa" w:w="100"/>
+              <w:bottom w:type="dxa" w:w="60"/>
+              <w:right w:type="dxa" w:w="100"/>
+            </w:tcMar>
+          </w:tcPr>
+          <w:p>
             <w:r>
               <w:rPr>
                 <w:rFonts w:ascii="Yu Gothic" w:cs="Yu Gothic" w:eastAsia="Yu Gothic" w:hAnsi="Yu Gothic"/>
                 <w:b/>
                 <w:bCs/>
-                <w:color w:val="FFFFFF"/>
-                <w:sz w:val="18"/>
-                <w:szCs w:val="18"/>
-              </w:rPr>
-              <w:t xml:space="preserve">情報の非対称性</w:t>
-            </w:r>
-          </w:p>
-        </w:tc>
-        <w:tc>
-          <w:tcPr>
-            <w:tcW w:type="dxa" w:w="2250"/>
-            <w:shd w:fill="44546A" w:val="clear"/>
-            <w:tcMar>
-              <w:top w:type="dxa" w:w="80"/>
-              <w:left w:type="dxa" w:w="140"/>
-              <w:bottom w:type="dxa" w:w="80"/>
-              <w:right w:type="dxa" w:w="140"/>
-            </w:tcMar>
-          </w:tcPr>
-          <w:p>
-            <w:pPr>
-              <w:jc w:val="center"/>
-            </w:pPr>
-            <w:r>
-              <w:rPr>
-                <w:rFonts w:ascii="Yu Gothic" w:cs="Yu Gothic" w:eastAsia="Yu Gothic" w:hAnsi="Yu Gothic"/>
-                <w:b/>
-                <w:bCs/>
-                <w:color w:val="FFFFFF"/>
-                <w:sz w:val="18"/>
-                <w:szCs w:val="18"/>
-              </w:rPr>
-              <w:t xml:space="preserve">モラル・ハザード</w:t>
-            </w:r>
-          </w:p>
-        </w:tc>
-        <w:tc>
-          <w:tcPr>
-            <w:tcW w:type="dxa" w:w="2250"/>
-            <w:shd w:fill="44546A" w:val="clear"/>
-            <w:tcMar>
-              <w:top w:type="dxa" w:w="80"/>
-              <w:left w:type="dxa" w:w="140"/>
-              <w:bottom w:type="dxa" w:w="80"/>
-              <w:right w:type="dxa" w:w="140"/>
-            </w:tcMar>
-          </w:tcPr>
-          <w:p>
-            <w:pPr>
-              <w:jc w:val="center"/>
-            </w:pPr>
-            <w:r>
-              <w:rPr>
-                <w:rFonts w:ascii="Yu Gothic" w:cs="Yu Gothic" w:eastAsia="Yu Gothic" w:hAnsi="Yu Gothic"/>
-                <w:b/>
-                <w:bCs/>
-                <w:color w:val="FFFFFF"/>
-                <w:sz w:val="18"/>
-                <w:szCs w:val="18"/>
-              </w:rPr>
-              <w:t xml:space="preserve">逆選択</w:t>
+                <w:sz w:val="19"/>
+                <w:szCs w:val="19"/>
+              </w:rPr>
+              <w:t xml:space="preserve">キーワード</w:t>
             </w:r>
           </w:p>
         </w:tc>
       </w:tr>
       <w:tr>
-        <w:tc>
-          <w:tcPr>
-            <w:tcW w:type="dxa" w:w="2250"/>
-            <w:shd w:fill="44546A" w:val="clear"/>
-            <w:tcMar>
-              <w:top w:type="dxa" w:w="80"/>
-              <w:left w:type="dxa" w:w="140"/>
-              <w:bottom w:type="dxa" w:w="80"/>
-              <w:right w:type="dxa" w:w="140"/>
-            </w:tcMar>
-          </w:tcPr>
-          <w:p>
-            <w:pPr>
-              <w:jc w:val="center"/>
-            </w:pPr>
-            <w:r>
-              <w:rPr>
-                <w:rFonts w:ascii="Yu Gothic" w:cs="Yu Gothic" w:eastAsia="Yu Gothic" w:hAnsi="Yu Gothic"/>
-                <w:b/>
-                <w:bCs/>
-                <w:color w:val="FFFFFF"/>
-                <w:sz w:val="18"/>
-                <w:szCs w:val="18"/>
-              </w:rPr>
-              <w:t xml:space="preserve">効率的市場仮説</w:t>
-            </w:r>
-          </w:p>
-        </w:tc>
-        <w:tc>
-          <w:tcPr>
-            <w:tcW w:type="dxa" w:w="2250"/>
-            <w:shd w:fill="44546A" w:val="clear"/>
-            <w:tcMar>
-              <w:top w:type="dxa" w:w="80"/>
-              <w:left w:type="dxa" w:w="140"/>
-              <w:bottom w:type="dxa" w:w="80"/>
-              <w:right w:type="dxa" w:w="140"/>
-            </w:tcMar>
-          </w:tcPr>
-          <w:p>
-            <w:pPr>
-              <w:jc w:val="center"/>
-            </w:pPr>
-            <w:r>
-              <w:rPr>
-                <w:rFonts w:ascii="Yu Gothic" w:cs="Yu Gothic" w:eastAsia="Yu Gothic" w:hAnsi="Yu Gothic"/>
-                <w:b/>
-                <w:bCs/>
-                <w:color w:val="FFFFFF"/>
-                <w:sz w:val="18"/>
-                <w:szCs w:val="18"/>
-              </w:rPr>
-              <w:t xml:space="preserve">GAAP</w:t>
-            </w:r>
-          </w:p>
-        </w:tc>
-        <w:tc>
-          <w:tcPr>
-            <w:tcW w:type="dxa" w:w="2250"/>
-            <w:shd w:fill="44546A" w:val="clear"/>
-            <w:tcMar>
-              <w:top w:type="dxa" w:w="80"/>
-              <w:left w:type="dxa" w:w="140"/>
-              <w:bottom w:type="dxa" w:w="80"/>
-              <w:right w:type="dxa" w:w="140"/>
-            </w:tcMar>
-          </w:tcPr>
-          <w:p>
-            <w:pPr>
-              <w:jc w:val="center"/>
-            </w:pPr>
-            <w:r>
-              <w:rPr>
-                <w:rFonts w:ascii="Yu Gothic" w:cs="Yu Gothic" w:eastAsia="Yu Gothic" w:hAnsi="Yu Gothic"/>
-                <w:b/>
-                <w:bCs/>
-                <w:color w:val="FFFFFF"/>
-                <w:sz w:val="18"/>
-                <w:szCs w:val="18"/>
-              </w:rPr>
-              <w:t xml:space="preserve">コーポレート・ガバナンス</w:t>
-            </w:r>
-          </w:p>
-        </w:tc>
-        <w:tc>
-          <w:tcPr>
-            <w:tcW w:type="dxa" w:w="2250"/>
-            <w:shd w:fill="44546A" w:val="clear"/>
-            <w:tcMar>
-              <w:top w:type="dxa" w:w="80"/>
-              <w:left w:type="dxa" w:w="140"/>
-              <w:bottom w:type="dxa" w:w="80"/>
-              <w:right w:type="dxa" w:w="140"/>
-            </w:tcMar>
-          </w:tcPr>
-          <w:p>
-            <w:pPr>
-              <w:jc w:val="center"/>
-            </w:pPr>
-            <w:r>
-              <w:rPr>
-                <w:rFonts w:ascii="Yu Gothic" w:cs="Yu Gothic" w:eastAsia="Yu Gothic" w:hAnsi="Yu Gothic"/>
-                <w:b/>
-                <w:bCs/>
-                <w:color w:val="FFFFFF"/>
-                <w:sz w:val="18"/>
-                <w:szCs w:val="18"/>
-              </w:rPr>
-              <w:t xml:space="preserve">会計発生高</w:t>
+        <w:trPr>
+          <w:cantSplit/>
+        </w:trPr>
+        <w:tc>
+          <w:tcPr>
+            <w:tcW w:type="dxa" w:w="2600"/>
+            <w:tcMar>
+              <w:top w:type="dxa" w:w="60"/>
+              <w:left w:type="dxa" w:w="100"/>
+              <w:bottom w:type="dxa" w:w="60"/>
+              <w:right w:type="dxa" w:w="100"/>
+            </w:tcMar>
+          </w:tcPr>
+          <w:p>
+            <w:r>
+              <w:rPr>
+                <w:rFonts w:ascii="Yu Mincho" w:cs="Yu Mincho" w:eastAsia="Yu Mincho" w:hAnsi="Yu Mincho"/>
+                <w:sz w:val="19"/>
+                <w:szCs w:val="19"/>
+              </w:rPr>
+              <w:t xml:space="preserve">効率的契約の3ポイント</w:t>
+            </w:r>
+          </w:p>
+        </w:tc>
+        <w:tc>
+          <w:tcPr>
+            <w:tcW w:type="dxa" w:w="6400"/>
+            <w:tcMar>
+              <w:top w:type="dxa" w:w="60"/>
+              <w:left w:type="dxa" w:w="100"/>
+              <w:bottom w:type="dxa" w:w="60"/>
+              <w:right w:type="dxa" w:w="100"/>
+            </w:tcMar>
+          </w:tcPr>
+          <w:p>
+            <w:r>
+              <w:rPr>
+                <w:rFonts w:ascii="Yu Mincho" w:cs="Yu Mincho" w:eastAsia="Yu Mincho" w:hAnsi="Yu Mincho"/>
+                <w:sz w:val="19"/>
+                <w:szCs w:val="19"/>
+              </w:rPr>
+              <w:t xml:space="preserve">①リスクシェアリング（固定給/ボーナス）②インセンティブの及ぶ範囲（短期/長期）③業績尺度（会計利益/株価）</w:t>
             </w:r>
           </w:p>
         </w:tc>
       </w:tr>
       <w:tr>
-        <w:tc>
-          <w:tcPr>
-            <w:tcW w:type="dxa" w:w="2250"/>
-            <w:shd w:fill="44546A" w:val="clear"/>
-            <w:tcMar>
-              <w:top w:type="dxa" w:w="80"/>
-              <w:left w:type="dxa" w:w="140"/>
-              <w:bottom w:type="dxa" w:w="80"/>
-              <w:right w:type="dxa" w:w="140"/>
-            </w:tcMar>
-          </w:tcPr>
-          <w:p>
-            <w:pPr>
-              <w:jc w:val="center"/>
-            </w:pPr>
-            <w:r>
-              <w:rPr>
-                <w:rFonts w:ascii="Yu Gothic" w:cs="Yu Gothic" w:eastAsia="Yu Gothic" w:hAnsi="Yu Gothic"/>
-                <w:b/>
-                <w:bCs/>
-                <w:color w:val="FFFFFF"/>
-                <w:sz w:val="18"/>
-                <w:szCs w:val="18"/>
-              </w:rPr>
-              <w:t xml:space="preserve">裁量的発生高</w:t>
-            </w:r>
-          </w:p>
-        </w:tc>
-        <w:tc>
-          <w:tcPr>
-            <w:tcW w:type="dxa" w:w="2250"/>
-            <w:shd w:fill="44546A" w:val="clear"/>
-            <w:tcMar>
-              <w:top w:type="dxa" w:w="80"/>
-              <w:left w:type="dxa" w:w="140"/>
-              <w:bottom w:type="dxa" w:w="80"/>
-              <w:right w:type="dxa" w:w="140"/>
-            </w:tcMar>
-          </w:tcPr>
-          <w:p>
-            <w:pPr>
-              <w:jc w:val="center"/>
-            </w:pPr>
-            <w:r>
-              <w:rPr>
-                <w:rFonts w:ascii="Yu Gothic" w:cs="Yu Gothic" w:eastAsia="Yu Gothic" w:hAnsi="Yu Gothic"/>
-                <w:b/>
-                <w:bCs/>
-                <w:color w:val="FFFFFF"/>
-                <w:sz w:val="18"/>
-                <w:szCs w:val="18"/>
-              </w:rPr>
-              <w:t xml:space="preserve">財務制限条項</w:t>
-            </w:r>
-          </w:p>
-        </w:tc>
-        <w:tc>
-          <w:tcPr>
-            <w:tcW w:type="dxa" w:w="2250"/>
-            <w:shd w:fill="44546A" w:val="clear"/>
-            <w:tcMar>
-              <w:top w:type="dxa" w:w="80"/>
-              <w:left w:type="dxa" w:w="140"/>
-              <w:bottom w:type="dxa" w:w="80"/>
-              <w:right w:type="dxa" w:w="140"/>
-            </w:tcMar>
-          </w:tcPr>
-          <w:p>
-            <w:pPr>
-              <w:jc w:val="center"/>
-            </w:pPr>
-            <w:r>
-              <w:rPr>
-                <w:rFonts w:ascii="Yu Gothic" w:cs="Yu Gothic" w:eastAsia="Yu Gothic" w:hAnsi="Yu Gothic"/>
-                <w:b/>
-                <w:bCs/>
-                <w:color w:val="FFFFFF"/>
-                <w:sz w:val="18"/>
-                <w:szCs w:val="18"/>
-              </w:rPr>
-              <w:t xml:space="preserve">実証会計理論(PAT)</w:t>
-            </w:r>
-          </w:p>
-        </w:tc>
-        <w:tc>
-          <w:tcPr>
-            <w:tcW w:type="dxa" w:w="2250"/>
-            <w:shd w:fill="44546A" w:val="clear"/>
-            <w:tcMar>
-              <w:top w:type="dxa" w:w="80"/>
-              <w:left w:type="dxa" w:w="140"/>
-              <w:bottom w:type="dxa" w:w="80"/>
-              <w:right w:type="dxa" w:w="140"/>
-            </w:tcMar>
-          </w:tcPr>
-          <w:p>
-            <w:pPr>
-              <w:jc w:val="center"/>
-            </w:pPr>
-            <w:r>
-              <w:rPr>
-                <w:rFonts w:ascii="Yu Gothic" w:cs="Yu Gothic" w:eastAsia="Yu Gothic" w:hAnsi="Yu Gothic"/>
-                <w:b/>
-                <w:bCs/>
-                <w:color w:val="FFFFFF"/>
-                <w:sz w:val="18"/>
-                <w:szCs w:val="18"/>
-              </w:rPr>
-              <w:t xml:space="preserve">IR</w:t>
+        <w:trPr>
+          <w:cantSplit/>
+        </w:trPr>
+        <w:tc>
+          <w:tcPr>
+            <w:tcW w:type="dxa" w:w="2600"/>
+            <w:tcMar>
+              <w:top w:type="dxa" w:w="60"/>
+              <w:left w:type="dxa" w:w="100"/>
+              <w:bottom w:type="dxa" w:w="60"/>
+              <w:right w:type="dxa" w:w="100"/>
+            </w:tcMar>
+          </w:tcPr>
+          <w:p>
+            <w:r>
+              <w:rPr>
+                <w:rFonts w:ascii="Yu Mincho" w:cs="Yu Mincho" w:eastAsia="Yu Mincho" w:hAnsi="Yu Mincho"/>
+                <w:sz w:val="19"/>
+                <w:szCs w:val="19"/>
+              </w:rPr>
+              <w:t xml:space="preserve">米国の報酬構成</w:t>
+            </w:r>
+          </w:p>
+        </w:tc>
+        <w:tc>
+          <w:tcPr>
+            <w:tcW w:type="dxa" w:w="6400"/>
+            <w:tcMar>
+              <w:top w:type="dxa" w:w="60"/>
+              <w:left w:type="dxa" w:w="100"/>
+              <w:bottom w:type="dxa" w:w="60"/>
+              <w:right w:type="dxa" w:w="100"/>
+            </w:tcMar>
+          </w:tcPr>
+          <w:p>
+            <w:r>
+              <w:rPr>
+                <w:rFonts w:ascii="Yu Mincho" w:cs="Yu Mincho" w:eastAsia="Yu Mincho" w:hAnsi="Yu Mincho"/>
+                <w:sz w:val="19"/>
+                <w:szCs w:val="19"/>
+              </w:rPr>
+              <w:t xml:space="preserve">基本給／短期インセンティブ（cap・bogey）／長期インセンティブ（ストックオプション）</w:t>
+            </w:r>
+          </w:p>
+        </w:tc>
+      </w:tr>
+      <w:tr>
+        <w:trPr>
+          <w:cantSplit/>
+        </w:trPr>
+        <w:tc>
+          <w:tcPr>
+            <w:tcW w:type="dxa" w:w="2600"/>
+            <w:tcMar>
+              <w:top w:type="dxa" w:w="60"/>
+              <w:left w:type="dxa" w:w="100"/>
+              <w:bottom w:type="dxa" w:w="60"/>
+              <w:right w:type="dxa" w:w="100"/>
+            </w:tcMar>
+          </w:tcPr>
+          <w:p>
+            <w:r>
+              <w:rPr>
+                <w:rFonts w:ascii="Yu Mincho" w:cs="Yu Mincho" w:eastAsia="Yu Mincho" w:hAnsi="Yu Mincho"/>
+                <w:sz w:val="19"/>
+                <w:szCs w:val="19"/>
+              </w:rPr>
+              <w:t xml:space="preserve">日本の変遷</w:t>
+            </w:r>
+          </w:p>
+        </w:tc>
+        <w:tc>
+          <w:tcPr>
+            <w:tcW w:type="dxa" w:w="6400"/>
+            <w:tcMar>
+              <w:top w:type="dxa" w:w="60"/>
+              <w:left w:type="dxa" w:w="100"/>
+              <w:bottom w:type="dxa" w:w="60"/>
+              <w:right w:type="dxa" w:w="100"/>
+            </w:tcMar>
+          </w:tcPr>
+          <w:p>
+            <w:r>
+              <w:rPr>
+                <w:rFonts w:ascii="Yu Mincho" w:cs="Yu Mincho" w:eastAsia="Yu Mincho" w:hAnsi="Yu Mincho"/>
+                <w:sz w:val="19"/>
+                <w:szCs w:val="19"/>
+              </w:rPr>
+              <w:t xml:space="preserve">1990年代：硬直的・インセンティブなし → 2000年代：ストックオプション導入(1997)・報酬開示拡充(2010, 2019)</w:t>
+            </w:r>
+          </w:p>
+        </w:tc>
+      </w:tr>
+      <w:tr>
+        <w:trPr>
+          <w:cantSplit/>
+        </w:trPr>
+        <w:tc>
+          <w:tcPr>
+            <w:tcW w:type="dxa" w:w="2600"/>
+            <w:tcMar>
+              <w:top w:type="dxa" w:w="60"/>
+              <w:left w:type="dxa" w:w="100"/>
+              <w:bottom w:type="dxa" w:w="60"/>
+              <w:right w:type="dxa" w:w="100"/>
+            </w:tcMar>
+          </w:tcPr>
+          <w:p>
+            <w:r>
+              <w:rPr>
+                <w:rFonts w:ascii="Yu Mincho" w:cs="Yu Mincho" w:eastAsia="Yu Mincho" w:hAnsi="Yu Mincho"/>
+                <w:sz w:val="19"/>
+                <w:szCs w:val="19"/>
+              </w:rPr>
+              <w:t xml:space="preserve">実証研究</w:t>
+            </w:r>
+          </w:p>
+        </w:tc>
+        <w:tc>
+          <w:tcPr>
+            <w:tcW w:type="dxa" w:w="6400"/>
+            <w:tcMar>
+              <w:top w:type="dxa" w:w="60"/>
+              <w:left w:type="dxa" w:w="100"/>
+              <w:bottom w:type="dxa" w:w="60"/>
+              <w:right w:type="dxa" w:w="100"/>
+            </w:tcMar>
+          </w:tcPr>
+          <w:p>
+            <w:r>
+              <w:rPr>
+                <w:rFonts w:ascii="Yu Mincho" w:cs="Yu Mincho" w:eastAsia="Yu Mincho" w:hAnsi="Yu Mincho"/>
+                <w:sz w:val="19"/>
+                <w:szCs w:val="19"/>
+              </w:rPr>
+              <w:t xml:space="preserve">Healy (1985)／Lambert &amp; Larcker (1987)／Sloan (1993)／Shuto (2007)</w:t>
+            </w:r>
+          </w:p>
+        </w:tc>
+      </w:tr>
+      <w:tr>
+        <w:trPr>
+          <w:cantSplit/>
+        </w:trPr>
+        <w:tc>
+          <w:tcPr>
+            <w:tcW w:type="dxa" w:w="2600"/>
+            <w:tcMar>
+              <w:top w:type="dxa" w:w="60"/>
+              <w:left w:type="dxa" w:w="100"/>
+              <w:bottom w:type="dxa" w:w="60"/>
+              <w:right w:type="dxa" w:w="100"/>
+            </w:tcMar>
+          </w:tcPr>
+          <w:p>
+            <w:r>
+              <w:rPr>
+                <w:rFonts w:ascii="Yu Mincho" w:cs="Yu Mincho" w:eastAsia="Yu Mincho" w:hAnsi="Yu Mincho"/>
+                <w:sz w:val="19"/>
+                <w:szCs w:val="19"/>
+              </w:rPr>
+              <w:t xml:space="preserve">ケース</w:t>
+            </w:r>
+          </w:p>
+        </w:tc>
+        <w:tc>
+          <w:tcPr>
+            <w:tcW w:type="dxa" w:w="6400"/>
+            <w:tcMar>
+              <w:top w:type="dxa" w:w="60"/>
+              <w:left w:type="dxa" w:w="100"/>
+              <w:bottom w:type="dxa" w:w="60"/>
+              <w:right w:type="dxa" w:w="100"/>
+            </w:tcMar>
+          </w:tcPr>
+          <w:p>
+            <w:r>
+              <w:rPr>
+                <w:rFonts w:ascii="Yu Mincho" w:cs="Yu Mincho" w:eastAsia="Yu Mincho" w:hAnsi="Yu Mincho"/>
+                <w:sz w:val="19"/>
+                <w:szCs w:val="19"/>
+              </w:rPr>
+              <w:t xml:space="preserve">富士通（短期偏重）／資生堂・HOYA（開示を巡る対立）</w:t>
             </w:r>
           </w:p>
         </w:tc>
       </w:tr>
     </w:tbl>
-    <w:p>
-      <w:r>
-        <w:br w:type="page"/>
-      </w:r>
-    </w:p>
-    <w:p>
-      <w:pPr>
-        <w:pStyle w:val="Heading2"/>
-        <w:spacing w:after="160" w:before="360"/>
-      </w:pPr>
-      <w:r>
-        <w:t xml:space="preserve">3. 数字で見る比較チャート</w:t>
-      </w:r>
-    </w:p>
-    <w:p>
-      <w:pPr>
-        <w:pStyle w:val="Heading3"/>
-        <w:spacing w:after="120" w:before="240"/>
-      </w:pPr>
-      <w:r>
-        <w:t xml:space="preserve">経営者報酬に占めるインセンティブ報酬の割合（第1章）</w:t>
-      </w:r>
-    </w:p>
     <w:tbl>
       <w:tblPr>
         <w:tblW w:type="pct" w:w="100%"/>
@@ -1861,7 +1070,7 @@
                 <w:sz w:val="18"/>
                 <w:szCs w:val="18"/>
               </w:rPr>
-              <w:t xml:space="preserve">米国</w:t>
+              <w:t xml:space="preserve">インセンティブ比率 米国</w:t>
             </w:r>
           </w:p>
         </w:tc>
@@ -1964,110 +1173,7 @@
                 <w:sz w:val="18"/>
                 <w:szCs w:val="18"/>
               </w:rPr>
-              <w:t xml:space="preserve">英国</w:t>
-            </w:r>
-          </w:p>
-        </w:tc>
-        <w:tc>
-          <w:tcPr>
-            <w:tcW w:type="dxa" w:w="5400"/>
-            <w:tcMar>
-              <w:top w:type="dxa" w:w="60"/>
-              <w:left w:type="dxa" w:w="0"/>
-              <w:bottom w:type="dxa" w:w="60"/>
-              <w:right w:type="dxa" w:w="0"/>
-            </w:tcMar>
-          </w:tcPr>
-          <w:tbl>
-            <w:tblPr>
-              <w:tblW w:type="dxa" w:w="5400"/>
-              <w:tblBorders>
-                <w:top w:val="none"/>
-                <w:left w:val="none"/>
-                <w:bottom w:val="none"/>
-                <w:right w:val="none"/>
-                <w:insideH w:val="none"/>
-                <w:insideV w:val="none"/>
-              </w:tblBorders>
-            </w:tblPr>
-            <w:tblGrid>
-              <w:gridCol w:w="4266"/>
-              <w:gridCol w:w="1134"/>
-            </w:tblGrid>
-            <w:tr>
-              <w:tc>
-                <w:tcPr>
-                  <w:tcW w:type="dxa" w:w="4266"/>
-                  <w:shd w:fill="5B7FBB" w:val="clear"/>
-                  <w:tcMar>
-                    <w:top w:type="dxa" w:w="40"/>
-                    <w:left w:type="dxa" w:w="0"/>
-                    <w:bottom w:type="dxa" w:w="40"/>
-                    <w:right w:type="dxa" w:w="0"/>
-                  </w:tcMar>
-                </w:tcPr>
-                <w:p/>
-              </w:tc>
-              <w:tc>
-                <w:tcPr>
-                  <w:tcW w:type="dxa" w:w="1134"/>
-                  <w:shd w:fill="EAEAEA" w:val="clear"/>
-                  <w:tcMar>
-                    <w:top w:type="dxa" w:w="40"/>
-                    <w:left w:type="dxa" w:w="0"/>
-                    <w:bottom w:type="dxa" w:w="40"/>
-                    <w:right w:type="dxa" w:w="0"/>
-                  </w:tcMar>
-                </w:tcPr>
-                <w:p/>
-              </w:tc>
-            </w:tr>
-          </w:tbl>
-          <w:p/>
-        </w:tc>
-        <w:tc>
-          <w:tcPr>
-            <w:tcW w:type="dxa" w:w="1200"/>
-            <w:tcMar>
-              <w:top w:type="dxa" w:w="40"/>
-              <w:left w:type="dxa" w:w="60"/>
-              <w:bottom w:type="dxa" w:w="40"/>
-              <w:right w:type="dxa" w:w="0"/>
-            </w:tcMar>
-          </w:tcPr>
-          <w:p>
-            <w:r>
-              <w:rPr>
-                <w:rFonts w:ascii="Yu Gothic" w:cs="Yu Gothic" w:eastAsia="Yu Gothic" w:hAnsi="Yu Gothic"/>
-                <w:b/>
-                <w:bCs/>
-                <w:sz w:val="18"/>
-                <w:szCs w:val="18"/>
-              </w:rPr>
-              <w:t xml:space="preserve">79%</w:t>
-            </w:r>
-          </w:p>
-        </w:tc>
-      </w:tr>
-      <w:tr>
-        <w:tc>
-          <w:tcPr>
-            <w:tcW w:type="dxa" w:w="2600"/>
-            <w:tcMar>
-              <w:top w:type="dxa" w:w="40"/>
-              <w:left w:type="dxa" w:w="60"/>
-              <w:bottom w:type="dxa" w:w="40"/>
-              <w:right w:type="dxa" w:w="60"/>
-            </w:tcMar>
-          </w:tcPr>
-          <w:p>
-            <w:r>
-              <w:rPr>
-                <w:rFonts w:ascii="Yu Mincho" w:cs="Yu Mincho" w:eastAsia="Yu Mincho" w:hAnsi="Yu Mincho"/>
-                <w:sz w:val="18"/>
-                <w:szCs w:val="18"/>
-              </w:rPr>
-              <w:t xml:space="preserve">日本</w:t>
+              <w:t xml:space="preserve">同 日本</w:t>
             </w:r>
           </w:p>
         </w:tc>
@@ -2152,38 +1258,6 @@
           </w:p>
         </w:tc>
       </w:tr>
-    </w:tbl>
-    <w:p>
-      <w:pPr>
-        <w:spacing w:after="100"/>
-      </w:pPr>
-    </w:p>
-    <w:p>
-      <w:pPr>
-        <w:pStyle w:val="Heading3"/>
-        <w:spacing w:after="120" w:before="240"/>
-      </w:pPr>
-      <w:r>
-        <w:t xml:space="preserve">インセンティブ報酬に占める長期報酬の割合（第1章）</w:t>
-      </w:r>
-    </w:p>
-    <w:tbl>
-      <w:tblPr>
-        <w:tblW w:type="pct" w:w="100%"/>
-        <w:tblBorders>
-          <w:top w:val="none"/>
-          <w:left w:val="none"/>
-          <w:bottom w:val="none"/>
-          <w:right w:val="none"/>
-          <w:insideH w:val="none"/>
-          <w:insideV w:val="none"/>
-        </w:tblBorders>
-      </w:tblPr>
-      <w:tblGrid>
-        <w:gridCol w:w="2600"/>
-        <w:gridCol w:w="5400"/>
-        <w:gridCol w:w="1200"/>
-      </w:tblGrid>
       <w:tr>
         <w:tc>
           <w:tcPr>
@@ -2202,7 +1276,7 @@
                 <w:sz w:val="18"/>
                 <w:szCs w:val="18"/>
               </w:rPr>
-              <w:t xml:space="preserve">米国</w:t>
+              <w:t xml:space="preserve">長期報酬比率 米国</w:t>
             </w:r>
           </w:p>
         </w:tc>
@@ -2305,110 +1379,7 @@
                 <w:sz w:val="18"/>
                 <w:szCs w:val="18"/>
               </w:rPr>
-              <w:t xml:space="preserve">英国</w:t>
-            </w:r>
-          </w:p>
-        </w:tc>
-        <w:tc>
-          <w:tcPr>
-            <w:tcW w:type="dxa" w:w="5400"/>
-            <w:tcMar>
-              <w:top w:type="dxa" w:w="60"/>
-              <w:left w:type="dxa" w:w="0"/>
-              <w:bottom w:type="dxa" w:w="60"/>
-              <w:right w:type="dxa" w:w="0"/>
-            </w:tcMar>
-          </w:tcPr>
-          <w:tbl>
-            <w:tblPr>
-              <w:tblW w:type="dxa" w:w="5400"/>
-              <w:tblBorders>
-                <w:top w:val="none"/>
-                <w:left w:val="none"/>
-                <w:bottom w:val="none"/>
-                <w:right w:val="none"/>
-                <w:insideH w:val="none"/>
-                <w:insideV w:val="none"/>
-              </w:tblBorders>
-            </w:tblPr>
-            <w:tblGrid>
-              <w:gridCol w:w="2646"/>
-              <w:gridCol w:w="2754"/>
-            </w:tblGrid>
-            <w:tr>
-              <w:tc>
-                <w:tcPr>
-                  <w:tcW w:type="dxa" w:w="2646"/>
-                  <w:shd w:fill="5B7FBB" w:val="clear"/>
-                  <w:tcMar>
-                    <w:top w:type="dxa" w:w="40"/>
-                    <w:left w:type="dxa" w:w="0"/>
-                    <w:bottom w:type="dxa" w:w="40"/>
-                    <w:right w:type="dxa" w:w="0"/>
-                  </w:tcMar>
-                </w:tcPr>
-                <w:p/>
-              </w:tc>
-              <w:tc>
-                <w:tcPr>
-                  <w:tcW w:type="dxa" w:w="2754"/>
-                  <w:shd w:fill="EAEAEA" w:val="clear"/>
-                  <w:tcMar>
-                    <w:top w:type="dxa" w:w="40"/>
-                    <w:left w:type="dxa" w:w="0"/>
-                    <w:bottom w:type="dxa" w:w="40"/>
-                    <w:right w:type="dxa" w:w="0"/>
-                  </w:tcMar>
-                </w:tcPr>
-                <w:p/>
-              </w:tc>
-            </w:tr>
-          </w:tbl>
-          <w:p/>
-        </w:tc>
-        <w:tc>
-          <w:tcPr>
-            <w:tcW w:type="dxa" w:w="1200"/>
-            <w:tcMar>
-              <w:top w:type="dxa" w:w="40"/>
-              <w:left w:type="dxa" w:w="60"/>
-              <w:bottom w:type="dxa" w:w="40"/>
-              <w:right w:type="dxa" w:w="0"/>
-            </w:tcMar>
-          </w:tcPr>
-          <w:p>
-            <w:r>
-              <w:rPr>
-                <w:rFonts w:ascii="Yu Gothic" w:cs="Yu Gothic" w:eastAsia="Yu Gothic" w:hAnsi="Yu Gothic"/>
-                <w:b/>
-                <w:bCs/>
-                <w:sz w:val="18"/>
-                <w:szCs w:val="18"/>
-              </w:rPr>
-              <w:t xml:space="preserve">49%</w:t>
-            </w:r>
-          </w:p>
-        </w:tc>
-      </w:tr>
-      <w:tr>
-        <w:tc>
-          <w:tcPr>
-            <w:tcW w:type="dxa" w:w="2600"/>
-            <w:tcMar>
-              <w:top w:type="dxa" w:w="40"/>
-              <w:left w:type="dxa" w:w="60"/>
-              <w:bottom w:type="dxa" w:w="40"/>
-              <w:right w:type="dxa" w:w="60"/>
-            </w:tcMar>
-          </w:tcPr>
-          <w:p>
-            <w:r>
-              <w:rPr>
-                <w:rFonts w:ascii="Yu Mincho" w:cs="Yu Mincho" w:eastAsia="Yu Mincho" w:hAnsi="Yu Mincho"/>
-                <w:sz w:val="18"/>
-                <w:szCs w:val="18"/>
-              </w:rPr>
-              <w:t xml:space="preserve">日本</w:t>
+              <w:t xml:space="preserve">同 日本</w:t>
             </w:r>
           </w:p>
         </w:tc>
@@ -2495,9 +1466,9 @@
       </w:tr>
     </w:tbl>
     <w:p>
-      <w:pPr>
-        <w:spacing w:after="100"/>
-      </w:pPr>
+      <w:r>
+        <w:br w:type="page"/>
+      </w:r>
     </w:p>
     <w:p>
       <w:pPr>
@@ -2505,9 +1476,1187 @@
         <w:spacing w:after="120" w:before="240"/>
       </w:pPr>
       <w:r>
-        <w:t xml:space="preserve">裁量的発生高モデル別・推計値の平均（対経常利益絶対値比、第6章）</w:t>
-      </w:r>
-    </w:p>
+        <w:t xml:space="preserve">第2章｜債務契約と会計情報</w:t>
+      </w:r>
+    </w:p>
+    <w:tbl>
+      <w:tblPr>
+        <w:tblW w:type="pct" w:w="100%"/>
+        <w:tblBorders>
+          <w:top w:val="single" w:color="AAAAAA" w:sz="4"/>
+          <w:left w:val="single" w:color="AAAAAA" w:sz="4"/>
+          <w:bottom w:val="single" w:color="AAAAAA" w:sz="4"/>
+          <w:right w:val="single" w:color="AAAAAA" w:sz="4"/>
+          <w:insideH w:val="single" w:color="CCCCCC" w:sz="2"/>
+          <w:insideV w:val="single" w:color="CCCCCC" w:sz="2"/>
+        </w:tblBorders>
+      </w:tblPr>
+      <w:tblGrid>
+        <w:gridCol w:w="2600"/>
+        <w:gridCol w:w="6400"/>
+      </w:tblGrid>
+      <w:tr>
+        <w:trPr>
+          <w:tblHeader/>
+        </w:trPr>
+        <w:tc>
+          <w:tcPr>
+            <w:tcW w:type="dxa" w:w="2600"/>
+            <w:shd w:fill="DDE6F0" w:val="clear"/>
+            <w:tcMar>
+              <w:top w:type="dxa" w:w="60"/>
+              <w:left w:type="dxa" w:w="100"/>
+              <w:bottom w:type="dxa" w:w="60"/>
+              <w:right w:type="dxa" w:w="100"/>
+            </w:tcMar>
+          </w:tcPr>
+          <w:p>
+            <w:r>
+              <w:rPr>
+                <w:rFonts w:ascii="Yu Gothic" w:cs="Yu Gothic" w:eastAsia="Yu Gothic" w:hAnsi="Yu Gothic"/>
+                <w:b/>
+                <w:bCs/>
+                <w:sz w:val="19"/>
+                <w:szCs w:val="19"/>
+              </w:rPr>
+              <w:t xml:space="preserve">観点</w:t>
+            </w:r>
+          </w:p>
+        </w:tc>
+        <w:tc>
+          <w:tcPr>
+            <w:tcW w:type="dxa" w:w="6400"/>
+            <w:shd w:fill="DDE6F0" w:val="clear"/>
+            <w:tcMar>
+              <w:top w:type="dxa" w:w="60"/>
+              <w:left w:type="dxa" w:w="100"/>
+              <w:bottom w:type="dxa" w:w="60"/>
+              <w:right w:type="dxa" w:w="100"/>
+            </w:tcMar>
+          </w:tcPr>
+          <w:p>
+            <w:r>
+              <w:rPr>
+                <w:rFonts w:ascii="Yu Gothic" w:cs="Yu Gothic" w:eastAsia="Yu Gothic" w:hAnsi="Yu Gothic"/>
+                <w:b/>
+                <w:bCs/>
+                <w:sz w:val="19"/>
+                <w:szCs w:val="19"/>
+              </w:rPr>
+              <w:t xml:space="preserve">キーワード</w:t>
+            </w:r>
+          </w:p>
+        </w:tc>
+      </w:tr>
+      <w:tr>
+        <w:trPr>
+          <w:cantSplit/>
+        </w:trPr>
+        <w:tc>
+          <w:tcPr>
+            <w:tcW w:type="dxa" w:w="2600"/>
+            <w:tcMar>
+              <w:top w:type="dxa" w:w="60"/>
+              <w:left w:type="dxa" w:w="100"/>
+              <w:bottom w:type="dxa" w:w="60"/>
+              <w:right w:type="dxa" w:w="100"/>
+            </w:tcMar>
+          </w:tcPr>
+          <w:p>
+            <w:r>
+              <w:rPr>
+                <w:rFonts w:ascii="Yu Mincho" w:cs="Yu Mincho" w:eastAsia="Yu Mincho" w:hAnsi="Yu Mincho"/>
+                <w:sz w:val="19"/>
+                <w:szCs w:val="19"/>
+              </w:rPr>
+              <w:t xml:space="preserve">経営者の3つのモラル・ハザード</w:t>
+            </w:r>
+          </w:p>
+        </w:tc>
+        <w:tc>
+          <w:tcPr>
+            <w:tcW w:type="dxa" w:w="6400"/>
+            <w:tcMar>
+              <w:top w:type="dxa" w:w="60"/>
+              <w:left w:type="dxa" w:w="100"/>
+              <w:bottom w:type="dxa" w:w="60"/>
+              <w:right w:type="dxa" w:w="100"/>
+            </w:tcMar>
+          </w:tcPr>
+          <w:p>
+            <w:r>
+              <w:rPr>
+                <w:rFonts w:ascii="Yu Mincho" w:cs="Yu Mincho" w:eastAsia="Yu Mincho" w:hAnsi="Yu Mincho"/>
+                <w:sz w:val="19"/>
+                <w:szCs w:val="19"/>
+              </w:rPr>
+              <w:t xml:space="preserve">①リスク・シフティング（ハイリスク投資）②負債の増加 ③配当の増加</w:t>
+            </w:r>
+          </w:p>
+        </w:tc>
+      </w:tr>
+      <w:tr>
+        <w:trPr>
+          <w:cantSplit/>
+        </w:trPr>
+        <w:tc>
+          <w:tcPr>
+            <w:tcW w:type="dxa" w:w="2600"/>
+            <w:tcMar>
+              <w:top w:type="dxa" w:w="60"/>
+              <w:left w:type="dxa" w:w="100"/>
+              <w:bottom w:type="dxa" w:w="60"/>
+              <w:right w:type="dxa" w:w="100"/>
+            </w:tcMar>
+          </w:tcPr>
+          <w:p>
+            <w:r>
+              <w:rPr>
+                <w:rFonts w:ascii="Yu Mincho" w:cs="Yu Mincho" w:eastAsia="Yu Mincho" w:hAnsi="Yu Mincho"/>
+                <w:sz w:val="19"/>
+                <w:szCs w:val="19"/>
+              </w:rPr>
+              <w:t xml:space="preserve">財務制限条項</w:t>
+            </w:r>
+          </w:p>
+        </w:tc>
+        <w:tc>
+          <w:tcPr>
+            <w:tcW w:type="dxa" w:w="6400"/>
+            <w:tcMar>
+              <w:top w:type="dxa" w:w="60"/>
+              <w:left w:type="dxa" w:w="100"/>
+              <w:bottom w:type="dxa" w:w="60"/>
+              <w:right w:type="dxa" w:w="100"/>
+            </w:tcMar>
+          </w:tcPr>
+          <w:p>
+            <w:r>
+              <w:rPr>
+                <w:rFonts w:ascii="Yu Mincho" w:cs="Yu Mincho" w:eastAsia="Yu Mincho" w:hAnsi="Yu Mincho"/>
+                <w:sz w:val="19"/>
+                <w:szCs w:val="19"/>
+              </w:rPr>
+              <w:t xml:space="preserve">米国：留保利益／運転資本／純資産／負債比率　日本：担保提供／純資産／配当／利益維持（1996年自由化）</w:t>
+            </w:r>
+          </w:p>
+        </w:tc>
+      </w:tr>
+      <w:tr>
+        <w:trPr>
+          <w:cantSplit/>
+        </w:trPr>
+        <w:tc>
+          <w:tcPr>
+            <w:tcW w:type="dxa" w:w="2600"/>
+            <w:tcMar>
+              <w:top w:type="dxa" w:w="60"/>
+              <w:left w:type="dxa" w:w="100"/>
+              <w:bottom w:type="dxa" w:w="60"/>
+              <w:right w:type="dxa" w:w="100"/>
+            </w:tcMar>
+          </w:tcPr>
+          <w:p>
+            <w:r>
+              <w:rPr>
+                <w:rFonts w:ascii="Yu Mincho" w:cs="Yu Mincho" w:eastAsia="Yu Mincho" w:hAnsi="Yu Mincho"/>
+                <w:sz w:val="19"/>
+                <w:szCs w:val="19"/>
+              </w:rPr>
+              <w:t xml:space="preserve">保守主義の実証研究</w:t>
+            </w:r>
+          </w:p>
+        </w:tc>
+        <w:tc>
+          <w:tcPr>
+            <w:tcW w:type="dxa" w:w="6400"/>
+            <w:tcMar>
+              <w:top w:type="dxa" w:w="60"/>
+              <w:left w:type="dxa" w:w="100"/>
+              <w:bottom w:type="dxa" w:w="60"/>
+              <w:right w:type="dxa" w:w="100"/>
+            </w:tcMar>
+          </w:tcPr>
+          <w:p>
+            <w:r>
+              <w:rPr>
+                <w:rFonts w:ascii="Yu Mincho" w:cs="Yu Mincho" w:eastAsia="Yu Mincho" w:hAnsi="Yu Mincho"/>
+                <w:sz w:val="19"/>
+                <w:szCs w:val="19"/>
+              </w:rPr>
+              <w:t xml:space="preserve">Ahmed et al.(2002)／Zhang(2008)／Demerjian(2011)／須田・首藤(2004)</w:t>
+            </w:r>
+          </w:p>
+        </w:tc>
+      </w:tr>
+      <w:tr>
+        <w:trPr>
+          <w:cantSplit/>
+        </w:trPr>
+        <w:tc>
+          <w:tcPr>
+            <w:tcW w:type="dxa" w:w="2600"/>
+            <w:tcMar>
+              <w:top w:type="dxa" w:w="60"/>
+              <w:left w:type="dxa" w:w="100"/>
+              <w:bottom w:type="dxa" w:w="60"/>
+              <w:right w:type="dxa" w:w="100"/>
+            </w:tcMar>
+          </w:tcPr>
+          <w:p>
+            <w:r>
+              <w:rPr>
+                <w:rFonts w:ascii="Yu Mincho" w:cs="Yu Mincho" w:eastAsia="Yu Mincho" w:hAnsi="Yu Mincho"/>
+                <w:sz w:val="19"/>
+                <w:szCs w:val="19"/>
+              </w:rPr>
+              <w:t xml:space="preserve">倒産予測</w:t>
+            </w:r>
+          </w:p>
+        </w:tc>
+        <w:tc>
+          <w:tcPr>
+            <w:tcW w:type="dxa" w:w="6400"/>
+            <w:tcMar>
+              <w:top w:type="dxa" w:w="60"/>
+              <w:left w:type="dxa" w:w="100"/>
+              <w:bottom w:type="dxa" w:w="60"/>
+              <w:right w:type="dxa" w:w="100"/>
+            </w:tcMar>
+          </w:tcPr>
+          <w:p>
+            <w:r>
+              <w:rPr>
+                <w:rFonts w:ascii="Yu Mincho" w:cs="Yu Mincho" w:eastAsia="Yu Mincho" w:hAnsi="Yu Mincho"/>
+                <w:sz w:val="19"/>
+                <w:szCs w:val="19"/>
+              </w:rPr>
+              <w:t xml:space="preserve">安全性・収益性・CF分析／Altman Zスコア(&lt;2.675)／Ohlson Oスコア／Xu &amp; Zhang(2009)＝銀行・系列要因</w:t>
+            </w:r>
+          </w:p>
+        </w:tc>
+      </w:tr>
+      <w:tr>
+        <w:trPr>
+          <w:cantSplit/>
+        </w:trPr>
+        <w:tc>
+          <w:tcPr>
+            <w:tcW w:type="dxa" w:w="2600"/>
+            <w:tcMar>
+              <w:top w:type="dxa" w:w="60"/>
+              <w:left w:type="dxa" w:w="100"/>
+              <w:bottom w:type="dxa" w:w="60"/>
+              <w:right w:type="dxa" w:w="100"/>
+            </w:tcMar>
+          </w:tcPr>
+          <w:p>
+            <w:r>
+              <w:rPr>
+                <w:rFonts w:ascii="Yu Mincho" w:cs="Yu Mincho" w:eastAsia="Yu Mincho" w:hAnsi="Yu Mincho"/>
+                <w:sz w:val="19"/>
+                <w:szCs w:val="19"/>
+              </w:rPr>
+              <w:t xml:space="preserve">ケース</w:t>
+            </w:r>
+          </w:p>
+        </w:tc>
+        <w:tc>
+          <w:tcPr>
+            <w:tcW w:type="dxa" w:w="6400"/>
+            <w:tcMar>
+              <w:top w:type="dxa" w:w="60"/>
+              <w:left w:type="dxa" w:w="100"/>
+              <w:bottom w:type="dxa" w:w="60"/>
+              <w:right w:type="dxa" w:w="100"/>
+            </w:tcMar>
+          </w:tcPr>
+          <w:p>
+            <w:r>
+              <w:rPr>
+                <w:rFonts w:ascii="Yu Mincho" w:cs="Yu Mincho" w:eastAsia="Yu Mincho" w:hAnsi="Yu Mincho"/>
+                <w:sz w:val="19"/>
+                <w:szCs w:val="19"/>
+              </w:rPr>
+              <w:t xml:space="preserve">日本航空：会計手続き変更で利益維持条項の抵触を回避（1994年）</w:t>
+            </w:r>
+          </w:p>
+        </w:tc>
+      </w:tr>
+    </w:tbl>
+    <w:p>
+      <w:pPr>
+        <w:pStyle w:val="Heading3"/>
+        <w:spacing w:after="120" w:before="240"/>
+      </w:pPr>
+      <w:r>
+        <w:t xml:space="preserve">第3章｜政府契約と会計情報</w:t>
+      </w:r>
+    </w:p>
+    <w:tbl>
+      <w:tblPr>
+        <w:tblW w:type="pct" w:w="100%"/>
+        <w:tblBorders>
+          <w:top w:val="none"/>
+          <w:left w:val="none"/>
+          <w:bottom w:val="none"/>
+          <w:right w:val="none"/>
+          <w:insideH w:val="none"/>
+          <w:insideV w:val="none"/>
+        </w:tblBorders>
+      </w:tblPr>
+      <w:tblGrid>
+        <w:gridCol w:w="100"/>
+        <w:gridCol w:w="100"/>
+        <w:gridCol w:w="100"/>
+        <w:gridCol w:w="100"/>
+        <w:gridCol w:w="100"/>
+      </w:tblGrid>
+      <w:tr>
+        <w:tc>
+          <w:tcPr>
+            <w:tcW w:type="dxa" w:w="2800"/>
+            <w:shd w:fill="44546A" w:val="clear"/>
+            <w:tcMar>
+              <w:top w:type="dxa" w:w="120"/>
+              <w:left w:type="dxa" w:w="120"/>
+              <w:bottom w:type="dxa" w:w="120"/>
+              <w:right w:type="dxa" w:w="120"/>
+            </w:tcMar>
+          </w:tcPr>
+          <w:p>
+            <w:pPr>
+              <w:jc w:val="center"/>
+            </w:pPr>
+            <w:r>
+              <w:rPr>
+                <w:rFonts w:ascii="Yu Gothic" w:cs="Yu Gothic" w:eastAsia="Yu Gothic" w:hAnsi="Yu Gothic"/>
+                <w:b/>
+                <w:bCs/>
+                <w:color w:val="FFFFFF"/>
+                <w:sz w:val="19"/>
+                <w:szCs w:val="19"/>
+              </w:rPr>
+              <w:t xml:space="preserve">規制</w:t>
+            </w:r>
+          </w:p>
+        </w:tc>
+        <w:tc>
+          <w:tcPr>
+            <w:tcW w:type="dxa" w:w="500"/>
+            <w:tcBorders>
+              <w:top w:val="none"/>
+              <w:left w:val="none"/>
+              <w:bottom w:val="none"/>
+              <w:right w:val="none"/>
+            </w:tcBorders>
+            <w:vAlign w:val="center"/>
+          </w:tcPr>
+          <w:p>
+            <w:pPr>
+              <w:jc w:val="center"/>
+            </w:pPr>
+            <w:r>
+              <w:rPr>
+                <w:rFonts w:ascii="Yu Gothic" w:cs="Yu Gothic" w:eastAsia="Yu Gothic" w:hAnsi="Yu Gothic"/>
+                <w:b/>
+                <w:bCs/>
+                <w:color w:val="2E5395"/>
+                <w:sz w:val="24"/>
+                <w:szCs w:val="24"/>
+              </w:rPr>
+              <w:t xml:space="preserve">→</w:t>
+            </w:r>
+          </w:p>
+        </w:tc>
+        <w:tc>
+          <w:tcPr>
+            <w:tcW w:type="dxa" w:w="2800"/>
+            <w:shd w:fill="44546A" w:val="clear"/>
+            <w:tcMar>
+              <w:top w:type="dxa" w:w="120"/>
+              <w:left w:type="dxa" w:w="120"/>
+              <w:bottom w:type="dxa" w:w="120"/>
+              <w:right w:type="dxa" w:w="120"/>
+            </w:tcMar>
+          </w:tcPr>
+          <w:p>
+            <w:pPr>
+              <w:jc w:val="center"/>
+            </w:pPr>
+            <w:r>
+              <w:rPr>
+                <w:rFonts w:ascii="Yu Gothic" w:cs="Yu Gothic" w:eastAsia="Yu Gothic" w:hAnsi="Yu Gothic"/>
+                <w:b/>
+                <w:bCs/>
+                <w:color w:val="FFFFFF"/>
+                <w:sz w:val="19"/>
+                <w:szCs w:val="19"/>
+              </w:rPr>
+              <w:t xml:space="preserve">徴税</w:t>
+            </w:r>
+          </w:p>
+        </w:tc>
+        <w:tc>
+          <w:tcPr>
+            <w:tcW w:type="dxa" w:w="500"/>
+            <w:tcBorders>
+              <w:top w:val="none"/>
+              <w:left w:val="none"/>
+              <w:bottom w:val="none"/>
+              <w:right w:val="none"/>
+            </w:tcBorders>
+            <w:vAlign w:val="center"/>
+          </w:tcPr>
+          <w:p>
+            <w:pPr>
+              <w:jc w:val="center"/>
+            </w:pPr>
+            <w:r>
+              <w:rPr>
+                <w:rFonts w:ascii="Yu Gothic" w:cs="Yu Gothic" w:eastAsia="Yu Gothic" w:hAnsi="Yu Gothic"/>
+                <w:b/>
+                <w:bCs/>
+                <w:color w:val="2E5395"/>
+                <w:sz w:val="24"/>
+                <w:szCs w:val="24"/>
+              </w:rPr>
+              <w:t xml:space="preserve">→</w:t>
+            </w:r>
+          </w:p>
+        </w:tc>
+        <w:tc>
+          <w:tcPr>
+            <w:tcW w:type="dxa" w:w="2800"/>
+            <w:shd w:fill="44546A" w:val="clear"/>
+            <w:tcMar>
+              <w:top w:type="dxa" w:w="120"/>
+              <w:left w:type="dxa" w:w="120"/>
+              <w:bottom w:type="dxa" w:w="120"/>
+              <w:right w:type="dxa" w:w="120"/>
+            </w:tcMar>
+          </w:tcPr>
+          <w:p>
+            <w:pPr>
+              <w:jc w:val="center"/>
+            </w:pPr>
+            <w:r>
+              <w:rPr>
+                <w:rFonts w:ascii="Yu Gothic" w:cs="Yu Gothic" w:eastAsia="Yu Gothic" w:hAnsi="Yu Gothic"/>
+                <w:b/>
+                <w:bCs/>
+                <w:color w:val="FFFFFF"/>
+                <w:sz w:val="19"/>
+                <w:szCs w:val="19"/>
+              </w:rPr>
+              <w:t xml:space="preserve">調達</w:t>
+            </w:r>
+          </w:p>
+        </w:tc>
+      </w:tr>
+    </w:tbl>
+    <w:p>
+      <w:pPr>
+        <w:spacing w:after="100"/>
+      </w:pPr>
+    </w:p>
+    <w:tbl>
+      <w:tblPr>
+        <w:tblW w:type="pct" w:w="100%"/>
+        <w:tblBorders>
+          <w:top w:val="single" w:color="AAAAAA" w:sz="4"/>
+          <w:left w:val="single" w:color="AAAAAA" w:sz="4"/>
+          <w:bottom w:val="single" w:color="AAAAAA" w:sz="4"/>
+          <w:right w:val="single" w:color="AAAAAA" w:sz="4"/>
+          <w:insideH w:val="single" w:color="CCCCCC" w:sz="2"/>
+          <w:insideV w:val="single" w:color="CCCCCC" w:sz="2"/>
+        </w:tblBorders>
+      </w:tblPr>
+      <w:tblGrid>
+        <w:gridCol w:w="2600"/>
+        <w:gridCol w:w="6400"/>
+      </w:tblGrid>
+      <w:tr>
+        <w:trPr>
+          <w:tblHeader/>
+        </w:trPr>
+        <w:tc>
+          <w:tcPr>
+            <w:tcW w:type="dxa" w:w="2600"/>
+            <w:shd w:fill="DDE6F0" w:val="clear"/>
+            <w:tcMar>
+              <w:top w:type="dxa" w:w="60"/>
+              <w:left w:type="dxa" w:w="100"/>
+              <w:bottom w:type="dxa" w:w="60"/>
+              <w:right w:type="dxa" w:w="100"/>
+            </w:tcMar>
+          </w:tcPr>
+          <w:p>
+            <w:r>
+              <w:rPr>
+                <w:rFonts w:ascii="Yu Gothic" w:cs="Yu Gothic" w:eastAsia="Yu Gothic" w:hAnsi="Yu Gothic"/>
+                <w:b/>
+                <w:bCs/>
+                <w:sz w:val="19"/>
+                <w:szCs w:val="19"/>
+              </w:rPr>
+              <w:t xml:space="preserve">観点</w:t>
+            </w:r>
+          </w:p>
+        </w:tc>
+        <w:tc>
+          <w:tcPr>
+            <w:tcW w:type="dxa" w:w="6400"/>
+            <w:shd w:fill="DDE6F0" w:val="clear"/>
+            <w:tcMar>
+              <w:top w:type="dxa" w:w="60"/>
+              <w:left w:type="dxa" w:w="100"/>
+              <w:bottom w:type="dxa" w:w="60"/>
+              <w:right w:type="dxa" w:w="100"/>
+            </w:tcMar>
+          </w:tcPr>
+          <w:p>
+            <w:r>
+              <w:rPr>
+                <w:rFonts w:ascii="Yu Gothic" w:cs="Yu Gothic" w:eastAsia="Yu Gothic" w:hAnsi="Yu Gothic"/>
+                <w:b/>
+                <w:bCs/>
+                <w:sz w:val="19"/>
+                <w:szCs w:val="19"/>
+              </w:rPr>
+              <w:t xml:space="preserve">キーワード</w:t>
+            </w:r>
+          </w:p>
+        </w:tc>
+      </w:tr>
+      <w:tr>
+        <w:trPr>
+          <w:cantSplit/>
+        </w:trPr>
+        <w:tc>
+          <w:tcPr>
+            <w:tcW w:type="dxa" w:w="2600"/>
+            <w:tcMar>
+              <w:top w:type="dxa" w:w="60"/>
+              <w:left w:type="dxa" w:w="100"/>
+              <w:bottom w:type="dxa" w:w="60"/>
+              <w:right w:type="dxa" w:w="100"/>
+            </w:tcMar>
+          </w:tcPr>
+          <w:p>
+            <w:r>
+              <w:rPr>
+                <w:rFonts w:ascii="Yu Mincho" w:cs="Yu Mincho" w:eastAsia="Yu Mincho" w:hAnsi="Yu Mincho"/>
+                <w:sz w:val="19"/>
+                <w:szCs w:val="19"/>
+              </w:rPr>
+              <w:t xml:space="preserve">政府規制</w:t>
+            </w:r>
+          </w:p>
+        </w:tc>
+        <w:tc>
+          <w:tcPr>
+            <w:tcW w:type="dxa" w:w="6400"/>
+            <w:tcMar>
+              <w:top w:type="dxa" w:w="60"/>
+              <w:left w:type="dxa" w:w="100"/>
+              <w:bottom w:type="dxa" w:w="60"/>
+              <w:right w:type="dxa" w:w="100"/>
+            </w:tcMar>
+          </w:tcPr>
+          <w:p>
+            <w:r>
+              <w:rPr>
+                <w:rFonts w:ascii="Yu Mincho" w:cs="Yu Mincho" w:eastAsia="Yu Mincho" w:hAnsi="Yu Mincho"/>
+                <w:sz w:val="19"/>
+                <w:szCs w:val="19"/>
+              </w:rPr>
+              <w:t xml:space="preserve">直接的規制（公益事業の料金決定＝GAAP準拠の期待収益算定）／間接的規制（独占禁止法・課徴金）</w:t>
+            </w:r>
+          </w:p>
+        </w:tc>
+      </w:tr>
+      <w:tr>
+        <w:trPr>
+          <w:cantSplit/>
+        </w:trPr>
+        <w:tc>
+          <w:tcPr>
+            <w:tcW w:type="dxa" w:w="2600"/>
+            <w:tcMar>
+              <w:top w:type="dxa" w:w="60"/>
+              <w:left w:type="dxa" w:w="100"/>
+              <w:bottom w:type="dxa" w:w="60"/>
+              <w:right w:type="dxa" w:w="100"/>
+            </w:tcMar>
+          </w:tcPr>
+          <w:p>
+            <w:r>
+              <w:rPr>
+                <w:rFonts w:ascii="Yu Mincho" w:cs="Yu Mincho" w:eastAsia="Yu Mincho" w:hAnsi="Yu Mincho"/>
+                <w:sz w:val="19"/>
+                <w:szCs w:val="19"/>
+              </w:rPr>
+              <w:t xml:space="preserve">徴税</w:t>
+            </w:r>
+          </w:p>
+        </w:tc>
+        <w:tc>
+          <w:tcPr>
+            <w:tcW w:type="dxa" w:w="6400"/>
+            <w:tcMar>
+              <w:top w:type="dxa" w:w="60"/>
+              <w:left w:type="dxa" w:w="100"/>
+              <w:bottom w:type="dxa" w:w="60"/>
+              <w:right w:type="dxa" w:w="100"/>
+            </w:tcMar>
+          </w:tcPr>
+          <w:p>
+            <w:r>
+              <w:rPr>
+                <w:rFonts w:ascii="Yu Mincho" w:cs="Yu Mincho" w:eastAsia="Yu Mincho" w:hAnsi="Yu Mincho"/>
+                <w:sz w:val="19"/>
+                <w:szCs w:val="19"/>
+              </w:rPr>
+              <w:t xml:space="preserve">確定決算基準（日本）／モニタリングコスト削減・モラルハザード抑止・政策インセンティブの3意義／米国はLIFO・フランチャイズ税で連動</w:t>
+            </w:r>
+          </w:p>
+        </w:tc>
+      </w:tr>
+      <w:tr>
+        <w:trPr>
+          <w:cantSplit/>
+        </w:trPr>
+        <w:tc>
+          <w:tcPr>
+            <w:tcW w:type="dxa" w:w="2600"/>
+            <w:tcMar>
+              <w:top w:type="dxa" w:w="60"/>
+              <w:left w:type="dxa" w:w="100"/>
+              <w:bottom w:type="dxa" w:w="60"/>
+              <w:right w:type="dxa" w:w="100"/>
+            </w:tcMar>
+          </w:tcPr>
+          <w:p>
+            <w:r>
+              <w:rPr>
+                <w:rFonts w:ascii="Yu Mincho" w:cs="Yu Mincho" w:eastAsia="Yu Mincho" w:hAnsi="Yu Mincho"/>
+                <w:sz w:val="19"/>
+                <w:szCs w:val="19"/>
+              </w:rPr>
+              <w:t xml:space="preserve">政府調達</w:t>
+            </w:r>
+          </w:p>
+        </w:tc>
+        <w:tc>
+          <w:tcPr>
+            <w:tcW w:type="dxa" w:w="6400"/>
+            <w:tcMar>
+              <w:top w:type="dxa" w:w="60"/>
+              <w:left w:type="dxa" w:w="100"/>
+              <w:bottom w:type="dxa" w:w="60"/>
+              <w:right w:type="dxa" w:w="100"/>
+            </w:tcMar>
+          </w:tcPr>
+          <w:p>
+            <w:r>
+              <w:rPr>
+                <w:rFonts w:ascii="Yu Mincho" w:cs="Yu Mincho" w:eastAsia="Yu Mincho" w:hAnsi="Yu Mincho"/>
+                <w:sz w:val="19"/>
+                <w:szCs w:val="19"/>
+              </w:rPr>
+              <w:t xml:space="preserve">コスト・プラス契約／原価計算基準(CAS, 米国)／監査付き型原価計算方式(日本)</w:t>
+            </w:r>
+          </w:p>
+        </w:tc>
+      </w:tr>
+      <w:tr>
+        <w:trPr>
+          <w:cantSplit/>
+        </w:trPr>
+        <w:tc>
+          <w:tcPr>
+            <w:tcW w:type="dxa" w:w="2600"/>
+            <w:tcMar>
+              <w:top w:type="dxa" w:w="60"/>
+              <w:left w:type="dxa" w:w="100"/>
+              <w:bottom w:type="dxa" w:w="60"/>
+              <w:right w:type="dxa" w:w="100"/>
+            </w:tcMar>
+          </w:tcPr>
+          <w:p>
+            <w:r>
+              <w:rPr>
+                <w:rFonts w:ascii="Yu Mincho" w:cs="Yu Mincho" w:eastAsia="Yu Mincho" w:hAnsi="Yu Mincho"/>
+                <w:sz w:val="19"/>
+                <w:szCs w:val="19"/>
+              </w:rPr>
+              <w:t xml:space="preserve">ケース</w:t>
+            </w:r>
+          </w:p>
+        </w:tc>
+        <w:tc>
+          <w:tcPr>
+            <w:tcW w:type="dxa" w:w="6400"/>
+            <w:tcMar>
+              <w:top w:type="dxa" w:w="60"/>
+              <w:left w:type="dxa" w:w="100"/>
+              <w:bottom w:type="dxa" w:w="60"/>
+              <w:right w:type="dxa" w:w="100"/>
+            </w:tcMar>
+          </w:tcPr>
+          <w:p>
+            <w:r>
+              <w:rPr>
+                <w:rFonts w:ascii="Yu Mincho" w:cs="Yu Mincho" w:eastAsia="Yu Mincho" w:hAnsi="Yu Mincho"/>
+                <w:sz w:val="19"/>
+                <w:szCs w:val="19"/>
+              </w:rPr>
+              <w:t xml:space="preserve">NEC水増し請求事件（1998年）：二重帳簿による調達契約の悪用</w:t>
+            </w:r>
+          </w:p>
+        </w:tc>
+      </w:tr>
+    </w:tbl>
+    <w:p>
+      <w:r>
+        <w:br w:type="page"/>
+      </w:r>
+    </w:p>
+    <w:p>
+      <w:pPr>
+        <w:pStyle w:val="Heading3"/>
+        <w:spacing w:after="120" w:before="240"/>
+      </w:pPr>
+      <w:r>
+        <w:t xml:space="preserve">第4章｜株式市場と会計情報</w:t>
+      </w:r>
+    </w:p>
+    <w:tbl>
+      <w:tblPr>
+        <w:tblW w:type="pct" w:w="100%"/>
+        <w:tblBorders>
+          <w:top w:val="none"/>
+          <w:left w:val="none"/>
+          <w:bottom w:val="none"/>
+          <w:right w:val="none"/>
+          <w:insideH w:val="none"/>
+          <w:insideV w:val="none"/>
+        </w:tblBorders>
+      </w:tblPr>
+      <w:tblGrid>
+        <w:gridCol w:w="100"/>
+        <w:gridCol w:w="100"/>
+        <w:gridCol w:w="100"/>
+        <w:gridCol w:w="100"/>
+        <w:gridCol w:w="100"/>
+      </w:tblGrid>
+      <w:tr>
+        <w:tc>
+          <w:tcPr>
+            <w:tcW w:type="dxa" w:w="2800"/>
+            <w:shd w:fill="44546A" w:val="clear"/>
+            <w:tcMar>
+              <w:top w:type="dxa" w:w="120"/>
+              <w:left w:type="dxa" w:w="120"/>
+              <w:bottom w:type="dxa" w:w="120"/>
+              <w:right w:type="dxa" w:w="120"/>
+            </w:tcMar>
+          </w:tcPr>
+          <w:p>
+            <w:pPr>
+              <w:jc w:val="center"/>
+            </w:pPr>
+            <w:r>
+              <w:rPr>
+                <w:rFonts w:ascii="Yu Gothic" w:cs="Yu Gothic" w:eastAsia="Yu Gothic" w:hAnsi="Yu Gothic"/>
+                <w:b/>
+                <w:bCs/>
+                <w:color w:val="FFFFFF"/>
+                <w:sz w:val="19"/>
+                <w:szCs w:val="19"/>
+              </w:rPr>
+              <w:t xml:space="preserve">効率的市場仮説</w:t>
+            </w:r>
+          </w:p>
+        </w:tc>
+        <w:tc>
+          <w:tcPr>
+            <w:tcW w:type="dxa" w:w="500"/>
+            <w:tcBorders>
+              <w:top w:val="none"/>
+              <w:left w:val="none"/>
+              <w:bottom w:val="none"/>
+              <w:right w:val="none"/>
+            </w:tcBorders>
+            <w:vAlign w:val="center"/>
+          </w:tcPr>
+          <w:p>
+            <w:pPr>
+              <w:jc w:val="center"/>
+            </w:pPr>
+            <w:r>
+              <w:rPr>
+                <w:rFonts w:ascii="Yu Gothic" w:cs="Yu Gothic" w:eastAsia="Yu Gothic" w:hAnsi="Yu Gothic"/>
+                <w:b/>
+                <w:bCs/>
+                <w:color w:val="2E5395"/>
+                <w:sz w:val="24"/>
+                <w:szCs w:val="24"/>
+              </w:rPr>
+              <w:t xml:space="preserve">→</w:t>
+            </w:r>
+          </w:p>
+        </w:tc>
+        <w:tc>
+          <w:tcPr>
+            <w:tcW w:type="dxa" w:w="2800"/>
+            <w:shd w:fill="44546A" w:val="clear"/>
+            <w:tcMar>
+              <w:top w:type="dxa" w:w="120"/>
+              <w:left w:type="dxa" w:w="120"/>
+              <w:bottom w:type="dxa" w:w="120"/>
+              <w:right w:type="dxa" w:w="120"/>
+            </w:tcMar>
+          </w:tcPr>
+          <w:p>
+            <w:pPr>
+              <w:jc w:val="center"/>
+            </w:pPr>
+            <w:r>
+              <w:rPr>
+                <w:rFonts w:ascii="Yu Gothic" w:cs="Yu Gothic" w:eastAsia="Yu Gothic" w:hAnsi="Yu Gothic"/>
+                <w:b/>
+                <w:bCs/>
+                <w:color w:val="FFFFFF"/>
+                <w:sz w:val="19"/>
+                <w:szCs w:val="19"/>
+              </w:rPr>
+              <w:t xml:space="preserve">潜在的有用性</w:t>
+            </w:r>
+          </w:p>
+        </w:tc>
+        <w:tc>
+          <w:tcPr>
+            <w:tcW w:type="dxa" w:w="500"/>
+            <w:tcBorders>
+              <w:top w:val="none"/>
+              <w:left w:val="none"/>
+              <w:bottom w:val="none"/>
+              <w:right w:val="none"/>
+            </w:tcBorders>
+            <w:vAlign w:val="center"/>
+          </w:tcPr>
+          <w:p>
+            <w:pPr>
+              <w:jc w:val="center"/>
+            </w:pPr>
+            <w:r>
+              <w:rPr>
+                <w:rFonts w:ascii="Yu Gothic" w:cs="Yu Gothic" w:eastAsia="Yu Gothic" w:hAnsi="Yu Gothic"/>
+                <w:b/>
+                <w:bCs/>
+                <w:color w:val="2E5395"/>
+                <w:sz w:val="24"/>
+                <w:szCs w:val="24"/>
+              </w:rPr>
+              <w:t xml:space="preserve">→</w:t>
+            </w:r>
+          </w:p>
+        </w:tc>
+        <w:tc>
+          <w:tcPr>
+            <w:tcW w:type="dxa" w:w="2800"/>
+            <w:shd w:fill="44546A" w:val="clear"/>
+            <w:tcMar>
+              <w:top w:type="dxa" w:w="120"/>
+              <w:left w:type="dxa" w:w="120"/>
+              <w:bottom w:type="dxa" w:w="120"/>
+              <w:right w:type="dxa" w:w="120"/>
+            </w:tcMar>
+          </w:tcPr>
+          <w:p>
+            <w:pPr>
+              <w:jc w:val="center"/>
+            </w:pPr>
+            <w:r>
+              <w:rPr>
+                <w:rFonts w:ascii="Yu Gothic" w:cs="Yu Gothic" w:eastAsia="Yu Gothic" w:hAnsi="Yu Gothic"/>
+                <w:b/>
+                <w:bCs/>
+                <w:color w:val="FFFFFF"/>
+                <w:sz w:val="19"/>
+                <w:szCs w:val="19"/>
+              </w:rPr>
+              <w:t xml:space="preserve">実際的有用性</w:t>
+            </w:r>
+          </w:p>
+        </w:tc>
+      </w:tr>
+    </w:tbl>
+    <w:p>
+      <w:pPr>
+        <w:spacing w:after="100"/>
+      </w:pPr>
+    </w:p>
+    <w:tbl>
+      <w:tblPr>
+        <w:tblW w:type="pct" w:w="100%"/>
+        <w:tblBorders>
+          <w:top w:val="single" w:color="AAAAAA" w:sz="4"/>
+          <w:left w:val="single" w:color="AAAAAA" w:sz="4"/>
+          <w:bottom w:val="single" w:color="AAAAAA" w:sz="4"/>
+          <w:right w:val="single" w:color="AAAAAA" w:sz="4"/>
+          <w:insideH w:val="single" w:color="CCCCCC" w:sz="2"/>
+          <w:insideV w:val="single" w:color="CCCCCC" w:sz="2"/>
+        </w:tblBorders>
+      </w:tblPr>
+      <w:tblGrid>
+        <w:gridCol w:w="2600"/>
+        <w:gridCol w:w="6400"/>
+      </w:tblGrid>
+      <w:tr>
+        <w:trPr>
+          <w:tblHeader/>
+        </w:trPr>
+        <w:tc>
+          <w:tcPr>
+            <w:tcW w:type="dxa" w:w="2600"/>
+            <w:shd w:fill="DDE6F0" w:val="clear"/>
+            <w:tcMar>
+              <w:top w:type="dxa" w:w="60"/>
+              <w:left w:type="dxa" w:w="100"/>
+              <w:bottom w:type="dxa" w:w="60"/>
+              <w:right w:type="dxa" w:w="100"/>
+            </w:tcMar>
+          </w:tcPr>
+          <w:p>
+            <w:r>
+              <w:rPr>
+                <w:rFonts w:ascii="Yu Gothic" w:cs="Yu Gothic" w:eastAsia="Yu Gothic" w:hAnsi="Yu Gothic"/>
+                <w:b/>
+                <w:bCs/>
+                <w:sz w:val="19"/>
+                <w:szCs w:val="19"/>
+              </w:rPr>
+              <w:t xml:space="preserve">観点</w:t>
+            </w:r>
+          </w:p>
+        </w:tc>
+        <w:tc>
+          <w:tcPr>
+            <w:tcW w:type="dxa" w:w="6400"/>
+            <w:shd w:fill="DDE6F0" w:val="clear"/>
+            <w:tcMar>
+              <w:top w:type="dxa" w:w="60"/>
+              <w:left w:type="dxa" w:w="100"/>
+              <w:bottom w:type="dxa" w:w="60"/>
+              <w:right w:type="dxa" w:w="100"/>
+            </w:tcMar>
+          </w:tcPr>
+          <w:p>
+            <w:r>
+              <w:rPr>
+                <w:rFonts w:ascii="Yu Gothic" w:cs="Yu Gothic" w:eastAsia="Yu Gothic" w:hAnsi="Yu Gothic"/>
+                <w:b/>
+                <w:bCs/>
+                <w:sz w:val="19"/>
+                <w:szCs w:val="19"/>
+              </w:rPr>
+              <w:t xml:space="preserve">キーワード</w:t>
+            </w:r>
+          </w:p>
+        </w:tc>
+      </w:tr>
+      <w:tr>
+        <w:trPr>
+          <w:cantSplit/>
+        </w:trPr>
+        <w:tc>
+          <w:tcPr>
+            <w:tcW w:type="dxa" w:w="2600"/>
+            <w:tcMar>
+              <w:top w:type="dxa" w:w="60"/>
+              <w:left w:type="dxa" w:w="100"/>
+              <w:bottom w:type="dxa" w:w="60"/>
+              <w:right w:type="dxa" w:w="100"/>
+            </w:tcMar>
+          </w:tcPr>
+          <w:p>
+            <w:r>
+              <w:rPr>
+                <w:rFonts w:ascii="Yu Mincho" w:cs="Yu Mincho" w:eastAsia="Yu Mincho" w:hAnsi="Yu Mincho"/>
+                <w:sz w:val="19"/>
+                <w:szCs w:val="19"/>
+              </w:rPr>
+              <w:t xml:space="preserve">市場効率性の3分類</w:t>
+            </w:r>
+          </w:p>
+        </w:tc>
+        <w:tc>
+          <w:tcPr>
+            <w:tcW w:type="dxa" w:w="6400"/>
+            <w:tcMar>
+              <w:top w:type="dxa" w:w="60"/>
+              <w:left w:type="dxa" w:w="100"/>
+              <w:bottom w:type="dxa" w:w="60"/>
+              <w:right w:type="dxa" w:w="100"/>
+            </w:tcMar>
+          </w:tcPr>
+          <w:p>
+            <w:r>
+              <w:rPr>
+                <w:rFonts w:ascii="Yu Mincho" w:cs="Yu Mincho" w:eastAsia="Yu Mincho" w:hAnsi="Yu Mincho"/>
+                <w:sz w:val="19"/>
+                <w:szCs w:val="19"/>
+              </w:rPr>
+              <w:t xml:space="preserve">弱度／半強度（日米で概ね成立）／強度</w:t>
+            </w:r>
+          </w:p>
+        </w:tc>
+      </w:tr>
+      <w:tr>
+        <w:trPr>
+          <w:cantSplit/>
+        </w:trPr>
+        <w:tc>
+          <w:tcPr>
+            <w:tcW w:type="dxa" w:w="2600"/>
+            <w:tcMar>
+              <w:top w:type="dxa" w:w="60"/>
+              <w:left w:type="dxa" w:w="100"/>
+              <w:bottom w:type="dxa" w:w="60"/>
+              <w:right w:type="dxa" w:w="100"/>
+            </w:tcMar>
+          </w:tcPr>
+          <w:p>
+            <w:r>
+              <w:rPr>
+                <w:rFonts w:ascii="Yu Mincho" w:cs="Yu Mincho" w:eastAsia="Yu Mincho" w:hAnsi="Yu Mincho"/>
+                <w:sz w:val="19"/>
+                <w:szCs w:val="19"/>
+              </w:rPr>
+              <w:t xml:space="preserve">潜在的有用性の実証</w:t>
+            </w:r>
+          </w:p>
+        </w:tc>
+        <w:tc>
+          <w:tcPr>
+            <w:tcW w:type="dxa" w:w="6400"/>
+            <w:tcMar>
+              <w:top w:type="dxa" w:w="60"/>
+              <w:left w:type="dxa" w:w="100"/>
+              <w:bottom w:type="dxa" w:w="60"/>
+              <w:right w:type="dxa" w:w="100"/>
+            </w:tcMar>
+          </w:tcPr>
+          <w:p>
+            <w:r>
+              <w:rPr>
+                <w:rFonts w:ascii="Yu Mincho" w:cs="Yu Mincho" w:eastAsia="Yu Mincho" w:hAnsi="Yu Mincho"/>
+                <w:sz w:val="19"/>
+                <w:szCs w:val="19"/>
+              </w:rPr>
+              <w:t xml:space="preserve">Ball and Brown (1968)：期待外利益と異常投資収益率／Beaver (1968)：利益公表週の株価反応</w:t>
+            </w:r>
+          </w:p>
+        </w:tc>
+      </w:tr>
+      <w:tr>
+        <w:trPr>
+          <w:cantSplit/>
+        </w:trPr>
+        <w:tc>
+          <w:tcPr>
+            <w:tcW w:type="dxa" w:w="2600"/>
+            <w:tcMar>
+              <w:top w:type="dxa" w:w="60"/>
+              <w:left w:type="dxa" w:w="100"/>
+              <w:bottom w:type="dxa" w:w="60"/>
+              <w:right w:type="dxa" w:w="100"/>
+            </w:tcMar>
+          </w:tcPr>
+          <w:p>
+            <w:r>
+              <w:rPr>
+                <w:rFonts w:ascii="Yu Mincho" w:cs="Yu Mincho" w:eastAsia="Yu Mincho" w:hAnsi="Yu Mincho"/>
+                <w:sz w:val="19"/>
+                <w:szCs w:val="19"/>
+              </w:rPr>
+              <w:t xml:space="preserve">パッシブ戦略</w:t>
+            </w:r>
+          </w:p>
+        </w:tc>
+        <w:tc>
+          <w:tcPr>
+            <w:tcW w:type="dxa" w:w="6400"/>
+            <w:tcMar>
+              <w:top w:type="dxa" w:w="60"/>
+              <w:left w:type="dxa" w:w="100"/>
+              <w:bottom w:type="dxa" w:w="60"/>
+              <w:right w:type="dxa" w:w="100"/>
+            </w:tcMar>
+          </w:tcPr>
+          <w:p>
+            <w:r>
+              <w:rPr>
+                <w:rFonts w:ascii="Yu Mincho" w:cs="Yu Mincho" w:eastAsia="Yu Mincho" w:hAnsi="Yu Mincho"/>
+                <w:sz w:val="19"/>
+                <w:szCs w:val="19"/>
+              </w:rPr>
+              <w:t xml:space="preserve">会計β・負債比率・自己資本比率等でリスクを推定</w:t>
+            </w:r>
+          </w:p>
+        </w:tc>
+      </w:tr>
+      <w:tr>
+        <w:trPr>
+          <w:cantSplit/>
+        </w:trPr>
+        <w:tc>
+          <w:tcPr>
+            <w:tcW w:type="dxa" w:w="2600"/>
+            <w:tcMar>
+              <w:top w:type="dxa" w:w="60"/>
+              <w:left w:type="dxa" w:w="100"/>
+              <w:bottom w:type="dxa" w:w="60"/>
+              <w:right w:type="dxa" w:w="100"/>
+            </w:tcMar>
+          </w:tcPr>
+          <w:p>
+            <w:r>
+              <w:rPr>
+                <w:rFonts w:ascii="Yu Mincho" w:cs="Yu Mincho" w:eastAsia="Yu Mincho" w:hAnsi="Yu Mincho"/>
+                <w:sz w:val="19"/>
+                <w:szCs w:val="19"/>
+              </w:rPr>
+              <w:t xml:space="preserve">アクティブ戦略＝アノマリー</w:t>
+            </w:r>
+          </w:p>
+        </w:tc>
+        <w:tc>
+          <w:tcPr>
+            <w:tcW w:type="dxa" w:w="6400"/>
+            <w:tcMar>
+              <w:top w:type="dxa" w:w="60"/>
+              <w:left w:type="dxa" w:w="100"/>
+              <w:bottom w:type="dxa" w:w="60"/>
+              <w:right w:type="dxa" w:w="100"/>
+            </w:tcMar>
+          </w:tcPr>
+          <w:p>
+            <w:r>
+              <w:rPr>
+                <w:rFonts w:ascii="Yu Mincho" w:cs="Yu Mincho" w:eastAsia="Yu Mincho" w:hAnsi="Yu Mincho"/>
+                <w:sz w:val="19"/>
+                <w:szCs w:val="19"/>
+              </w:rPr>
+              <w:t xml:space="preserve">PEAD／ファンダメンタル分析(Ou&amp;Penman)／残余利益モデル(Ohlson, Frankel&amp;Lee)</w:t>
+            </w:r>
+          </w:p>
+        </w:tc>
+      </w:tr>
+    </w:tbl>
     <w:tbl>
       <w:tblPr>
         <w:tblW w:type="pct" w:w="100%"/>
@@ -2543,7 +2692,7 @@
                 <w:sz w:val="18"/>
                 <w:szCs w:val="18"/>
               </w:rPr>
-              <w:t xml:space="preserve">ジョーンズ</w:t>
+              <w:t xml:space="preserve">V/Pポートフォリオ超過収益</w:t>
             </w:r>
           </w:p>
         </w:tc>
@@ -2570,14 +2719,103 @@
               </w:tblBorders>
             </w:tblPr>
             <w:tblGrid>
-              <w:gridCol w:w="5081"/>
-              <w:gridCol w:w="319"/>
+              <w:gridCol w:w="5400"/>
             </w:tblGrid>
             <w:tr>
               <w:tc>
                 <w:tcPr>
-                  <w:tcW w:type="dxa" w:w="5081"/>
+                  <w:tcW w:type="dxa" w:w="5400"/>
                   <w:shd w:fill="2E5395" w:val="clear"/>
+                  <w:tcMar>
+                    <w:top w:type="dxa" w:w="40"/>
+                    <w:left w:type="dxa" w:w="0"/>
+                    <w:bottom w:type="dxa" w:w="40"/>
+                    <w:right w:type="dxa" w:w="0"/>
+                  </w:tcMar>
+                </w:tcPr>
+                <w:p/>
+              </w:tc>
+            </w:tr>
+          </w:tbl>
+          <w:p/>
+        </w:tc>
+        <w:tc>
+          <w:tcPr>
+            <w:tcW w:type="dxa" w:w="1200"/>
+            <w:tcMar>
+              <w:top w:type="dxa" w:w="40"/>
+              <w:left w:type="dxa" w:w="60"/>
+              <w:bottom w:type="dxa" w:w="40"/>
+              <w:right w:type="dxa" w:w="0"/>
+            </w:tcMar>
+          </w:tcPr>
+          <w:p>
+            <w:r>
+              <w:rPr>
+                <w:rFonts w:ascii="Yu Gothic" w:cs="Yu Gothic" w:eastAsia="Yu Gothic" w:hAnsi="Yu Gothic"/>
+                <w:b/>
+                <w:bCs/>
+                <w:sz w:val="18"/>
+                <w:szCs w:val="18"/>
+              </w:rPr>
+              <w:t xml:space="preserve">B/Pの3倍以上</w:t>
+            </w:r>
+          </w:p>
+        </w:tc>
+      </w:tr>
+      <w:tr>
+        <w:tc>
+          <w:tcPr>
+            <w:tcW w:type="dxa" w:w="2600"/>
+            <w:tcMar>
+              <w:top w:type="dxa" w:w="40"/>
+              <w:left w:type="dxa" w:w="60"/>
+              <w:bottom w:type="dxa" w:w="40"/>
+              <w:right w:type="dxa" w:w="60"/>
+            </w:tcMar>
+          </w:tcPr>
+          <w:p>
+            <w:r>
+              <w:rPr>
+                <w:rFonts w:ascii="Yu Mincho" w:cs="Yu Mincho" w:eastAsia="Yu Mincho" w:hAnsi="Yu Mincho"/>
+                <w:sz w:val="18"/>
+                <w:szCs w:val="18"/>
+              </w:rPr>
+              <w:t xml:space="preserve">PEAD超過リターン(60日)</w:t>
+            </w:r>
+          </w:p>
+        </w:tc>
+        <w:tc>
+          <w:tcPr>
+            <w:tcW w:type="dxa" w:w="5400"/>
+            <w:tcMar>
+              <w:top w:type="dxa" w:w="60"/>
+              <w:left w:type="dxa" w:w="0"/>
+              <w:bottom w:type="dxa" w:w="60"/>
+              <w:right w:type="dxa" w:w="0"/>
+            </w:tcMar>
+          </w:tcPr>
+          <w:tbl>
+            <w:tblPr>
+              <w:tblW w:type="dxa" w:w="5400"/>
+              <w:tblBorders>
+                <w:top w:val="none"/>
+                <w:left w:val="none"/>
+                <w:bottom w:val="none"/>
+                <w:right w:val="none"/>
+                <w:insideH w:val="none"/>
+                <w:insideV w:val="none"/>
+              </w:tblBorders>
+            </w:tblPr>
+            <w:tblGrid>
+              <w:gridCol w:w="2272"/>
+              <w:gridCol w:w="3128"/>
+            </w:tblGrid>
+            <w:tr>
+              <w:tc>
+                <w:tcPr>
+                  <w:tcW w:type="dxa" w:w="2272"/>
+                  <w:shd w:fill="5B7FBB" w:val="clear"/>
                   <w:tcMar>
                     <w:top w:type="dxa" w:w="40"/>
                     <w:left w:type="dxa" w:w="0"/>
@@ -2589,7 +2827,7 @@
               </w:tc>
               <w:tc>
                 <w:tcPr>
-                  <w:tcW w:type="dxa" w:w="319"/>
+                  <w:tcW w:type="dxa" w:w="3128"/>
                   <w:shd w:fill="EAEAEA" w:val="clear"/>
                   <w:tcMar>
                     <w:top w:type="dxa" w:w="40"/>
@@ -2623,316 +2861,7 @@
                 <w:sz w:val="18"/>
                 <w:szCs w:val="18"/>
               </w:rPr>
-              <w:t xml:space="preserve">752.7%</w:t>
-            </w:r>
-          </w:p>
-        </w:tc>
-      </w:tr>
-      <w:tr>
-        <w:tc>
-          <w:tcPr>
-            <w:tcW w:type="dxa" w:w="2600"/>
-            <w:tcMar>
-              <w:top w:type="dxa" w:w="40"/>
-              <w:left w:type="dxa" w:w="60"/>
-              <w:bottom w:type="dxa" w:w="40"/>
-              <w:right w:type="dxa" w:w="60"/>
-            </w:tcMar>
-          </w:tcPr>
-          <w:p>
-            <w:r>
-              <w:rPr>
-                <w:rFonts w:ascii="Yu Mincho" w:cs="Yu Mincho" w:eastAsia="Yu Mincho" w:hAnsi="Yu Mincho"/>
-                <w:sz w:val="18"/>
-                <w:szCs w:val="18"/>
-              </w:rPr>
-              <w:t xml:space="preserve">修正ジョーンズ</w:t>
-            </w:r>
-          </w:p>
-        </w:tc>
-        <w:tc>
-          <w:tcPr>
-            <w:tcW w:type="dxa" w:w="5400"/>
-            <w:tcMar>
-              <w:top w:type="dxa" w:w="60"/>
-              <w:left w:type="dxa" w:w="0"/>
-              <w:bottom w:type="dxa" w:w="60"/>
-              <w:right w:type="dxa" w:w="0"/>
-            </w:tcMar>
-          </w:tcPr>
-          <w:tbl>
-            <w:tblPr>
-              <w:tblW w:type="dxa" w:w="5400"/>
-              <w:tblBorders>
-                <w:top w:val="none"/>
-                <w:left w:val="none"/>
-                <w:bottom w:val="none"/>
-                <w:right w:val="none"/>
-                <w:insideH w:val="none"/>
-                <w:insideV w:val="none"/>
-              </w:tblBorders>
-            </w:tblPr>
-            <w:tblGrid>
-              <w:gridCol w:w="5111"/>
-              <w:gridCol w:w="289"/>
-            </w:tblGrid>
-            <w:tr>
-              <w:tc>
-                <w:tcPr>
-                  <w:tcW w:type="dxa" w:w="5111"/>
-                  <w:shd w:fill="3C63A6" w:val="clear"/>
-                  <w:tcMar>
-                    <w:top w:type="dxa" w:w="40"/>
-                    <w:left w:type="dxa" w:w="0"/>
-                    <w:bottom w:type="dxa" w:w="40"/>
-                    <w:right w:type="dxa" w:w="0"/>
-                  </w:tcMar>
-                </w:tcPr>
-                <w:p/>
-              </w:tc>
-              <w:tc>
-                <w:tcPr>
-                  <w:tcW w:type="dxa" w:w="289"/>
-                  <w:shd w:fill="EAEAEA" w:val="clear"/>
-                  <w:tcMar>
-                    <w:top w:type="dxa" w:w="40"/>
-                    <w:left w:type="dxa" w:w="0"/>
-                    <w:bottom w:type="dxa" w:w="40"/>
-                    <w:right w:type="dxa" w:w="0"/>
-                  </w:tcMar>
-                </w:tcPr>
-                <w:p/>
-              </w:tc>
-            </w:tr>
-          </w:tbl>
-          <w:p/>
-        </w:tc>
-        <w:tc>
-          <w:tcPr>
-            <w:tcW w:type="dxa" w:w="1200"/>
-            <w:tcMar>
-              <w:top w:type="dxa" w:w="40"/>
-              <w:left w:type="dxa" w:w="60"/>
-              <w:bottom w:type="dxa" w:w="40"/>
-              <w:right w:type="dxa" w:w="0"/>
-            </w:tcMar>
-          </w:tcPr>
-          <w:p>
-            <w:r>
-              <w:rPr>
-                <w:rFonts w:ascii="Yu Gothic" w:cs="Yu Gothic" w:eastAsia="Yu Gothic" w:hAnsi="Yu Gothic"/>
-                <w:b/>
-                <w:bCs/>
-                <w:sz w:val="18"/>
-                <w:szCs w:val="18"/>
-              </w:rPr>
-              <w:t xml:space="preserve">757.2%</w:t>
-            </w:r>
-          </w:p>
-        </w:tc>
-      </w:tr>
-      <w:tr>
-        <w:tc>
-          <w:tcPr>
-            <w:tcW w:type="dxa" w:w="2600"/>
-            <w:tcMar>
-              <w:top w:type="dxa" w:w="40"/>
-              <w:left w:type="dxa" w:w="60"/>
-              <w:bottom w:type="dxa" w:w="40"/>
-              <w:right w:type="dxa" w:w="60"/>
-            </w:tcMar>
-          </w:tcPr>
-          <w:p>
-            <w:r>
-              <w:rPr>
-                <w:rFonts w:ascii="Yu Mincho" w:cs="Yu Mincho" w:eastAsia="Yu Mincho" w:hAnsi="Yu Mincho"/>
-                <w:sz w:val="18"/>
-                <w:szCs w:val="18"/>
-              </w:rPr>
-              <w:t xml:space="preserve">CFOジョーンズ</w:t>
-            </w:r>
-          </w:p>
-        </w:tc>
-        <w:tc>
-          <w:tcPr>
-            <w:tcW w:type="dxa" w:w="5400"/>
-            <w:tcMar>
-              <w:top w:type="dxa" w:w="60"/>
-              <w:left w:type="dxa" w:w="0"/>
-              <w:bottom w:type="dxa" w:w="60"/>
-              <w:right w:type="dxa" w:w="0"/>
-            </w:tcMar>
-          </w:tcPr>
-          <w:tbl>
-            <w:tblPr>
-              <w:tblW w:type="dxa" w:w="5400"/>
-              <w:tblBorders>
-                <w:top w:val="none"/>
-                <w:left w:val="none"/>
-                <w:bottom w:val="none"/>
-                <w:right w:val="none"/>
-                <w:insideH w:val="none"/>
-                <w:insideV w:val="none"/>
-              </w:tblBorders>
-            </w:tblPr>
-            <w:tblGrid>
-              <w:gridCol w:w="3822"/>
-              <w:gridCol w:w="1578"/>
-            </w:tblGrid>
-            <w:tr>
-              <w:tc>
-                <w:tcPr>
-                  <w:tcW w:type="dxa" w:w="3822"/>
-                  <w:shd w:fill="7594C7" w:val="clear"/>
-                  <w:tcMar>
-                    <w:top w:type="dxa" w:w="40"/>
-                    <w:left w:type="dxa" w:w="0"/>
-                    <w:bottom w:type="dxa" w:w="40"/>
-                    <w:right w:type="dxa" w:w="0"/>
-                  </w:tcMar>
-                </w:tcPr>
-                <w:p/>
-              </w:tc>
-              <w:tc>
-                <w:tcPr>
-                  <w:tcW w:type="dxa" w:w="1578"/>
-                  <w:shd w:fill="EAEAEA" w:val="clear"/>
-                  <w:tcMar>
-                    <w:top w:type="dxa" w:w="40"/>
-                    <w:left w:type="dxa" w:w="0"/>
-                    <w:bottom w:type="dxa" w:w="40"/>
-                    <w:right w:type="dxa" w:w="0"/>
-                  </w:tcMar>
-                </w:tcPr>
-                <w:p/>
-              </w:tc>
-            </w:tr>
-          </w:tbl>
-          <w:p/>
-        </w:tc>
-        <w:tc>
-          <w:tcPr>
-            <w:tcW w:type="dxa" w:w="1200"/>
-            <w:tcMar>
-              <w:top w:type="dxa" w:w="40"/>
-              <w:left w:type="dxa" w:w="60"/>
-              <w:bottom w:type="dxa" w:w="40"/>
-              <w:right w:type="dxa" w:w="0"/>
-            </w:tcMar>
-          </w:tcPr>
-          <w:p>
-            <w:r>
-              <w:rPr>
-                <w:rFonts w:ascii="Yu Gothic" w:cs="Yu Gothic" w:eastAsia="Yu Gothic" w:hAnsi="Yu Gothic"/>
-                <w:b/>
-                <w:bCs/>
-                <w:sz w:val="18"/>
-                <w:szCs w:val="18"/>
-              </w:rPr>
-              <w:t xml:space="preserve">566.2%</w:t>
-            </w:r>
-          </w:p>
-        </w:tc>
-      </w:tr>
-      <w:tr>
-        <w:tc>
-          <w:tcPr>
-            <w:tcW w:type="dxa" w:w="2600"/>
-            <w:tcMar>
-              <w:top w:type="dxa" w:w="40"/>
-              <w:left w:type="dxa" w:w="60"/>
-              <w:bottom w:type="dxa" w:w="40"/>
-              <w:right w:type="dxa" w:w="60"/>
-            </w:tcMar>
-          </w:tcPr>
-          <w:p>
-            <w:r>
-              <w:rPr>
-                <w:rFonts w:ascii="Yu Mincho" w:cs="Yu Mincho" w:eastAsia="Yu Mincho" w:hAnsi="Yu Mincho"/>
-                <w:sz w:val="18"/>
-                <w:szCs w:val="18"/>
-              </w:rPr>
-              <w:t xml:space="preserve">CFO修正ジョーンズ</w:t>
-            </w:r>
-          </w:p>
-        </w:tc>
-        <w:tc>
-          <w:tcPr>
-            <w:tcW w:type="dxa" w:w="5400"/>
-            <w:tcMar>
-              <w:top w:type="dxa" w:w="60"/>
-              <w:left w:type="dxa" w:w="0"/>
-              <w:bottom w:type="dxa" w:w="60"/>
-              <w:right w:type="dxa" w:w="0"/>
-            </w:tcMar>
-          </w:tcPr>
-          <w:tbl>
-            <w:tblPr>
-              <w:tblW w:type="dxa" w:w="5400"/>
-              <w:tblBorders>
-                <w:top w:val="none"/>
-                <w:left w:val="none"/>
-                <w:bottom w:val="none"/>
-                <w:right w:val="none"/>
-                <w:insideH w:val="none"/>
-                <w:insideV w:val="none"/>
-              </w:tblBorders>
-            </w:tblPr>
-            <w:tblGrid>
-              <w:gridCol w:w="3885"/>
-              <w:gridCol w:w="1515"/>
-            </w:tblGrid>
-            <w:tr>
-              <w:tc>
-                <w:tcPr>
-                  <w:tcW w:type="dxa" w:w="3885"/>
-                  <w:shd w:fill="A9BEDD" w:val="clear"/>
-                  <w:tcMar>
-                    <w:top w:type="dxa" w:w="40"/>
-                    <w:left w:type="dxa" w:w="0"/>
-                    <w:bottom w:type="dxa" w:w="40"/>
-                    <w:right w:type="dxa" w:w="0"/>
-                  </w:tcMar>
-                </w:tcPr>
-                <w:p/>
-              </w:tc>
-              <w:tc>
-                <w:tcPr>
-                  <w:tcW w:type="dxa" w:w="1515"/>
-                  <w:shd w:fill="EAEAEA" w:val="clear"/>
-                  <w:tcMar>
-                    <w:top w:type="dxa" w:w="40"/>
-                    <w:left w:type="dxa" w:w="0"/>
-                    <w:bottom w:type="dxa" w:w="40"/>
-                    <w:right w:type="dxa" w:w="0"/>
-                  </w:tcMar>
-                </w:tcPr>
-                <w:p/>
-              </w:tc>
-            </w:tr>
-          </w:tbl>
-          <w:p/>
-        </w:tc>
-        <w:tc>
-          <w:tcPr>
-            <w:tcW w:type="dxa" w:w="1200"/>
-            <w:tcMar>
-              <w:top w:type="dxa" w:w="40"/>
-              <w:left w:type="dxa" w:w="60"/>
-              <w:bottom w:type="dxa" w:w="40"/>
-              <w:right w:type="dxa" w:w="0"/>
-            </w:tcMar>
-          </w:tcPr>
-          <w:p>
-            <w:r>
-              <w:rPr>
-                <w:rFonts w:ascii="Yu Gothic" w:cs="Yu Gothic" w:eastAsia="Yu Gothic" w:hAnsi="Yu Gothic"/>
-                <w:b/>
-                <w:bCs/>
-                <w:sz w:val="18"/>
-                <w:szCs w:val="18"/>
-              </w:rPr>
-              <w:t xml:space="preserve">575.6%</w:t>
+              <w:t xml:space="preserve">6.31%</w:t>
             </w:r>
           </w:p>
         </w:tc>
@@ -2940,11 +2869,11 @@
     </w:tbl>
     <w:p>
       <w:pPr>
-        <w:pStyle w:val="Heading2"/>
-        <w:spacing w:after="160" w:before="360"/>
-      </w:pPr>
-      <w:r>
-        <w:t xml:space="preserve">4. 重要モデル・数式チートシート</w:t>
+        <w:pStyle w:val="Heading3"/>
+        <w:spacing w:after="120" w:before="240"/>
+      </w:pPr>
+      <w:r>
+        <w:t xml:space="preserve">第5章｜自発的情報開示（IR）</w:t>
       </w:r>
     </w:p>
     <w:tbl>
@@ -2960,9 +2889,8 @@
         </w:tblBorders>
       </w:tblPr>
       <w:tblGrid>
-        <w:gridCol w:w="2000"/>
         <w:gridCol w:w="2600"/>
-        <w:gridCol w:w="4400"/>
+        <w:gridCol w:w="6400"/>
       </w:tblGrid>
       <w:tr>
         <w:trPr>
@@ -2970,7 +2898,7 @@
         </w:trPr>
         <w:tc>
           <w:tcPr>
-            <w:tcW w:type="dxa" w:w="2000"/>
+            <w:tcW w:type="dxa" w:w="2600"/>
             <w:shd w:fill="DDE6F0" w:val="clear"/>
             <w:tcMar>
               <w:top w:type="dxa" w:w="60"/>
@@ -2988,13 +2916,13 @@
                 <w:sz w:val="19"/>
                 <w:szCs w:val="19"/>
               </w:rPr>
-              <w:t xml:space="preserve">モデル</w:t>
-            </w:r>
-          </w:p>
-        </w:tc>
-        <w:tc>
-          <w:tcPr>
-            <w:tcW w:type="dxa" w:w="2600"/>
+              <w:t xml:space="preserve">観点</w:t>
+            </w:r>
+          </w:p>
+        </w:tc>
+        <w:tc>
+          <w:tcPr>
+            <w:tcW w:type="dxa" w:w="6400"/>
             <w:shd w:fill="DDE6F0" w:val="clear"/>
             <w:tcMar>
               <w:top w:type="dxa" w:w="60"/>
@@ -3012,356 +2940,476 @@
                 <w:sz w:val="19"/>
                 <w:szCs w:val="19"/>
               </w:rPr>
-              <w:t xml:space="preserve">使いどころ</w:t>
-            </w:r>
-          </w:p>
-        </w:tc>
-        <w:tc>
-          <w:tcPr>
-            <w:tcW w:type="dxa" w:w="4400"/>
-            <w:shd w:fill="DDE6F0" w:val="clear"/>
-            <w:tcMar>
-              <w:top w:type="dxa" w:w="60"/>
-              <w:left w:type="dxa" w:w="100"/>
-              <w:bottom w:type="dxa" w:w="60"/>
-              <w:right w:type="dxa" w:w="100"/>
-            </w:tcMar>
-          </w:tcPr>
-          <w:p>
+              <w:t xml:space="preserve">キーワード</w:t>
+            </w:r>
+          </w:p>
+        </w:tc>
+      </w:tr>
+      <w:tr>
+        <w:trPr>
+          <w:cantSplit/>
+        </w:trPr>
+        <w:tc>
+          <w:tcPr>
+            <w:tcW w:type="dxa" w:w="2600"/>
+            <w:tcMar>
+              <w:top w:type="dxa" w:w="60"/>
+              <w:left w:type="dxa" w:w="100"/>
+              <w:bottom w:type="dxa" w:w="60"/>
+              <w:right w:type="dxa" w:w="100"/>
+            </w:tcMar>
+          </w:tcPr>
+          <w:p>
+            <w:r>
+              <w:rPr>
+                <w:rFonts w:ascii="Yu Mincho" w:cs="Yu Mincho" w:eastAsia="Yu Mincho" w:hAnsi="Yu Mincho"/>
+                <w:sz w:val="19"/>
+                <w:szCs w:val="19"/>
+              </w:rPr>
+              <w:t xml:space="preserve">資本コストへの効果</w:t>
+            </w:r>
+          </w:p>
+        </w:tc>
+        <w:tc>
+          <w:tcPr>
+            <w:tcW w:type="dxa" w:w="6400"/>
+            <w:tcMar>
+              <w:top w:type="dxa" w:w="60"/>
+              <w:left w:type="dxa" w:w="100"/>
+              <w:bottom w:type="dxa" w:w="60"/>
+              <w:right w:type="dxa" w:w="100"/>
+            </w:tcMar>
+          </w:tcPr>
+          <w:p>
+            <w:r>
+              <w:rPr>
+                <w:rFonts w:ascii="Yu Mincho" w:cs="Yu Mincho" w:eastAsia="Yu Mincho" w:hAnsi="Yu Mincho"/>
+                <w:sz w:val="19"/>
+                <w:szCs w:val="19"/>
+              </w:rPr>
+              <w:t xml:space="preserve">情報リスク仮説(Easley &amp; O'Hara, 2004)／須田・首藤・太田(2004)：開示優良企業ほど資本・負債コストが低い</w:t>
+            </w:r>
+          </w:p>
+        </w:tc>
+      </w:tr>
+      <w:tr>
+        <w:trPr>
+          <w:cantSplit/>
+        </w:trPr>
+        <w:tc>
+          <w:tcPr>
+            <w:tcW w:type="dxa" w:w="2600"/>
+            <w:tcMar>
+              <w:top w:type="dxa" w:w="60"/>
+              <w:left w:type="dxa" w:w="100"/>
+              <w:bottom w:type="dxa" w:w="60"/>
+              <w:right w:type="dxa" w:w="100"/>
+            </w:tcMar>
+          </w:tcPr>
+          <w:p>
+            <w:r>
+              <w:rPr>
+                <w:rFonts w:ascii="Yu Mincho" w:cs="Yu Mincho" w:eastAsia="Yu Mincho" w:hAnsi="Yu Mincho"/>
+                <w:sz w:val="19"/>
+                <w:szCs w:val="19"/>
+              </w:rPr>
+              <w:t xml:space="preserve">有事の情報開示</w:t>
+            </w:r>
+          </w:p>
+        </w:tc>
+        <w:tc>
+          <w:tcPr>
+            <w:tcW w:type="dxa" w:w="6400"/>
+            <w:tcMar>
+              <w:top w:type="dxa" w:w="60"/>
+              <w:left w:type="dxa" w:w="100"/>
+              <w:bottom w:type="dxa" w:w="60"/>
+              <w:right w:type="dxa" w:w="100"/>
+            </w:tcMar>
+          </w:tcPr>
+          <w:p>
+            <w:r>
+              <w:rPr>
+                <w:rFonts w:ascii="Yu Mincho" w:cs="Yu Mincho" w:eastAsia="Yu Mincho" w:hAnsi="Yu Mincho"/>
+                <w:sz w:val="19"/>
+                <w:szCs w:val="19"/>
+              </w:rPr>
+              <w:t xml:space="preserve">伊藤・加賀谷(2006)：不祥事で株価急落／Blacconiere &amp; Patten(1994)：事前の環境開示が下落幅を縮小</w:t>
+            </w:r>
+          </w:p>
+        </w:tc>
+      </w:tr>
+      <w:tr>
+        <w:trPr>
+          <w:cantSplit/>
+        </w:trPr>
+        <w:tc>
+          <w:tcPr>
+            <w:tcW w:type="dxa" w:w="2600"/>
+            <w:tcMar>
+              <w:top w:type="dxa" w:w="60"/>
+              <w:left w:type="dxa" w:w="100"/>
+              <w:bottom w:type="dxa" w:w="60"/>
+              <w:right w:type="dxa" w:w="100"/>
+            </w:tcMar>
+          </w:tcPr>
+          <w:p>
+            <w:r>
+              <w:rPr>
+                <w:rFonts w:ascii="Yu Mincho" w:cs="Yu Mincho" w:eastAsia="Yu Mincho" w:hAnsi="Yu Mincho"/>
+                <w:sz w:val="19"/>
+                <w:szCs w:val="19"/>
+              </w:rPr>
+              <w:t xml:space="preserve">記述情報＝MD&amp;A</w:t>
+            </w:r>
+          </w:p>
+        </w:tc>
+        <w:tc>
+          <w:tcPr>
+            <w:tcW w:type="dxa" w:w="6400"/>
+            <w:tcMar>
+              <w:top w:type="dxa" w:w="60"/>
+              <w:left w:type="dxa" w:w="100"/>
+              <w:bottom w:type="dxa" w:w="60"/>
+              <w:right w:type="dxa" w:w="100"/>
+            </w:tcMar>
+          </w:tcPr>
+          <w:p>
+            <w:r>
+              <w:rPr>
+                <w:rFonts w:ascii="Yu Mincho" w:cs="Yu Mincho" w:eastAsia="Yu Mincho" w:hAnsi="Yu Mincho"/>
+                <w:sz w:val="19"/>
+                <w:szCs w:val="19"/>
+              </w:rPr>
+              <w:t xml:space="preserve">事業等のリスク／MD&amp;A／コーポレート・ガバナンスの状況（2003年〜開示拡充）</w:t>
+            </w:r>
+          </w:p>
+        </w:tc>
+      </w:tr>
+      <w:tr>
+        <w:trPr>
+          <w:cantSplit/>
+        </w:trPr>
+        <w:tc>
+          <w:tcPr>
+            <w:tcW w:type="dxa" w:w="2600"/>
+            <w:tcMar>
+              <w:top w:type="dxa" w:w="60"/>
+              <w:left w:type="dxa" w:w="100"/>
+              <w:bottom w:type="dxa" w:w="60"/>
+              <w:right w:type="dxa" w:w="100"/>
+            </w:tcMar>
+          </w:tcPr>
+          <w:p>
+            <w:r>
+              <w:rPr>
+                <w:rFonts w:ascii="Yu Mincho" w:cs="Yu Mincho" w:eastAsia="Yu Mincho" w:hAnsi="Yu Mincho"/>
+                <w:sz w:val="19"/>
+                <w:szCs w:val="19"/>
+              </w:rPr>
+              <w:t xml:space="preserve">テキスト分析</w:t>
+            </w:r>
+          </w:p>
+        </w:tc>
+        <w:tc>
+          <w:tcPr>
+            <w:tcW w:type="dxa" w:w="6400"/>
+            <w:tcMar>
+              <w:top w:type="dxa" w:w="60"/>
+              <w:left w:type="dxa" w:w="100"/>
+              <w:bottom w:type="dxa" w:w="60"/>
+              <w:right w:type="dxa" w:w="100"/>
+            </w:tcMar>
+          </w:tcPr>
+          <w:p>
+            <w:r>
+              <w:rPr>
+                <w:rFonts w:ascii="Yu Mincho" w:cs="Yu Mincho" w:eastAsia="Yu Mincho" w:hAnsi="Yu Mincho"/>
+                <w:sz w:val="19"/>
+                <w:szCs w:val="19"/>
+              </w:rPr>
+              <w:t xml:space="preserve">可読性＝Fog Index(Li, 2008)／トーン＝辞書ベース vs 機械学習(Li, 2010a/b)</w:t>
+            </w:r>
+          </w:p>
+        </w:tc>
+      </w:tr>
+      <w:tr>
+        <w:trPr>
+          <w:cantSplit/>
+        </w:trPr>
+        <w:tc>
+          <w:tcPr>
+            <w:tcW w:type="dxa" w:w="2600"/>
+            <w:tcMar>
+              <w:top w:type="dxa" w:w="60"/>
+              <w:left w:type="dxa" w:w="100"/>
+              <w:bottom w:type="dxa" w:w="60"/>
+              <w:right w:type="dxa" w:w="100"/>
+            </w:tcMar>
+          </w:tcPr>
+          <w:p>
+            <w:r>
+              <w:rPr>
+                <w:rFonts w:ascii="Yu Mincho" w:cs="Yu Mincho" w:eastAsia="Yu Mincho" w:hAnsi="Yu Mincho"/>
+                <w:sz w:val="19"/>
+                <w:szCs w:val="19"/>
+              </w:rPr>
+              <w:t xml:space="preserve">ケース</w:t>
+            </w:r>
+          </w:p>
+        </w:tc>
+        <w:tc>
+          <w:tcPr>
+            <w:tcW w:type="dxa" w:w="6400"/>
+            <w:tcMar>
+              <w:top w:type="dxa" w:w="60"/>
+              <w:left w:type="dxa" w:w="100"/>
+              <w:bottom w:type="dxa" w:w="60"/>
+              <w:right w:type="dxa" w:w="100"/>
+            </w:tcMar>
+          </w:tcPr>
+          <w:p>
+            <w:r>
+              <w:rPr>
+                <w:rFonts w:ascii="Yu Mincho" w:cs="Yu Mincho" w:eastAsia="Yu Mincho" w:hAnsi="Yu Mincho"/>
+                <w:sz w:val="19"/>
+                <w:szCs w:val="19"/>
+              </w:rPr>
+              <w:t xml:space="preserve">オリックス：連結ベース評価＋米国リース会計基準の任意早期適用でIRを強化</w:t>
+            </w:r>
+          </w:p>
+        </w:tc>
+      </w:tr>
+    </w:tbl>
+    <w:p>
+      <w:r>
+        <w:br w:type="page"/>
+      </w:r>
+    </w:p>
+    <w:p>
+      <w:pPr>
+        <w:pStyle w:val="Heading3"/>
+        <w:spacing w:after="120" w:before="240"/>
+      </w:pPr>
+      <w:r>
+        <w:t xml:space="preserve">第6章｜利益調整：定義・検出・動機・決定要因・帰結</w:t>
+      </w:r>
+    </w:p>
+    <w:tbl>
+      <w:tblPr>
+        <w:tblW w:type="pct" w:w="100%"/>
+        <w:tblBorders>
+          <w:top w:val="none"/>
+          <w:left w:val="none"/>
+          <w:bottom w:val="none"/>
+          <w:right w:val="none"/>
+          <w:insideH w:val="none"/>
+          <w:insideV w:val="none"/>
+        </w:tblBorders>
+      </w:tblPr>
+      <w:tblGrid>
+        <w:gridCol w:w="100"/>
+        <w:gridCol w:w="100"/>
+        <w:gridCol w:w="100"/>
+        <w:gridCol w:w="100"/>
+        <w:gridCol w:w="100"/>
+        <w:gridCol w:w="100"/>
+        <w:gridCol w:w="100"/>
+      </w:tblGrid>
+      <w:tr>
+        <w:tc>
+          <w:tcPr>
+            <w:tcW w:type="dxa" w:w="2100"/>
+            <w:shd w:fill="44546A" w:val="clear"/>
+            <w:tcMar>
+              <w:top w:type="dxa" w:w="120"/>
+              <w:left w:type="dxa" w:w="120"/>
+              <w:bottom w:type="dxa" w:w="120"/>
+              <w:right w:type="dxa" w:w="120"/>
+            </w:tcMar>
+          </w:tcPr>
+          <w:p>
+            <w:pPr>
+              <w:jc w:val="center"/>
+            </w:pPr>
             <w:r>
               <w:rPr>
                 <w:rFonts w:ascii="Yu Gothic" w:cs="Yu Gothic" w:eastAsia="Yu Gothic" w:hAnsi="Yu Gothic"/>
                 <w:b/>
                 <w:bCs/>
-                <w:sz w:val="19"/>
-                <w:szCs w:val="19"/>
-              </w:rPr>
-              <w:t xml:space="preserve">式・基準値</w:t>
-            </w:r>
-          </w:p>
-        </w:tc>
-      </w:tr>
-      <w:tr>
-        <w:tc>
-          <w:tcPr>
-            <w:tcW w:type="dxa" w:w="2000"/>
-            <w:tcMar>
-              <w:top w:type="dxa" w:w="60"/>
-              <w:left w:type="dxa" w:w="100"/>
-              <w:bottom w:type="dxa" w:w="60"/>
-              <w:right w:type="dxa" w:w="100"/>
-            </w:tcMar>
-          </w:tcPr>
-          <w:p>
-            <w:r>
-              <w:rPr>
-                <w:rFonts w:ascii="Yu Mincho" w:cs="Yu Mincho" w:eastAsia="Yu Mincho" w:hAnsi="Yu Mincho"/>
-                <w:sz w:val="19"/>
-                <w:szCs w:val="19"/>
-              </w:rPr>
-              <w:t xml:space="preserve">CAPM（第4章）</w:t>
-            </w:r>
-          </w:p>
-        </w:tc>
-        <w:tc>
-          <w:tcPr>
-            <w:tcW w:type="dxa" w:w="2600"/>
-            <w:tcMar>
-              <w:top w:type="dxa" w:w="60"/>
-              <w:left w:type="dxa" w:w="100"/>
-              <w:bottom w:type="dxa" w:w="60"/>
-              <w:right w:type="dxa" w:w="100"/>
-            </w:tcMar>
-          </w:tcPr>
-          <w:p>
-            <w:r>
-              <w:rPr>
-                <w:rFonts w:ascii="Yu Mincho" w:cs="Yu Mincho" w:eastAsia="Yu Mincho" w:hAnsi="Yu Mincho"/>
-                <w:sz w:val="19"/>
-                <w:szCs w:val="19"/>
-              </w:rPr>
-              <w:t xml:space="preserve">期待リターンの推計</w:t>
-            </w:r>
-          </w:p>
-        </w:tc>
-        <w:tc>
-          <w:tcPr>
-            <w:tcW w:type="dxa" w:w="4400"/>
-            <w:tcMar>
-              <w:top w:type="dxa" w:w="60"/>
-              <w:left w:type="dxa" w:w="100"/>
-              <w:bottom w:type="dxa" w:w="60"/>
-              <w:right w:type="dxa" w:w="100"/>
-            </w:tcMar>
-          </w:tcPr>
-          <w:p>
-            <w:r>
-              <w:rPr>
-                <w:rFonts w:ascii="Yu Mincho" w:cs="Yu Mincho" w:eastAsia="Yu Mincho" w:hAnsi="Yu Mincho"/>
-                <w:sz w:val="19"/>
-                <w:szCs w:val="19"/>
-              </w:rPr>
-              <w:t xml:space="preserve">E(Ri)=Rf+βi[E(Rm)−Rf]</w:t>
-            </w:r>
-          </w:p>
-        </w:tc>
-      </w:tr>
-      <w:tr>
-        <w:tc>
-          <w:tcPr>
-            <w:tcW w:type="dxa" w:w="2000"/>
-            <w:tcMar>
-              <w:top w:type="dxa" w:w="60"/>
-              <w:left w:type="dxa" w:w="100"/>
-              <w:bottom w:type="dxa" w:w="60"/>
-              <w:right w:type="dxa" w:w="100"/>
-            </w:tcMar>
-          </w:tcPr>
-          <w:p>
-            <w:r>
-              <w:rPr>
-                <w:rFonts w:ascii="Yu Mincho" w:cs="Yu Mincho" w:eastAsia="Yu Mincho" w:hAnsi="Yu Mincho"/>
-                <w:sz w:val="19"/>
-                <w:szCs w:val="19"/>
-              </w:rPr>
-              <w:t xml:space="preserve">Altman Zスコア（第2章）</w:t>
-            </w:r>
-          </w:p>
-        </w:tc>
-        <w:tc>
-          <w:tcPr>
-            <w:tcW w:type="dxa" w:w="2600"/>
-            <w:tcMar>
-              <w:top w:type="dxa" w:w="60"/>
-              <w:left w:type="dxa" w:w="100"/>
-              <w:bottom w:type="dxa" w:w="60"/>
-              <w:right w:type="dxa" w:w="100"/>
-            </w:tcMar>
-          </w:tcPr>
-          <w:p>
-            <w:r>
-              <w:rPr>
-                <w:rFonts w:ascii="Yu Mincho" w:cs="Yu Mincho" w:eastAsia="Yu Mincho" w:hAnsi="Yu Mincho"/>
-                <w:sz w:val="19"/>
-                <w:szCs w:val="19"/>
-              </w:rPr>
-              <w:t xml:space="preserve">倒産予測</w:t>
-            </w:r>
-          </w:p>
-        </w:tc>
-        <w:tc>
-          <w:tcPr>
-            <w:tcW w:type="dxa" w:w="4400"/>
-            <w:tcMar>
-              <w:top w:type="dxa" w:w="60"/>
-              <w:left w:type="dxa" w:w="100"/>
-              <w:bottom w:type="dxa" w:w="60"/>
-              <w:right w:type="dxa" w:w="100"/>
-            </w:tcMar>
-          </w:tcPr>
-          <w:p>
-            <w:r>
-              <w:rPr>
-                <w:rFonts w:ascii="Yu Mincho" w:cs="Yu Mincho" w:eastAsia="Yu Mincho" w:hAnsi="Yu Mincho"/>
-                <w:sz w:val="19"/>
-                <w:szCs w:val="19"/>
-              </w:rPr>
-              <w:t xml:space="preserve">Z=0.012X1+0.014X2+0.033X3+0.006X4+0.999X5／Z&lt;2.675で倒産可能性大</w:t>
-            </w:r>
-          </w:p>
-        </w:tc>
-      </w:tr>
-      <w:tr>
-        <w:tc>
-          <w:tcPr>
-            <w:tcW w:type="dxa" w:w="2000"/>
-            <w:tcMar>
-              <w:top w:type="dxa" w:w="60"/>
-              <w:left w:type="dxa" w:w="100"/>
-              <w:bottom w:type="dxa" w:w="60"/>
-              <w:right w:type="dxa" w:w="100"/>
-            </w:tcMar>
-          </w:tcPr>
-          <w:p>
-            <w:r>
-              <w:rPr>
-                <w:rFonts w:ascii="Yu Mincho" w:cs="Yu Mincho" w:eastAsia="Yu Mincho" w:hAnsi="Yu Mincho"/>
-                <w:sz w:val="19"/>
-                <w:szCs w:val="19"/>
-              </w:rPr>
-              <w:t xml:space="preserve">Ohlson Oスコア（第2章）</w:t>
-            </w:r>
-          </w:p>
-        </w:tc>
-        <w:tc>
-          <w:tcPr>
-            <w:tcW w:type="dxa" w:w="2600"/>
-            <w:tcMar>
-              <w:top w:type="dxa" w:w="60"/>
-              <w:left w:type="dxa" w:w="100"/>
-              <w:bottom w:type="dxa" w:w="60"/>
-              <w:right w:type="dxa" w:w="100"/>
-            </w:tcMar>
-          </w:tcPr>
-          <w:p>
-            <w:r>
-              <w:rPr>
-                <w:rFonts w:ascii="Yu Mincho" w:cs="Yu Mincho" w:eastAsia="Yu Mincho" w:hAnsi="Yu Mincho"/>
-                <w:sz w:val="19"/>
-                <w:szCs w:val="19"/>
-              </w:rPr>
-              <w:t xml:space="preserve">倒産予測</w:t>
-            </w:r>
-          </w:p>
-        </w:tc>
-        <w:tc>
-          <w:tcPr>
-            <w:tcW w:type="dxa" w:w="4400"/>
-            <w:tcMar>
-              <w:top w:type="dxa" w:w="60"/>
-              <w:left w:type="dxa" w:w="100"/>
-              <w:bottom w:type="dxa" w:w="60"/>
-              <w:right w:type="dxa" w:w="100"/>
-            </w:tcMar>
-          </w:tcPr>
-          <w:p>
-            <w:r>
-              <w:rPr>
-                <w:rFonts w:ascii="Yu Mincho" w:cs="Yu Mincho" w:eastAsia="Yu Mincho" w:hAnsi="Yu Mincho"/>
-                <w:sz w:val="19"/>
-                <w:szCs w:val="19"/>
-              </w:rPr>
-              <w:t xml:space="preserve">9変数の線形結合／値が大きいほど倒産可能性大</w:t>
-            </w:r>
-          </w:p>
-        </w:tc>
-      </w:tr>
-      <w:tr>
-        <w:tc>
-          <w:tcPr>
-            <w:tcW w:type="dxa" w:w="2000"/>
-            <w:tcMar>
-              <w:top w:type="dxa" w:w="60"/>
-              <w:left w:type="dxa" w:w="100"/>
-              <w:bottom w:type="dxa" w:w="60"/>
-              <w:right w:type="dxa" w:w="100"/>
-            </w:tcMar>
-          </w:tcPr>
-          <w:p>
-            <w:r>
-              <w:rPr>
-                <w:rFonts w:ascii="Yu Mincho" w:cs="Yu Mincho" w:eastAsia="Yu Mincho" w:hAnsi="Yu Mincho"/>
-                <w:sz w:val="19"/>
-                <w:szCs w:val="19"/>
-              </w:rPr>
-              <w:t xml:space="preserve">Jonesモデル系（第6章）</w:t>
-            </w:r>
-          </w:p>
-        </w:tc>
-        <w:tc>
-          <w:tcPr>
-            <w:tcW w:type="dxa" w:w="2600"/>
-            <w:tcMar>
-              <w:top w:type="dxa" w:w="60"/>
-              <w:left w:type="dxa" w:w="100"/>
-              <w:bottom w:type="dxa" w:w="60"/>
-              <w:right w:type="dxa" w:w="100"/>
-            </w:tcMar>
-          </w:tcPr>
-          <w:p>
-            <w:r>
-              <w:rPr>
-                <w:rFonts w:ascii="Yu Mincho" w:cs="Yu Mincho" w:eastAsia="Yu Mincho" w:hAnsi="Yu Mincho"/>
-                <w:sz w:val="19"/>
-                <w:szCs w:val="19"/>
-              </w:rPr>
-              <w:t xml:space="preserve">裁量的発生高の推計</w:t>
-            </w:r>
-          </w:p>
-        </w:tc>
-        <w:tc>
-          <w:tcPr>
-            <w:tcW w:type="dxa" w:w="4400"/>
-            <w:tcMar>
-              <w:top w:type="dxa" w:w="60"/>
-              <w:left w:type="dxa" w:w="100"/>
-              <w:bottom w:type="dxa" w:w="60"/>
-              <w:right w:type="dxa" w:w="100"/>
-            </w:tcMar>
-          </w:tcPr>
-          <w:p>
-            <w:r>
-              <w:rPr>
-                <w:rFonts w:ascii="Yu Mincho" w:cs="Yu Mincho" w:eastAsia="Yu Mincho" w:hAnsi="Yu Mincho"/>
-                <w:sz w:val="19"/>
-                <w:szCs w:val="19"/>
-              </w:rPr>
-              <w:t xml:space="preserve">会計発生高＝α+α1Δ売上高+α2償却性固定資産+ε（修正版は売上債権を調整）</w:t>
-            </w:r>
-          </w:p>
-        </w:tc>
-      </w:tr>
-      <w:tr>
-        <w:tc>
-          <w:tcPr>
-            <w:tcW w:type="dxa" w:w="2000"/>
-            <w:tcMar>
-              <w:top w:type="dxa" w:w="60"/>
-              <w:left w:type="dxa" w:w="100"/>
-              <w:bottom w:type="dxa" w:w="60"/>
-              <w:right w:type="dxa" w:w="100"/>
-            </w:tcMar>
-          </w:tcPr>
-          <w:p>
-            <w:r>
-              <w:rPr>
-                <w:rFonts w:ascii="Yu Mincho" w:cs="Yu Mincho" w:eastAsia="Yu Mincho" w:hAnsi="Yu Mincho"/>
-                <w:sz w:val="19"/>
-                <w:szCs w:val="19"/>
-              </w:rPr>
-              <w:t xml:space="preserve">Fog Index（第5章）</w:t>
-            </w:r>
-          </w:p>
-        </w:tc>
-        <w:tc>
-          <w:tcPr>
-            <w:tcW w:type="dxa" w:w="2600"/>
-            <w:tcMar>
-              <w:top w:type="dxa" w:w="60"/>
-              <w:left w:type="dxa" w:w="100"/>
-              <w:bottom w:type="dxa" w:w="60"/>
-              <w:right w:type="dxa" w:w="100"/>
-            </w:tcMar>
-          </w:tcPr>
-          <w:p>
-            <w:r>
-              <w:rPr>
-                <w:rFonts w:ascii="Yu Mincho" w:cs="Yu Mincho" w:eastAsia="Yu Mincho" w:hAnsi="Yu Mincho"/>
-                <w:sz w:val="19"/>
-                <w:szCs w:val="19"/>
-              </w:rPr>
-              <w:t xml:space="preserve">文書の可読性測定</w:t>
-            </w:r>
-          </w:p>
-        </w:tc>
-        <w:tc>
-          <w:tcPr>
-            <w:tcW w:type="dxa" w:w="4400"/>
-            <w:tcMar>
-              <w:top w:type="dxa" w:w="60"/>
-              <w:left w:type="dxa" w:w="100"/>
-              <w:bottom w:type="dxa" w:w="60"/>
-              <w:right w:type="dxa" w:w="100"/>
-            </w:tcMar>
-          </w:tcPr>
-          <w:p>
-            <w:r>
-              <w:rPr>
-                <w:rFonts w:ascii="Yu Mincho" w:cs="Yu Mincho" w:eastAsia="Yu Mincho" w:hAnsi="Yu Mincho"/>
-                <w:sz w:val="19"/>
-                <w:szCs w:val="19"/>
-              </w:rPr>
-              <w:t xml:space="preserve">0.4×（平均単語数＋3音節以上の単語割合）</w:t>
+                <w:color w:val="FFFFFF"/>
+                <w:sz w:val="19"/>
+                <w:szCs w:val="19"/>
+              </w:rPr>
+              <w:t xml:space="preserve">会計手続き選択</w:t>
+            </w:r>
+          </w:p>
+        </w:tc>
+        <w:tc>
+          <w:tcPr>
+            <w:tcW w:type="dxa" w:w="500"/>
+            <w:tcBorders>
+              <w:top w:val="none"/>
+              <w:left w:val="none"/>
+              <w:bottom w:val="none"/>
+              <w:right w:val="none"/>
+            </w:tcBorders>
+            <w:vAlign w:val="center"/>
+          </w:tcPr>
+          <w:p>
+            <w:pPr>
+              <w:jc w:val="center"/>
+            </w:pPr>
+            <w:r>
+              <w:rPr>
+                <w:rFonts w:ascii="Yu Gothic" w:cs="Yu Gothic" w:eastAsia="Yu Gothic" w:hAnsi="Yu Gothic"/>
+                <w:b/>
+                <w:bCs/>
+                <w:color w:val="2E5395"/>
+                <w:sz w:val="24"/>
+                <w:szCs w:val="24"/>
+              </w:rPr>
+              <w:t xml:space="preserve">→</w:t>
+            </w:r>
+          </w:p>
+        </w:tc>
+        <w:tc>
+          <w:tcPr>
+            <w:tcW w:type="dxa" w:w="2100"/>
+            <w:shd w:fill="44546A" w:val="clear"/>
+            <w:tcMar>
+              <w:top w:type="dxa" w:w="120"/>
+              <w:left w:type="dxa" w:w="120"/>
+              <w:bottom w:type="dxa" w:w="120"/>
+              <w:right w:type="dxa" w:w="120"/>
+            </w:tcMar>
+          </w:tcPr>
+          <w:p>
+            <w:pPr>
+              <w:jc w:val="center"/>
+            </w:pPr>
+            <w:r>
+              <w:rPr>
+                <w:rFonts w:ascii="Yu Gothic" w:cs="Yu Gothic" w:eastAsia="Yu Gothic" w:hAnsi="Yu Gothic"/>
+                <w:b/>
+                <w:bCs/>
+                <w:color w:val="FFFFFF"/>
+                <w:sz w:val="19"/>
+                <w:szCs w:val="19"/>
+              </w:rPr>
+              <w:t xml:space="preserve">会計発生高</w:t>
+            </w:r>
+          </w:p>
+        </w:tc>
+        <w:tc>
+          <w:tcPr>
+            <w:tcW w:type="dxa" w:w="500"/>
+            <w:tcBorders>
+              <w:top w:val="none"/>
+              <w:left w:val="none"/>
+              <w:bottom w:val="none"/>
+              <w:right w:val="none"/>
+            </w:tcBorders>
+            <w:vAlign w:val="center"/>
+          </w:tcPr>
+          <w:p>
+            <w:pPr>
+              <w:jc w:val="center"/>
+            </w:pPr>
+            <w:r>
+              <w:rPr>
+                <w:rFonts w:ascii="Yu Gothic" w:cs="Yu Gothic" w:eastAsia="Yu Gothic" w:hAnsi="Yu Gothic"/>
+                <w:b/>
+                <w:bCs/>
+                <w:color w:val="2E5395"/>
+                <w:sz w:val="24"/>
+                <w:szCs w:val="24"/>
+              </w:rPr>
+              <w:t xml:space="preserve">→</w:t>
+            </w:r>
+          </w:p>
+        </w:tc>
+        <w:tc>
+          <w:tcPr>
+            <w:tcW w:type="dxa" w:w="2100"/>
+            <w:shd w:fill="44546A" w:val="clear"/>
+            <w:tcMar>
+              <w:top w:type="dxa" w:w="120"/>
+              <w:left w:type="dxa" w:w="120"/>
+              <w:bottom w:type="dxa" w:w="120"/>
+              <w:right w:type="dxa" w:w="120"/>
+            </w:tcMar>
+          </w:tcPr>
+          <w:p>
+            <w:pPr>
+              <w:jc w:val="center"/>
+            </w:pPr>
+            <w:r>
+              <w:rPr>
+                <w:rFonts w:ascii="Yu Gothic" w:cs="Yu Gothic" w:eastAsia="Yu Gothic" w:hAnsi="Yu Gothic"/>
+                <w:b/>
+                <w:bCs/>
+                <w:color w:val="FFFFFF"/>
+                <w:sz w:val="19"/>
+                <w:szCs w:val="19"/>
+              </w:rPr>
+              <w:t xml:space="preserve">裁量的発生高</w:t>
+            </w:r>
+          </w:p>
+        </w:tc>
+        <w:tc>
+          <w:tcPr>
+            <w:tcW w:type="dxa" w:w="500"/>
+            <w:tcBorders>
+              <w:top w:val="none"/>
+              <w:left w:val="none"/>
+              <w:bottom w:val="none"/>
+              <w:right w:val="none"/>
+            </w:tcBorders>
+            <w:vAlign w:val="center"/>
+          </w:tcPr>
+          <w:p>
+            <w:pPr>
+              <w:jc w:val="center"/>
+            </w:pPr>
+            <w:r>
+              <w:rPr>
+                <w:rFonts w:ascii="Yu Gothic" w:cs="Yu Gothic" w:eastAsia="Yu Gothic" w:hAnsi="Yu Gothic"/>
+                <w:b/>
+                <w:bCs/>
+                <w:color w:val="2E5395"/>
+                <w:sz w:val="24"/>
+                <w:szCs w:val="24"/>
+              </w:rPr>
+              <w:t xml:space="preserve">→</w:t>
+            </w:r>
+          </w:p>
+        </w:tc>
+        <w:tc>
+          <w:tcPr>
+            <w:tcW w:type="dxa" w:w="2100"/>
+            <w:shd w:fill="44546A" w:val="clear"/>
+            <w:tcMar>
+              <w:top w:type="dxa" w:w="120"/>
+              <w:left w:type="dxa" w:w="120"/>
+              <w:bottom w:type="dxa" w:w="120"/>
+              <w:right w:type="dxa" w:w="120"/>
+            </w:tcMar>
+          </w:tcPr>
+          <w:p>
+            <w:pPr>
+              <w:jc w:val="center"/>
+            </w:pPr>
+            <w:r>
+              <w:rPr>
+                <w:rFonts w:ascii="Yu Gothic" w:cs="Yu Gothic" w:eastAsia="Yu Gothic" w:hAnsi="Yu Gothic"/>
+                <w:b/>
+                <w:bCs/>
+                <w:color w:val="FFFFFF"/>
+                <w:sz w:val="19"/>
+                <w:szCs w:val="19"/>
+              </w:rPr>
+              <w:t xml:space="preserve">利益分布</w:t>
             </w:r>
           </w:p>
         </w:tc>
@@ -3369,12 +3417,8 @@
     </w:tbl>
     <w:p>
       <w:pPr>
-        <w:pStyle w:val="Heading2"/>
-        <w:spacing w:after="160" w:before="360"/>
-      </w:pPr>
-      <w:r>
-        <w:t xml:space="preserve">5. 利益調整の動機マップ（第6章）</w:t>
-      </w:r>
+        <w:spacing w:after="100"/>
+      </w:pPr>
     </w:p>
     <w:tbl>
       <w:tblPr>
@@ -3389,8 +3433,8 @@
         </w:tblBorders>
       </w:tblPr>
       <w:tblGrid>
-        <w:gridCol w:w="4500"/>
-        <w:gridCol w:w="4500"/>
+        <w:gridCol w:w="2600"/>
+        <w:gridCol w:w="6400"/>
       </w:tblGrid>
       <w:tr>
         <w:trPr>
@@ -3398,7 +3442,7 @@
         </w:trPr>
         <w:tc>
           <w:tcPr>
-            <w:tcW w:type="dxa" w:w="4500"/>
+            <w:tcW w:type="dxa" w:w="2600"/>
             <w:shd w:fill="DDE6F0" w:val="clear"/>
             <w:tcMar>
               <w:top w:type="dxa" w:w="60"/>
@@ -3416,13 +3460,13 @@
                 <w:sz w:val="19"/>
                 <w:szCs w:val="19"/>
               </w:rPr>
-              <w:t xml:space="preserve">契約に基づく動機</w:t>
-            </w:r>
-          </w:p>
-        </w:tc>
-        <w:tc>
-          <w:tcPr>
-            <w:tcW w:type="dxa" w:w="4500"/>
+              <w:t xml:space="preserve">観点</w:t>
+            </w:r>
+          </w:p>
+        </w:tc>
+        <w:tc>
+          <w:tcPr>
+            <w:tcW w:type="dxa" w:w="6400"/>
             <w:shd w:fill="DDE6F0" w:val="clear"/>
             <w:tcMar>
               <w:top w:type="dxa" w:w="60"/>
@@ -3440,51 +3484,336 @@
                 <w:sz w:val="19"/>
                 <w:szCs w:val="19"/>
               </w:rPr>
-              <w:t xml:space="preserve">株式市場に基づく動機</w:t>
+              <w:t xml:space="preserve">キーワード</w:t>
             </w:r>
           </w:p>
         </w:tc>
       </w:tr>
       <w:tr>
-        <w:tc>
-          <w:tcPr>
-            <w:tcW w:type="dxa" w:w="4500"/>
-            <w:tcMar>
-              <w:top w:type="dxa" w:w="60"/>
-              <w:left w:type="dxa" w:w="100"/>
-              <w:bottom w:type="dxa" w:w="60"/>
-              <w:right w:type="dxa" w:w="100"/>
-            </w:tcMar>
-          </w:tcPr>
-          <w:p>
-            <w:r>
-              <w:rPr>
-                <w:rFonts w:ascii="Yu Mincho" w:cs="Yu Mincho" w:eastAsia="Yu Mincho" w:hAnsi="Yu Mincho"/>
-                <w:sz w:val="19"/>
-                <w:szCs w:val="19"/>
-              </w:rPr>
-              <w:t xml:space="preserve">ボーナス制度仮説 / 債務契約仮説 / 政治費用仮説 / 税コスト仮説 / 経営者交代仮説</w:t>
-            </w:r>
-          </w:p>
-        </w:tc>
-        <w:tc>
-          <w:tcPr>
-            <w:tcW w:type="dxa" w:w="4500"/>
-            <w:tcMar>
-              <w:top w:type="dxa" w:w="60"/>
-              <w:left w:type="dxa" w:w="100"/>
-              <w:bottom w:type="dxa" w:w="60"/>
-              <w:right w:type="dxa" w:w="100"/>
-            </w:tcMar>
-          </w:tcPr>
-          <w:p>
-            <w:r>
-              <w:rPr>
-                <w:rFonts w:ascii="Yu Mincho" w:cs="Yu Mincho" w:eastAsia="Yu Mincho" w:hAnsi="Yu Mincho"/>
-                <w:sz w:val="19"/>
-                <w:szCs w:val="19"/>
-              </w:rPr>
-              <w:t xml:space="preserve">IPO仮説 / SEO仮説 / エクイティ・インセンティブ仮説 / MBO仮説 / M&amp;A仮説 / 利益ベンチマーク仮説</w:t>
+        <w:trPr>
+          <w:cantSplit/>
+        </w:trPr>
+        <w:tc>
+          <w:tcPr>
+            <w:tcW w:type="dxa" w:w="2600"/>
+            <w:tcMar>
+              <w:top w:type="dxa" w:w="60"/>
+              <w:left w:type="dxa" w:w="100"/>
+              <w:bottom w:type="dxa" w:w="60"/>
+              <w:right w:type="dxa" w:w="100"/>
+            </w:tcMar>
+          </w:tcPr>
+          <w:p>
+            <w:r>
+              <w:rPr>
+                <w:rFonts w:ascii="Yu Mincho" w:cs="Yu Mincho" w:eastAsia="Yu Mincho" w:hAnsi="Yu Mincho"/>
+                <w:sz w:val="19"/>
+                <w:szCs w:val="19"/>
+              </w:rPr>
+              <w:t xml:space="preserve">定義のポイント</w:t>
+            </w:r>
+          </w:p>
+        </w:tc>
+        <w:tc>
+          <w:tcPr>
+            <w:tcW w:type="dxa" w:w="6400"/>
+            <w:tcMar>
+              <w:top w:type="dxa" w:w="60"/>
+              <w:left w:type="dxa" w:w="100"/>
+              <w:bottom w:type="dxa" w:w="60"/>
+              <w:right w:type="dxa" w:w="100"/>
+            </w:tcMar>
+          </w:tcPr>
+          <w:p>
+            <w:r>
+              <w:rPr>
+                <w:rFonts w:ascii="Yu Mincho" w:cs="Yu Mincho" w:eastAsia="Yu Mincho" w:hAnsi="Yu Mincho"/>
+                <w:sz w:val="19"/>
+                <w:szCs w:val="19"/>
+              </w:rPr>
+              <w:t xml:space="preserve">GAAPの範囲内（不正会計とは別）／会計的裁量 vs 実体的裁量／会計発生高の反転性</w:t>
+            </w:r>
+          </w:p>
+        </w:tc>
+      </w:tr>
+      <w:tr>
+        <w:trPr>
+          <w:cantSplit/>
+        </w:trPr>
+        <w:tc>
+          <w:tcPr>
+            <w:tcW w:type="dxa" w:w="2600"/>
+            <w:tcMar>
+              <w:top w:type="dxa" w:w="60"/>
+              <w:left w:type="dxa" w:w="100"/>
+              <w:bottom w:type="dxa" w:w="60"/>
+              <w:right w:type="dxa" w:w="100"/>
+            </w:tcMar>
+          </w:tcPr>
+          <w:p>
+            <w:r>
+              <w:rPr>
+                <w:rFonts w:ascii="Yu Mincho" w:cs="Yu Mincho" w:eastAsia="Yu Mincho" w:hAnsi="Yu Mincho"/>
+                <w:sz w:val="19"/>
+                <w:szCs w:val="19"/>
+              </w:rPr>
+              <w:t xml:space="preserve">裁量的発生高モデル</w:t>
+            </w:r>
+          </w:p>
+        </w:tc>
+        <w:tc>
+          <w:tcPr>
+            <w:tcW w:type="dxa" w:w="6400"/>
+            <w:tcMar>
+              <w:top w:type="dxa" w:w="60"/>
+              <w:left w:type="dxa" w:w="100"/>
+              <w:bottom w:type="dxa" w:w="60"/>
+              <w:right w:type="dxa" w:w="100"/>
+            </w:tcMar>
+          </w:tcPr>
+          <w:p>
+            <w:r>
+              <w:rPr>
+                <w:rFonts w:ascii="Yu Mincho" w:cs="Yu Mincho" w:eastAsia="Yu Mincho" w:hAnsi="Yu Mincho"/>
+                <w:sz w:val="19"/>
+                <w:szCs w:val="19"/>
+              </w:rPr>
+              <w:t xml:space="preserve">DeAngelo → Jones(1991) → 修正Jones(1995) → CFO修正Jones(1999)</w:t>
+            </w:r>
+          </w:p>
+        </w:tc>
+      </w:tr>
+      <w:tr>
+        <w:trPr>
+          <w:cantSplit/>
+        </w:trPr>
+        <w:tc>
+          <w:tcPr>
+            <w:tcW w:type="dxa" w:w="2600"/>
+            <w:tcMar>
+              <w:top w:type="dxa" w:w="60"/>
+              <w:left w:type="dxa" w:w="100"/>
+              <w:bottom w:type="dxa" w:w="60"/>
+              <w:right w:type="dxa" w:w="100"/>
+            </w:tcMar>
+          </w:tcPr>
+          <w:p>
+            <w:r>
+              <w:rPr>
+                <w:rFonts w:ascii="Yu Mincho" w:cs="Yu Mincho" w:eastAsia="Yu Mincho" w:hAnsi="Yu Mincho"/>
+                <w:sz w:val="19"/>
+                <w:szCs w:val="19"/>
+              </w:rPr>
+              <w:t xml:space="preserve">ケース</w:t>
+            </w:r>
+          </w:p>
+        </w:tc>
+        <w:tc>
+          <w:tcPr>
+            <w:tcW w:type="dxa" w:w="6400"/>
+            <w:tcMar>
+              <w:top w:type="dxa" w:w="60"/>
+              <w:left w:type="dxa" w:w="100"/>
+              <w:bottom w:type="dxa" w:w="60"/>
+              <w:right w:type="dxa" w:w="100"/>
+            </w:tcMar>
+          </w:tcPr>
+          <w:p>
+            <w:r>
+              <w:rPr>
+                <w:rFonts w:ascii="Yu Mincho" w:cs="Yu Mincho" w:eastAsia="Yu Mincho" w:hAnsi="Yu Mincho"/>
+                <w:sz w:val="19"/>
+                <w:szCs w:val="19"/>
+              </w:rPr>
+              <w:t xml:space="preserve">日産：営業CFはV字でないが当期純利益・裁量的発生高はV字（ゴーン改革期）</w:t>
+            </w:r>
+          </w:p>
+        </w:tc>
+      </w:tr>
+      <w:tr>
+        <w:trPr>
+          <w:cantSplit/>
+        </w:trPr>
+        <w:tc>
+          <w:tcPr>
+            <w:tcW w:type="dxa" w:w="2600"/>
+            <w:tcMar>
+              <w:top w:type="dxa" w:w="60"/>
+              <w:left w:type="dxa" w:w="100"/>
+              <w:bottom w:type="dxa" w:w="60"/>
+              <w:right w:type="dxa" w:w="100"/>
+            </w:tcMar>
+          </w:tcPr>
+          <w:p>
+            <w:r>
+              <w:rPr>
+                <w:rFonts w:ascii="Yu Mincho" w:cs="Yu Mincho" w:eastAsia="Yu Mincho" w:hAnsi="Yu Mincho"/>
+                <w:sz w:val="19"/>
+                <w:szCs w:val="19"/>
+              </w:rPr>
+              <w:t xml:space="preserve">契約に基づく動機</w:t>
+            </w:r>
+          </w:p>
+        </w:tc>
+        <w:tc>
+          <w:tcPr>
+            <w:tcW w:type="dxa" w:w="6400"/>
+            <w:tcMar>
+              <w:top w:type="dxa" w:w="60"/>
+              <w:left w:type="dxa" w:w="100"/>
+              <w:bottom w:type="dxa" w:w="60"/>
+              <w:right w:type="dxa" w:w="100"/>
+            </w:tcMar>
+          </w:tcPr>
+          <w:p>
+            <w:r>
+              <w:rPr>
+                <w:rFonts w:ascii="Yu Mincho" w:cs="Yu Mincho" w:eastAsia="Yu Mincho" w:hAnsi="Yu Mincho"/>
+                <w:sz w:val="19"/>
+                <w:szCs w:val="19"/>
+              </w:rPr>
+              <w:t xml:space="preserve">ボーナス制度／債務契約（日本航空）／政治費用／税コスト／経営者交代</w:t>
+            </w:r>
+          </w:p>
+        </w:tc>
+      </w:tr>
+      <w:tr>
+        <w:trPr>
+          <w:cantSplit/>
+        </w:trPr>
+        <w:tc>
+          <w:tcPr>
+            <w:tcW w:type="dxa" w:w="2600"/>
+            <w:tcMar>
+              <w:top w:type="dxa" w:w="60"/>
+              <w:left w:type="dxa" w:w="100"/>
+              <w:bottom w:type="dxa" w:w="60"/>
+              <w:right w:type="dxa" w:w="100"/>
+            </w:tcMar>
+          </w:tcPr>
+          <w:p>
+            <w:r>
+              <w:rPr>
+                <w:rFonts w:ascii="Yu Mincho" w:cs="Yu Mincho" w:eastAsia="Yu Mincho" w:hAnsi="Yu Mincho"/>
+                <w:sz w:val="19"/>
+                <w:szCs w:val="19"/>
+              </w:rPr>
+              <w:t xml:space="preserve">株式市場に基づく動機</w:t>
+            </w:r>
+          </w:p>
+        </w:tc>
+        <w:tc>
+          <w:tcPr>
+            <w:tcW w:type="dxa" w:w="6400"/>
+            <w:tcMar>
+              <w:top w:type="dxa" w:w="60"/>
+              <w:left w:type="dxa" w:w="100"/>
+              <w:bottom w:type="dxa" w:w="60"/>
+              <w:right w:type="dxa" w:w="100"/>
+            </w:tcMar>
+          </w:tcPr>
+          <w:p>
+            <w:r>
+              <w:rPr>
+                <w:rFonts w:ascii="Yu Mincho" w:cs="Yu Mincho" w:eastAsia="Yu Mincho" w:hAnsi="Yu Mincho"/>
+                <w:sz w:val="19"/>
+                <w:szCs w:val="19"/>
+              </w:rPr>
+              <w:t xml:space="preserve">IPO／SEO／エクイティ・インセンティブ／MBO／M&amp;A／利益ベンチマーク</w:t>
+            </w:r>
+          </w:p>
+        </w:tc>
+      </w:tr>
+      <w:tr>
+        <w:trPr>
+          <w:cantSplit/>
+        </w:trPr>
+        <w:tc>
+          <w:tcPr>
+            <w:tcW w:type="dxa" w:w="2600"/>
+            <w:tcMar>
+              <w:top w:type="dxa" w:w="60"/>
+              <w:left w:type="dxa" w:w="100"/>
+              <w:bottom w:type="dxa" w:w="60"/>
+              <w:right w:type="dxa" w:w="100"/>
+            </w:tcMar>
+          </w:tcPr>
+          <w:p>
+            <w:r>
+              <w:rPr>
+                <w:rFonts w:ascii="Yu Mincho" w:cs="Yu Mincho" w:eastAsia="Yu Mincho" w:hAnsi="Yu Mincho"/>
+                <w:sz w:val="19"/>
+                <w:szCs w:val="19"/>
+              </w:rPr>
+              <w:t xml:space="preserve">利益調整の決定要因</w:t>
+            </w:r>
+          </w:p>
+        </w:tc>
+        <w:tc>
+          <w:tcPr>
+            <w:tcW w:type="dxa" w:w="6400"/>
+            <w:tcMar>
+              <w:top w:type="dxa" w:w="60"/>
+              <w:left w:type="dxa" w:w="100"/>
+              <w:bottom w:type="dxa" w:w="60"/>
+              <w:right w:type="dxa" w:w="100"/>
+            </w:tcMar>
+          </w:tcPr>
+          <w:p>
+            <w:r>
+              <w:rPr>
+                <w:rFonts w:ascii="Yu Mincho" w:cs="Yu Mincho" w:eastAsia="Yu Mincho" w:hAnsi="Yu Mincho"/>
+                <w:sz w:val="19"/>
+                <w:szCs w:val="19"/>
+              </w:rPr>
+              <w:t xml:space="preserve">取締役会の独立性・専門性／監査の質／株式所有構造／公開・非公開／SOX法(2002)</w:t>
+            </w:r>
+          </w:p>
+        </w:tc>
+      </w:tr>
+      <w:tr>
+        <w:trPr>
+          <w:cantSplit/>
+        </w:trPr>
+        <w:tc>
+          <w:tcPr>
+            <w:tcW w:type="dxa" w:w="2600"/>
+            <w:tcMar>
+              <w:top w:type="dxa" w:w="60"/>
+              <w:left w:type="dxa" w:w="100"/>
+              <w:bottom w:type="dxa" w:w="60"/>
+              <w:right w:type="dxa" w:w="100"/>
+            </w:tcMar>
+          </w:tcPr>
+          <w:p>
+            <w:r>
+              <w:rPr>
+                <w:rFonts w:ascii="Yu Mincho" w:cs="Yu Mincho" w:eastAsia="Yu Mincho" w:hAnsi="Yu Mincho"/>
+                <w:sz w:val="19"/>
+                <w:szCs w:val="19"/>
+              </w:rPr>
+              <w:t xml:space="preserve">経済的帰結</w:t>
+            </w:r>
+          </w:p>
+        </w:tc>
+        <w:tc>
+          <w:tcPr>
+            <w:tcW w:type="dxa" w:w="6400"/>
+            <w:tcMar>
+              <w:top w:type="dxa" w:w="60"/>
+              <w:left w:type="dxa" w:w="100"/>
+              <w:bottom w:type="dxa" w:w="60"/>
+              <w:right w:type="dxa" w:w="100"/>
+            </w:tcMar>
+          </w:tcPr>
+          <w:p>
+            <w:r>
+              <w:rPr>
+                <w:rFonts w:ascii="Yu Mincho" w:cs="Yu Mincho" w:eastAsia="Yu Mincho" w:hAnsi="Yu Mincho"/>
+                <w:sz w:val="19"/>
+                <w:szCs w:val="19"/>
+              </w:rPr>
+              <w:t xml:space="preserve">会計発生高に情報内容あり(Dechow 1994, Subramanyam 1996)／会計発生高アノマリー(Sloan 1996ほか)</w:t>
             </w:r>
           </w:p>
         </w:tc>
@@ -3495,20 +3824,253 @@
         <w:spacing w:after="100"/>
       </w:pPr>
     </w:p>
-    <w:p>
-      <w:pPr>
-        <w:spacing w:after="140" w:line="320"/>
-        <w:jc w:val="left"/>
-      </w:pPr>
-      <w:r>
-        <w:rPr>
-          <w:rFonts w:ascii="Yu Mincho" w:cs="Yu Mincho" w:eastAsia="Yu Mincho" w:hAnsi="Yu Mincho"/>
-          <w:sz w:val="21"/>
-          <w:szCs w:val="21"/>
-        </w:rPr>
-        <w:t xml:space="preserve">これらの動機を抑制する方向に働くのが、取締役会の独立性・専門性、監査の質、株式所有構造（機関投資家・支配株主の性質）、SOX法の4つの決定要因である（第6章6.9節）。</w:t>
-      </w:r>
-    </w:p>
+    <w:tbl>
+      <w:tblPr>
+        <w:tblW w:type="pct" w:w="100%"/>
+        <w:tblBorders>
+          <w:top w:val="none"/>
+          <w:left w:val="none"/>
+          <w:bottom w:val="none"/>
+          <w:right w:val="none"/>
+          <w:insideH w:val="none"/>
+          <w:insideV w:val="none"/>
+        </w:tblBorders>
+      </w:tblPr>
+      <w:tblGrid>
+        <w:gridCol w:w="2250"/>
+        <w:gridCol w:w="2250"/>
+        <w:gridCol w:w="2250"/>
+        <w:gridCol w:w="2250"/>
+      </w:tblGrid>
+      <w:tr>
+        <w:tc>
+          <w:tcPr>
+            <w:tcW w:type="dxa" w:w="2250"/>
+            <w:shd w:fill="2E5395" w:val="clear"/>
+            <w:tcMar>
+              <w:top w:type="dxa" w:w="80"/>
+              <w:left w:type="dxa" w:w="140"/>
+              <w:bottom w:type="dxa" w:w="80"/>
+              <w:right w:type="dxa" w:w="140"/>
+            </w:tcMar>
+          </w:tcPr>
+          <w:p>
+            <w:pPr>
+              <w:jc w:val="center"/>
+            </w:pPr>
+            <w:r>
+              <w:rPr>
+                <w:rFonts w:ascii="Yu Gothic" w:cs="Yu Gothic" w:eastAsia="Yu Gothic" w:hAnsi="Yu Gothic"/>
+                <w:b/>
+                <w:bCs/>
+                <w:color w:val="FFFFFF"/>
+                <w:sz w:val="18"/>
+                <w:szCs w:val="18"/>
+              </w:rPr>
+              <w:t xml:space="preserve">情報の非対称性</w:t>
+            </w:r>
+          </w:p>
+        </w:tc>
+        <w:tc>
+          <w:tcPr>
+            <w:tcW w:type="dxa" w:w="2250"/>
+            <w:shd w:fill="2E5395" w:val="clear"/>
+            <w:tcMar>
+              <w:top w:type="dxa" w:w="80"/>
+              <w:left w:type="dxa" w:w="140"/>
+              <w:bottom w:type="dxa" w:w="80"/>
+              <w:right w:type="dxa" w:w="140"/>
+            </w:tcMar>
+          </w:tcPr>
+          <w:p>
+            <w:pPr>
+              <w:jc w:val="center"/>
+            </w:pPr>
+            <w:r>
+              <w:rPr>
+                <w:rFonts w:ascii="Yu Gothic" w:cs="Yu Gothic" w:eastAsia="Yu Gothic" w:hAnsi="Yu Gothic"/>
+                <w:b/>
+                <w:bCs/>
+                <w:color w:val="FFFFFF"/>
+                <w:sz w:val="18"/>
+                <w:szCs w:val="18"/>
+              </w:rPr>
+              <w:t xml:space="preserve">エイジェンシー理論</w:t>
+            </w:r>
+          </w:p>
+        </w:tc>
+        <w:tc>
+          <w:tcPr>
+            <w:tcW w:type="dxa" w:w="2250"/>
+            <w:shd w:fill="2E5395" w:val="clear"/>
+            <w:tcMar>
+              <w:top w:type="dxa" w:w="80"/>
+              <w:left w:type="dxa" w:w="140"/>
+              <w:bottom w:type="dxa" w:w="80"/>
+              <w:right w:type="dxa" w:w="140"/>
+            </w:tcMar>
+          </w:tcPr>
+          <w:p>
+            <w:pPr>
+              <w:jc w:val="center"/>
+            </w:pPr>
+            <w:r>
+              <w:rPr>
+                <w:rFonts w:ascii="Yu Gothic" w:cs="Yu Gothic" w:eastAsia="Yu Gothic" w:hAnsi="Yu Gothic"/>
+                <w:b/>
+                <w:bCs/>
+                <w:color w:val="FFFFFF"/>
+                <w:sz w:val="18"/>
+                <w:szCs w:val="18"/>
+              </w:rPr>
+              <w:t xml:space="preserve">モラル・ハザード</w:t>
+            </w:r>
+          </w:p>
+        </w:tc>
+        <w:tc>
+          <w:tcPr>
+            <w:tcW w:type="dxa" w:w="2250"/>
+            <w:shd w:fill="2E5395" w:val="clear"/>
+            <w:tcMar>
+              <w:top w:type="dxa" w:w="80"/>
+              <w:left w:type="dxa" w:w="140"/>
+              <w:bottom w:type="dxa" w:w="80"/>
+              <w:right w:type="dxa" w:w="140"/>
+            </w:tcMar>
+          </w:tcPr>
+          <w:p>
+            <w:pPr>
+              <w:jc w:val="center"/>
+            </w:pPr>
+            <w:r>
+              <w:rPr>
+                <w:rFonts w:ascii="Yu Gothic" w:cs="Yu Gothic" w:eastAsia="Yu Gothic" w:hAnsi="Yu Gothic"/>
+                <w:b/>
+                <w:bCs/>
+                <w:color w:val="FFFFFF"/>
+                <w:sz w:val="18"/>
+                <w:szCs w:val="18"/>
+              </w:rPr>
+              <w:t xml:space="preserve">逆選択</w:t>
+            </w:r>
+          </w:p>
+        </w:tc>
+      </w:tr>
+      <w:tr>
+        <w:tc>
+          <w:tcPr>
+            <w:tcW w:type="dxa" w:w="2250"/>
+            <w:shd w:fill="2E5395" w:val="clear"/>
+            <w:tcMar>
+              <w:top w:type="dxa" w:w="80"/>
+              <w:left w:type="dxa" w:w="140"/>
+              <w:bottom w:type="dxa" w:w="80"/>
+              <w:right w:type="dxa" w:w="140"/>
+            </w:tcMar>
+          </w:tcPr>
+          <w:p>
+            <w:pPr>
+              <w:jc w:val="center"/>
+            </w:pPr>
+            <w:r>
+              <w:rPr>
+                <w:rFonts w:ascii="Yu Gothic" w:cs="Yu Gothic" w:eastAsia="Yu Gothic" w:hAnsi="Yu Gothic"/>
+                <w:b/>
+                <w:bCs/>
+                <w:color w:val="FFFFFF"/>
+                <w:sz w:val="18"/>
+                <w:szCs w:val="18"/>
+              </w:rPr>
+              <w:t xml:space="preserve">効率的市場仮説</w:t>
+            </w:r>
+          </w:p>
+        </w:tc>
+        <w:tc>
+          <w:tcPr>
+            <w:tcW w:type="dxa" w:w="2250"/>
+            <w:shd w:fill="2E5395" w:val="clear"/>
+            <w:tcMar>
+              <w:top w:type="dxa" w:w="80"/>
+              <w:left w:type="dxa" w:w="140"/>
+              <w:bottom w:type="dxa" w:w="80"/>
+              <w:right w:type="dxa" w:w="140"/>
+            </w:tcMar>
+          </w:tcPr>
+          <w:p>
+            <w:pPr>
+              <w:jc w:val="center"/>
+            </w:pPr>
+            <w:r>
+              <w:rPr>
+                <w:rFonts w:ascii="Yu Gothic" w:cs="Yu Gothic" w:eastAsia="Yu Gothic" w:hAnsi="Yu Gothic"/>
+                <w:b/>
+                <w:bCs/>
+                <w:color w:val="FFFFFF"/>
+                <w:sz w:val="18"/>
+                <w:szCs w:val="18"/>
+              </w:rPr>
+              <w:t xml:space="preserve">GAAP</w:t>
+            </w:r>
+          </w:p>
+        </w:tc>
+        <w:tc>
+          <w:tcPr>
+            <w:tcW w:type="dxa" w:w="2250"/>
+            <w:shd w:fill="2E5395" w:val="clear"/>
+            <w:tcMar>
+              <w:top w:type="dxa" w:w="80"/>
+              <w:left w:type="dxa" w:w="140"/>
+              <w:bottom w:type="dxa" w:w="80"/>
+              <w:right w:type="dxa" w:w="140"/>
+            </w:tcMar>
+          </w:tcPr>
+          <w:p>
+            <w:pPr>
+              <w:jc w:val="center"/>
+            </w:pPr>
+            <w:r>
+              <w:rPr>
+                <w:rFonts w:ascii="Yu Gothic" w:cs="Yu Gothic" w:eastAsia="Yu Gothic" w:hAnsi="Yu Gothic"/>
+                <w:b/>
+                <w:bCs/>
+                <w:color w:val="FFFFFF"/>
+                <w:sz w:val="18"/>
+                <w:szCs w:val="18"/>
+              </w:rPr>
+              <w:t xml:space="preserve">コーポレート・ガバナンス</w:t>
+            </w:r>
+          </w:p>
+        </w:tc>
+        <w:tc>
+          <w:tcPr>
+            <w:tcW w:type="dxa" w:w="2250"/>
+            <w:shd w:fill="2E5395" w:val="clear"/>
+            <w:tcMar>
+              <w:top w:type="dxa" w:w="80"/>
+              <w:left w:type="dxa" w:w="140"/>
+              <w:bottom w:type="dxa" w:w="80"/>
+              <w:right w:type="dxa" w:w="140"/>
+            </w:tcMar>
+          </w:tcPr>
+          <w:p>
+            <w:pPr>
+              <w:jc w:val="center"/>
+            </w:pPr>
+            <w:r>
+              <w:rPr>
+                <w:rFonts w:ascii="Yu Gothic" w:cs="Yu Gothic" w:eastAsia="Yu Gothic" w:hAnsi="Yu Gothic"/>
+                <w:b/>
+                <w:bCs/>
+                <w:color w:val="FFFFFF"/>
+                <w:sz w:val="18"/>
+                <w:szCs w:val="18"/>
+              </w:rPr>
+              <w:t xml:space="preserve">利益調整</w:t>
+            </w:r>
+          </w:p>
+        </w:tc>
+      </w:tr>
+    </w:tbl>
     <w:p>
       <w:pPr>
         <w:pStyle w:val="Heading1"/>
@@ -3806,6 +4368,9 @@
         </w:tc>
       </w:tr>
       <w:tr>
+        <w:trPr>
+          <w:cantSplit/>
+        </w:trPr>
         <w:tc>
           <w:tcPr>
             <w:tcW w:type="dxa" w:w="3200"/>
@@ -3871,6 +4436,9 @@
         </w:tc>
       </w:tr>
       <w:tr>
+        <w:trPr>
+          <w:cantSplit/>
+        </w:trPr>
         <w:tc>
           <w:tcPr>
             <w:tcW w:type="dxa" w:w="3200"/>
@@ -3936,6 +4504,9 @@
         </w:tc>
       </w:tr>
       <w:tr>
+        <w:trPr>
+          <w:cantSplit/>
+        </w:trPr>
         <w:tc>
           <w:tcPr>
             <w:tcW w:type="dxa" w:w="3200"/>
@@ -4001,6 +4572,9 @@
         </w:tc>
       </w:tr>
       <w:tr>
+        <w:trPr>
+          <w:cantSplit/>
+        </w:trPr>
         <w:tc>
           <w:tcPr>
             <w:tcW w:type="dxa" w:w="3200"/>
@@ -4066,6 +4640,9 @@
         </w:tc>
       </w:tr>
       <w:tr>
+        <w:trPr>
+          <w:cantSplit/>
+        </w:trPr>
         <w:tc>
           <w:tcPr>
             <w:tcW w:type="dxa" w:w="3200"/>
@@ -4131,6 +4708,9 @@
         </w:tc>
       </w:tr>
       <w:tr>
+        <w:trPr>
+          <w:cantSplit/>
+        </w:trPr>
         <w:tc>
           <w:tcPr>
             <w:tcW w:type="dxa" w:w="3200"/>
@@ -4196,6 +4776,9 @@
         </w:tc>
       </w:tr>
       <w:tr>
+        <w:trPr>
+          <w:cantSplit/>
+        </w:trPr>
         <w:tc>
           <w:tcPr>
             <w:tcW w:type="dxa" w:w="3200"/>
@@ -4843,6 +5426,9 @@
         </w:tc>
       </w:tr>
       <w:tr>
+        <w:trPr>
+          <w:cantSplit/>
+        </w:trPr>
         <w:tc>
           <w:tcPr>
             <w:tcW w:type="dxa" w:w="2600"/>
@@ -4908,6 +5494,9 @@
         </w:tc>
       </w:tr>
       <w:tr>
+        <w:trPr>
+          <w:cantSplit/>
+        </w:trPr>
         <w:tc>
           <w:tcPr>
             <w:tcW w:type="dxa" w:w="2600"/>
@@ -4973,6 +5562,9 @@
         </w:tc>
       </w:tr>
       <w:tr>
+        <w:trPr>
+          <w:cantSplit/>
+        </w:trPr>
         <w:tc>
           <w:tcPr>
             <w:tcW w:type="dxa" w:w="2600"/>
@@ -5338,6 +5930,9 @@
         </w:tc>
       </w:tr>
       <w:tr>
+        <w:trPr>
+          <w:cantSplit/>
+        </w:trPr>
         <w:tc>
           <w:tcPr>
             <w:tcW w:type="dxa" w:w="4000"/>
@@ -5382,6 +5977,9 @@
         </w:tc>
       </w:tr>
       <w:tr>
+        <w:trPr>
+          <w:cantSplit/>
+        </w:trPr>
         <w:tc>
           <w:tcPr>
             <w:tcW w:type="dxa" w:w="4000"/>
@@ -5426,6 +6024,9 @@
         </w:tc>
       </w:tr>
       <w:tr>
+        <w:trPr>
+          <w:cantSplit/>
+        </w:trPr>
         <w:tc>
           <w:tcPr>
             <w:tcW w:type="dxa" w:w="4000"/>
@@ -6131,6 +6732,9 @@
         </w:tc>
       </w:tr>
       <w:tr>
+        <w:trPr>
+          <w:cantSplit/>
+        </w:trPr>
         <w:tc>
           <w:tcPr>
             <w:tcW w:type="dxa" w:w="2600"/>
@@ -6217,6 +6821,9 @@
         </w:tc>
       </w:tr>
       <w:tr>
+        <w:trPr>
+          <w:cantSplit/>
+        </w:trPr>
         <w:tc>
           <w:tcPr>
             <w:tcW w:type="dxa" w:w="2600"/>
@@ -6513,6 +7120,9 @@
         </w:tc>
       </w:tr>
       <w:tr>
+        <w:trPr>
+          <w:cantSplit/>
+        </w:trPr>
         <w:tc>
           <w:tcPr>
             <w:tcW w:type="dxa" w:w="2600"/>
@@ -6578,6 +7188,9 @@
         </w:tc>
       </w:tr>
       <w:tr>
+        <w:trPr>
+          <w:cantSplit/>
+        </w:trPr>
         <w:tc>
           <w:tcPr>
             <w:tcW w:type="dxa" w:w="2600"/>
@@ -7196,6 +7809,9 @@
         </w:tc>
       </w:tr>
       <w:tr>
+        <w:trPr>
+          <w:cantSplit/>
+        </w:trPr>
         <w:tc>
           <w:tcPr>
             <w:tcW w:type="dxa" w:w="2800"/>
@@ -7261,6 +7877,9 @@
         </w:tc>
       </w:tr>
       <w:tr>
+        <w:trPr>
+          <w:cantSplit/>
+        </w:trPr>
         <w:tc>
           <w:tcPr>
             <w:tcW w:type="dxa" w:w="2800"/>
@@ -7326,6 +7945,9 @@
         </w:tc>
       </w:tr>
       <w:tr>
+        <w:trPr>
+          <w:cantSplit/>
+        </w:trPr>
         <w:tc>
           <w:tcPr>
             <w:tcW w:type="dxa" w:w="2800"/>
@@ -7391,6 +8013,9 @@
         </w:tc>
       </w:tr>
       <w:tr>
+        <w:trPr>
+          <w:cantSplit/>
+        </w:trPr>
         <w:tc>
           <w:tcPr>
             <w:tcW w:type="dxa" w:w="2800"/>
@@ -7456,6 +8081,9 @@
         </w:tc>
       </w:tr>
       <w:tr>
+        <w:trPr>
+          <w:cantSplit/>
+        </w:trPr>
         <w:tc>
           <w:tcPr>
             <w:tcW w:type="dxa" w:w="2800"/>
@@ -7521,6 +8149,9 @@
         </w:tc>
       </w:tr>
       <w:tr>
+        <w:trPr>
+          <w:cantSplit/>
+        </w:trPr>
         <w:tc>
           <w:tcPr>
             <w:tcW w:type="dxa" w:w="2800"/>
@@ -7586,6 +8217,9 @@
         </w:tc>
       </w:tr>
       <w:tr>
+        <w:trPr>
+          <w:cantSplit/>
+        </w:trPr>
         <w:tc>
           <w:tcPr>
             <w:tcW w:type="dxa" w:w="2800"/>
@@ -7651,6 +8285,9 @@
         </w:tc>
       </w:tr>
       <w:tr>
+        <w:trPr>
+          <w:cantSplit/>
+        </w:trPr>
         <w:tc>
           <w:tcPr>
             <w:tcW w:type="dxa" w:w="2800"/>
@@ -7716,6 +8353,9 @@
         </w:tc>
       </w:tr>
       <w:tr>
+        <w:trPr>
+          <w:cantSplit/>
+        </w:trPr>
         <w:tc>
           <w:tcPr>
             <w:tcW w:type="dxa" w:w="2800"/>
@@ -8919,6 +9559,9 @@
         </w:tc>
       </w:tr>
       <w:tr>
+        <w:trPr>
+          <w:cantSplit/>
+        </w:trPr>
         <w:tc>
           <w:tcPr>
             <w:tcW w:type="dxa" w:w="3000"/>
@@ -8963,6 +9606,9 @@
         </w:tc>
       </w:tr>
       <w:tr>
+        <w:trPr>
+          <w:cantSplit/>
+        </w:trPr>
         <w:tc>
           <w:tcPr>
             <w:tcW w:type="dxa" w:w="3000"/>
@@ -9007,6 +9653,9 @@
         </w:tc>
       </w:tr>
       <w:tr>
+        <w:trPr>
+          <w:cantSplit/>
+        </w:trPr>
         <w:tc>
           <w:tcPr>
             <w:tcW w:type="dxa" w:w="3000"/>
@@ -9051,6 +9700,9 @@
         </w:tc>
       </w:tr>
       <w:tr>
+        <w:trPr>
+          <w:cantSplit/>
+        </w:trPr>
         <w:tc>
           <w:tcPr>
             <w:tcW w:type="dxa" w:w="3000"/>
@@ -9235,6 +9887,9 @@
         </w:tc>
       </w:tr>
       <w:tr>
+        <w:trPr>
+          <w:cantSplit/>
+        </w:trPr>
         <w:tc>
           <w:tcPr>
             <w:tcW w:type="dxa" w:w="5500"/>
@@ -9279,6 +9934,9 @@
         </w:tc>
       </w:tr>
       <w:tr>
+        <w:trPr>
+          <w:cantSplit/>
+        </w:trPr>
         <w:tc>
           <w:tcPr>
             <w:tcW w:type="dxa" w:w="5500"/>
@@ -9323,6 +9981,9 @@
         </w:tc>
       </w:tr>
       <w:tr>
+        <w:trPr>
+          <w:cantSplit/>
+        </w:trPr>
         <w:tc>
           <w:tcPr>
             <w:tcW w:type="dxa" w:w="5500"/>
@@ -9367,6 +10028,9 @@
         </w:tc>
       </w:tr>
       <w:tr>
+        <w:trPr>
+          <w:cantSplit/>
+        </w:trPr>
         <w:tc>
           <w:tcPr>
             <w:tcW w:type="dxa" w:w="5500"/>
@@ -9411,6 +10075,9 @@
         </w:tc>
       </w:tr>
       <w:tr>
+        <w:trPr>
+          <w:cantSplit/>
+        </w:trPr>
         <w:tc>
           <w:tcPr>
             <w:tcW w:type="dxa" w:w="5500"/>
@@ -9455,6 +10122,9 @@
         </w:tc>
       </w:tr>
       <w:tr>
+        <w:trPr>
+          <w:cantSplit/>
+        </w:trPr>
         <w:tc>
           <w:tcPr>
             <w:tcW w:type="dxa" w:w="5500"/>
@@ -9927,6 +10597,9 @@
         </w:tc>
       </w:tr>
       <w:tr>
+        <w:trPr>
+          <w:cantSplit/>
+        </w:trPr>
         <w:tc>
           <w:tcPr>
             <w:tcW w:type="dxa" w:w="2600"/>
@@ -9992,6 +10665,9 @@
         </w:tc>
       </w:tr>
       <w:tr>
+        <w:trPr>
+          <w:cantSplit/>
+        </w:trPr>
         <w:tc>
           <w:tcPr>
             <w:tcW w:type="dxa" w:w="2600"/>
@@ -10057,6 +10733,9 @@
         </w:tc>
       </w:tr>
       <w:tr>
+        <w:trPr>
+          <w:cantSplit/>
+        </w:trPr>
         <w:tc>
           <w:tcPr>
             <w:tcW w:type="dxa" w:w="2600"/>
@@ -10122,6 +10801,9 @@
         </w:tc>
       </w:tr>
       <w:tr>
+        <w:trPr>
+          <w:cantSplit/>
+        </w:trPr>
         <w:tc>
           <w:tcPr>
             <w:tcW w:type="dxa" w:w="2600"/>
@@ -10187,6 +10869,9 @@
         </w:tc>
       </w:tr>
       <w:tr>
+        <w:trPr>
+          <w:cantSplit/>
+        </w:trPr>
         <w:tc>
           <w:tcPr>
             <w:tcW w:type="dxa" w:w="2600"/>
@@ -10252,6 +10937,9 @@
         </w:tc>
       </w:tr>
       <w:tr>
+        <w:trPr>
+          <w:cantSplit/>
+        </w:trPr>
         <w:tc>
           <w:tcPr>
             <w:tcW w:type="dxa" w:w="2600"/>
@@ -10317,6 +11005,9 @@
         </w:tc>
       </w:tr>
       <w:tr>
+        <w:trPr>
+          <w:cantSplit/>
+        </w:trPr>
         <w:tc>
           <w:tcPr>
             <w:tcW w:type="dxa" w:w="2600"/>
@@ -10382,6 +11073,9 @@
         </w:tc>
       </w:tr>
       <w:tr>
+        <w:trPr>
+          <w:cantSplit/>
+        </w:trPr>
         <w:tc>
           <w:tcPr>
             <w:tcW w:type="dxa" w:w="2600"/>
@@ -10565,6 +11259,9 @@
         </w:tc>
       </w:tr>
       <w:tr>
+        <w:trPr>
+          <w:cantSplit/>
+        </w:trPr>
         <w:tc>
           <w:tcPr>
             <w:tcW w:type="dxa" w:w="2800"/>
@@ -10630,6 +11327,9 @@
         </w:tc>
       </w:tr>
       <w:tr>
+        <w:trPr>
+          <w:cantSplit/>
+        </w:trPr>
         <w:tc>
           <w:tcPr>
             <w:tcW w:type="dxa" w:w="2800"/>
@@ -10695,6 +11395,9 @@
         </w:tc>
       </w:tr>
       <w:tr>
+        <w:trPr>
+          <w:cantSplit/>
+        </w:trPr>
         <w:tc>
           <w:tcPr>
             <w:tcW w:type="dxa" w:w="2800"/>
@@ -10760,6 +11463,9 @@
         </w:tc>
       </w:tr>
       <w:tr>
+        <w:trPr>
+          <w:cantSplit/>
+        </w:trPr>
         <w:tc>
           <w:tcPr>
             <w:tcW w:type="dxa" w:w="2800"/>
@@ -10825,6 +11531,9 @@
         </w:tc>
       </w:tr>
       <w:tr>
+        <w:trPr>
+          <w:cantSplit/>
+        </w:trPr>
         <w:tc>
           <w:tcPr>
             <w:tcW w:type="dxa" w:w="2800"/>
@@ -11008,6 +11717,9 @@
         </w:tc>
       </w:tr>
       <w:tr>
+        <w:trPr>
+          <w:cantSplit/>
+        </w:trPr>
         <w:tc>
           <w:tcPr>
             <w:tcW w:type="dxa" w:w="3400"/>
@@ -11073,6 +11785,9 @@
         </w:tc>
       </w:tr>
       <w:tr>
+        <w:trPr>
+          <w:cantSplit/>
+        </w:trPr>
         <w:tc>
           <w:tcPr>
             <w:tcW w:type="dxa" w:w="3400"/>
@@ -11138,6 +11853,9 @@
         </w:tc>
       </w:tr>
       <w:tr>
+        <w:trPr>
+          <w:cantSplit/>
+        </w:trPr>
         <w:tc>
           <w:tcPr>
             <w:tcW w:type="dxa" w:w="3400"/>
@@ -12704,6 +13422,9 @@
         </w:tc>
       </w:tr>
       <w:tr>
+        <w:trPr>
+          <w:cantSplit/>
+        </w:trPr>
         <w:tc>
           <w:tcPr>
             <w:tcW w:type="dxa" w:w="2200"/>
@@ -12769,6 +13490,9 @@
         </w:tc>
       </w:tr>
       <w:tr>
+        <w:trPr>
+          <w:cantSplit/>
+        </w:trPr>
         <w:tc>
           <w:tcPr>
             <w:tcW w:type="dxa" w:w="2200"/>
@@ -12834,6 +13558,9 @@
         </w:tc>
       </w:tr>
       <w:tr>
+        <w:trPr>
+          <w:cantSplit/>
+        </w:trPr>
         <w:tc>
           <w:tcPr>
             <w:tcW w:type="dxa" w:w="2200"/>
@@ -13933,6 +14660,9 @@
         </w:tc>
       </w:tr>
       <w:tr>
+        <w:trPr>
+          <w:cantSplit/>
+        </w:trPr>
         <w:tc>
           <w:tcPr>
             <w:tcW w:type="dxa" w:w="4400"/>
@@ -14677,6 +15407,9 @@
         </w:tc>
       </w:tr>
       <w:tr>
+        <w:trPr>
+          <w:cantSplit/>
+        </w:trPr>
         <w:tc>
           <w:tcPr>
             <w:tcW w:type="dxa" w:w="2400"/>
@@ -14742,6 +15475,9 @@
         </w:tc>
       </w:tr>
       <w:tr>
+        <w:trPr>
+          <w:cantSplit/>
+        </w:trPr>
         <w:tc>
           <w:tcPr>
             <w:tcW w:type="dxa" w:w="2400"/>
@@ -14807,6 +15543,9 @@
         </w:tc>
       </w:tr>
       <w:tr>
+        <w:trPr>
+          <w:cantSplit/>
+        </w:trPr>
         <w:tc>
           <w:tcPr>
             <w:tcW w:type="dxa" w:w="2400"/>
@@ -14872,6 +15611,9 @@
         </w:tc>
       </w:tr>
       <w:tr>
+        <w:trPr>
+          <w:cantSplit/>
+        </w:trPr>
         <w:tc>
           <w:tcPr>
             <w:tcW w:type="dxa" w:w="2400"/>
@@ -14937,6 +15679,9 @@
         </w:tc>
       </w:tr>
       <w:tr>
+        <w:trPr>
+          <w:cantSplit/>
+        </w:trPr>
         <w:tc>
           <w:tcPr>
             <w:tcW w:type="dxa" w:w="2400"/>
@@ -16070,6 +16815,9 @@
         </w:tc>
       </w:tr>
       <w:tr>
+        <w:trPr>
+          <w:cantSplit/>
+        </w:trPr>
         <w:tc>
           <w:tcPr>
             <w:tcW w:type="dxa" w:w="2200"/>
@@ -16135,6 +16883,9 @@
         </w:tc>
       </w:tr>
       <w:tr>
+        <w:trPr>
+          <w:cantSplit/>
+        </w:trPr>
         <w:tc>
           <w:tcPr>
             <w:tcW w:type="dxa" w:w="2200"/>
@@ -16200,6 +16951,9 @@
         </w:tc>
       </w:tr>
       <w:tr>
+        <w:trPr>
+          <w:cantSplit/>
+        </w:trPr>
         <w:tc>
           <w:tcPr>
             <w:tcW w:type="dxa" w:w="2200"/>
@@ -16265,6 +17019,9 @@
         </w:tc>
       </w:tr>
       <w:tr>
+        <w:trPr>
+          <w:cantSplit/>
+        </w:trPr>
         <w:tc>
           <w:tcPr>
             <w:tcW w:type="dxa" w:w="2200"/>
@@ -17164,6 +17921,9 @@
         </w:tc>
       </w:tr>
       <w:tr>
+        <w:trPr>
+          <w:cantSplit/>
+        </w:trPr>
         <w:tc>
           <w:tcPr>
             <w:tcW w:type="dxa" w:w="2600"/>
@@ -17271,6 +18031,9 @@
         </w:tc>
       </w:tr>
       <w:tr>
+        <w:trPr>
+          <w:cantSplit/>
+        </w:trPr>
         <w:tc>
           <w:tcPr>
             <w:tcW w:type="dxa" w:w="2600"/>
@@ -17378,6 +18141,9 @@
         </w:tc>
       </w:tr>
       <w:tr>
+        <w:trPr>
+          <w:cantSplit/>
+        </w:trPr>
         <w:tc>
           <w:tcPr>
             <w:tcW w:type="dxa" w:w="2600"/>
@@ -17485,6 +18251,9 @@
         </w:tc>
       </w:tr>
       <w:tr>
+        <w:trPr>
+          <w:cantSplit/>
+        </w:trPr>
         <w:tc>
           <w:tcPr>
             <w:tcW w:type="dxa" w:w="2600"/>
@@ -22606,6 +23375,9 @@
         </w:tc>
       </w:tr>
       <w:tr>
+        <w:trPr>
+          <w:cantSplit/>
+        </w:trPr>
         <w:tc>
           <w:tcPr>
             <w:tcW w:type="dxa" w:w="1800"/>
@@ -22671,6 +23443,9 @@
         </w:tc>
       </w:tr>
       <w:tr>
+        <w:trPr>
+          <w:cantSplit/>
+        </w:trPr>
         <w:tc>
           <w:tcPr>
             <w:tcW w:type="dxa" w:w="1800"/>
@@ -22736,6 +23511,9 @@
         </w:tc>
       </w:tr>
       <w:tr>
+        <w:trPr>
+          <w:cantSplit/>
+        </w:trPr>
         <w:tc>
           <w:tcPr>
             <w:tcW w:type="dxa" w:w="1800"/>
@@ -22801,6 +23579,9 @@
         </w:tc>
       </w:tr>
       <w:tr>
+        <w:trPr>
+          <w:cantSplit/>
+        </w:trPr>
         <w:tc>
           <w:tcPr>
             <w:tcW w:type="dxa" w:w="1800"/>
